--- a/docs/chrome-web-store-cn-fill-pack.docx
+++ b/docs/chrome-web-store-cn-fill-pack.docx
@@ -95,7 +95,7 @@
           <w:b w:val="0"/>
           <w:sz w:val="22"/>
         </w:rPr>
-        <w:t>Design Lens</w:t>
+        <w:t>Design Lens 设计证据采集</w:t>
       </w:r>
     </w:p>
     <w:p>
@@ -109,7 +109,7 @@
           <w:color w:val="555555"/>
           <w:sz w:val="18"/>
         </w:rPr>
-        <w:t>后台提示：保持与扩展包 manifest 中的名称一致。</w:t>
+        <w:t>后台提示：保持与新标准版扩展包 manifest 中的名称一致。</w:t>
       </w:r>
     </w:p>
     <w:p>
@@ -136,7 +136,7 @@
           <w:b w:val="0"/>
           <w:sz w:val="22"/>
         </w:rPr>
-        <w:t>采集网页设计证据、交互状态与缺口，用于设计参照或经授权的重建流程。</w:t>
+        <w:t>采集网页设计证据、交互状态与缺口，支持设计参照与经授权重建。</w:t>
       </w:r>
     </w:p>
     <w:p>
@@ -150,7 +150,7 @@
           <w:color w:val="555555"/>
           <w:sz w:val="18"/>
         </w:rPr>
-        <w:t>后台提示：如果后台限制字符数，使用本句，不要追加英文。</w:t>
+        <w:t>后台提示：上传新的标准版 ZIP 后由软件包自动带入。</w:t>
       </w:r>
     </w:p>
     <w:p>

--- a/docs/chrome-web-store-cn-fill-pack.docx
+++ b/docs/chrome-web-store-cn-fill-pack.docx
@@ -8,12 +8,12 @@
       </w:pPr>
       <w:r>
         <w:rPr>
-          <w:rFonts w:ascii="Heiti SC" w:hAnsi="Heiti SC" w:eastAsia="Heiti SC" w:cs="Heiti SC"/>
+          <w:rFonts w:ascii="Arial Unicode MS" w:hAnsi="Arial Unicode MS" w:eastAsia="Arial Unicode MS" w:cs="Arial Unicode MS"/>
           <w:b/>
           <w:color w:val="111812"/>
           <w:sz w:val="48"/>
         </w:rPr>
-        <w:t>Design Lens Chrome Web Store 中文上架填写包</w:t>
+        <w:t>Yotsuba Lens Chrome 商店中文上架填写包</w:t>
       </w:r>
     </w:p>
     <w:p>
@@ -22,7 +22,7 @@
       </w:pPr>
       <w:r>
         <w:rPr>
-          <w:rFonts w:ascii="Heiti SC" w:hAnsi="Heiti SC" w:eastAsia="Heiti SC" w:cs="Heiti SC"/>
+          <w:rFonts w:ascii="Arial Unicode MS" w:hAnsi="Arial Unicode MS" w:eastAsia="Arial Unicode MS" w:cs="Arial Unicode MS"/>
           <w:b w:val="0"/>
           <w:color w:val="5F7F08"/>
           <w:sz w:val="20"/>
@@ -36,7 +36,7 @@
       </w:pPr>
       <w:r>
         <w:rPr>
-          <w:rFonts w:ascii="Heiti SC" w:hAnsi="Heiti SC" w:eastAsia="Heiti SC" w:cs="Heiti SC"/>
+          <w:rFonts w:ascii="Arial Unicode MS" w:hAnsi="Arial Unicode MS" w:eastAsia="Arial Unicode MS" w:cs="Arial Unicode MS"/>
           <w:b/>
           <w:color w:val="111812"/>
           <w:sz w:val="30"/>
@@ -50,7 +50,7 @@
       </w:pPr>
       <w:r>
         <w:rPr>
-          <w:rFonts w:ascii="Heiti SC" w:hAnsi="Heiti SC" w:eastAsia="Heiti SC" w:cs="Heiti SC"/>
+          <w:rFonts w:ascii="Arial Unicode MS" w:hAnsi="Arial Unicode MS" w:eastAsia="Arial Unicode MS" w:cs="Arial Unicode MS"/>
           <w:b w:val="0"/>
           <w:sz w:val="20"/>
         </w:rPr>
@@ -63,7 +63,7 @@
       </w:pPr>
       <w:r>
         <w:rPr>
-          <w:rFonts w:ascii="Heiti SC" w:hAnsi="Heiti SC" w:eastAsia="Heiti SC" w:cs="Heiti SC"/>
+          <w:rFonts w:ascii="Arial Unicode MS" w:hAnsi="Arial Unicode MS" w:eastAsia="Arial Unicode MS" w:cs="Arial Unicode MS"/>
           <w:b/>
           <w:color w:val="111812"/>
           <w:sz w:val="30"/>
@@ -77,7 +77,7 @@
       </w:pPr>
       <w:r>
         <w:rPr>
-          <w:rFonts w:ascii="Heiti SC" w:hAnsi="Heiti SC" w:eastAsia="Heiti SC" w:cs="Heiti SC"/>
+          <w:rFonts w:ascii="Arial Unicode MS" w:hAnsi="Arial Unicode MS" w:eastAsia="Arial Unicode MS" w:cs="Arial Unicode MS"/>
           <w:b/>
           <w:color w:val="5F7F08"/>
           <w:sz w:val="22"/>
@@ -91,11 +91,11 @@
       </w:pPr>
       <w:r>
         <w:rPr>
-          <w:rFonts w:ascii="Heiti SC" w:hAnsi="Heiti SC" w:eastAsia="Heiti SC" w:cs="Heiti SC"/>
+          <w:rFonts w:ascii="Arial Unicode MS" w:hAnsi="Arial Unicode MS" w:eastAsia="Arial Unicode MS" w:cs="Arial Unicode MS"/>
           <w:b w:val="0"/>
           <w:sz w:val="22"/>
         </w:rPr>
-        <w:t>Design Lens 设计证据采集</w:t>
+        <w:t>Yotsuba Lens 网页设计证据采集</w:t>
       </w:r>
     </w:p>
     <w:p>
@@ -104,7 +104,7 @@
       </w:pPr>
       <w:r>
         <w:rPr>
-          <w:rFonts w:ascii="Heiti SC" w:hAnsi="Heiti SC" w:eastAsia="Heiti SC" w:cs="Heiti SC"/>
+          <w:rFonts w:ascii="Arial Unicode MS" w:hAnsi="Arial Unicode MS" w:eastAsia="Arial Unicode MS" w:cs="Arial Unicode MS"/>
           <w:b w:val="0"/>
           <w:color w:val="555555"/>
           <w:sz w:val="18"/>
@@ -118,7 +118,7 @@
       </w:pPr>
       <w:r>
         <w:rPr>
-          <w:rFonts w:ascii="Heiti SC" w:hAnsi="Heiti SC" w:eastAsia="Heiti SC" w:cs="Heiti SC"/>
+          <w:rFonts w:ascii="Arial Unicode MS" w:hAnsi="Arial Unicode MS" w:eastAsia="Arial Unicode MS" w:cs="Arial Unicode MS"/>
           <w:b/>
           <w:color w:val="5F7F08"/>
           <w:sz w:val="22"/>
@@ -132,7 +132,7 @@
       </w:pPr>
       <w:r>
         <w:rPr>
-          <w:rFonts w:ascii="Heiti SC" w:hAnsi="Heiti SC" w:eastAsia="Heiti SC" w:cs="Heiti SC"/>
+          <w:rFonts w:ascii="Arial Unicode MS" w:hAnsi="Arial Unicode MS" w:eastAsia="Arial Unicode MS" w:cs="Arial Unicode MS"/>
           <w:b w:val="0"/>
           <w:sz w:val="22"/>
         </w:rPr>
@@ -145,7 +145,7 @@
       </w:pPr>
       <w:r>
         <w:rPr>
-          <w:rFonts w:ascii="Heiti SC" w:hAnsi="Heiti SC" w:eastAsia="Heiti SC" w:cs="Heiti SC"/>
+          <w:rFonts w:ascii="Arial Unicode MS" w:hAnsi="Arial Unicode MS" w:eastAsia="Arial Unicode MS" w:cs="Arial Unicode MS"/>
           <w:b w:val="0"/>
           <w:color w:val="555555"/>
           <w:sz w:val="18"/>
@@ -159,7 +159,7 @@
       </w:pPr>
       <w:r>
         <w:rPr>
-          <w:rFonts w:ascii="Heiti SC" w:hAnsi="Heiti SC" w:eastAsia="Heiti SC" w:cs="Heiti SC"/>
+          <w:rFonts w:ascii="Arial Unicode MS" w:hAnsi="Arial Unicode MS" w:eastAsia="Arial Unicode MS" w:cs="Arial Unicode MS"/>
           <w:b/>
           <w:color w:val="5F7F08"/>
           <w:sz w:val="22"/>
@@ -173,11 +173,11 @@
       </w:pPr>
       <w:r>
         <w:rPr>
-          <w:rFonts w:ascii="Heiti SC" w:hAnsi="Heiti SC" w:eastAsia="Heiti SC" w:cs="Heiti SC"/>
+          <w:rFonts w:ascii="Arial Unicode MS" w:hAnsi="Arial Unicode MS" w:eastAsia="Arial Unicode MS" w:cs="Arial Unicode MS"/>
           <w:b w:val="0"/>
           <w:sz w:val="22"/>
         </w:rPr>
-        <w:t>Design Lens 是一款面向设计师、产品经理和开发者的网页设计证据采集工具。用户主动发起智能捕获后，它会整理当前页面的布局结构、设计令牌、组件模式、交互状态、截图、动效线索和证据缺口。</w:t>
+        <w:t>Yotsuba Lens 是一款面向设计师、产品经理和开发者的网页设计证据采集工具。用户主动发起智能捕获后，它会整理当前页面的布局结构、设计令牌、组件模式、交互状态、截图、动效线索和证据缺口。</w:t>
         <w:br/>
         <w:br/>
         <w:t>你可以选择“设计参照”，提取可迁移的视觉和交互规律，用于原创设计；也可以在已获得授权时选择“经授权重建”，生成有边界、可验证的实现草案。侧边栏会清楚展示已捕获证据、缺失状态和下一步补充任务。</w:t>
@@ -186,7 +186,7 @@
         <w:t>智能捕获只需一次操作，并会在超大或持续变化的页面上自动降级，避免页面卡顿。采集、存储和导出默认在本地完成，无需账号或 AI 配置即可导出证据包。只有用户主动配置兼容的 AI 服务并请求生成时，才会发送精简后的结构化证据。</w:t>
         <w:br/>
         <w:br/>
-        <w:t>Design Lens 不会自动运行在所有网页上，不会自动点击、输入、提交表单或跳转页面，也不会把未采集的状态描述为完整复刻结果。请仅在你有权查看和使用相关页面证据时进行采集。</w:t>
+        <w:t>Yotsuba Lens 不会自动运行在所有网页上，不会自动点击、输入、提交表单或跳转页面，也不会把未采集的状态描述为完整复刻结果。请仅在你有权查看和使用相关页面证据时进行采集。</w:t>
       </w:r>
     </w:p>
     <w:p>
@@ -195,7 +195,7 @@
       </w:pPr>
       <w:r>
         <w:rPr>
-          <w:rFonts w:ascii="Heiti SC" w:hAnsi="Heiti SC" w:eastAsia="Heiti SC" w:cs="Heiti SC"/>
+          <w:rFonts w:ascii="Arial Unicode MS" w:hAnsi="Arial Unicode MS" w:eastAsia="Arial Unicode MS" w:cs="Arial Unicode MS"/>
           <w:b w:val="0"/>
           <w:color w:val="555555"/>
           <w:sz w:val="18"/>
@@ -209,7 +209,7 @@
       </w:pPr>
       <w:r>
         <w:rPr>
-          <w:rFonts w:ascii="Heiti SC" w:hAnsi="Heiti SC" w:eastAsia="Heiti SC" w:cs="Heiti SC"/>
+          <w:rFonts w:ascii="Arial Unicode MS" w:hAnsi="Arial Unicode MS" w:eastAsia="Arial Unicode MS" w:cs="Arial Unicode MS"/>
           <w:b/>
           <w:color w:val="5F7F08"/>
           <w:sz w:val="22"/>
@@ -223,7 +223,7 @@
       </w:pPr>
       <w:r>
         <w:rPr>
-          <w:rFonts w:ascii="Heiti SC" w:hAnsi="Heiti SC" w:eastAsia="Heiti SC" w:cs="Heiti SC"/>
+          <w:rFonts w:ascii="Arial Unicode MS" w:hAnsi="Arial Unicode MS" w:eastAsia="Arial Unicode MS" w:cs="Arial Unicode MS"/>
           <w:b w:val="0"/>
           <w:sz w:val="22"/>
         </w:rPr>
@@ -236,7 +236,7 @@
       </w:pPr>
       <w:r>
         <w:rPr>
-          <w:rFonts w:ascii="Heiti SC" w:hAnsi="Heiti SC" w:eastAsia="Heiti SC" w:cs="Heiti SC"/>
+          <w:rFonts w:ascii="Arial Unicode MS" w:hAnsi="Arial Unicode MS" w:eastAsia="Arial Unicode MS" w:cs="Arial Unicode MS"/>
           <w:b w:val="0"/>
           <w:color w:val="555555"/>
           <w:sz w:val="18"/>
@@ -250,7 +250,7 @@
       </w:pPr>
       <w:r>
         <w:rPr>
-          <w:rFonts w:ascii="Heiti SC" w:hAnsi="Heiti SC" w:eastAsia="Heiti SC" w:cs="Heiti SC"/>
+          <w:rFonts w:ascii="Arial Unicode MS" w:hAnsi="Arial Unicode MS" w:eastAsia="Arial Unicode MS" w:cs="Arial Unicode MS"/>
           <w:b/>
           <w:color w:val="5F7F08"/>
           <w:sz w:val="22"/>
@@ -264,7 +264,7 @@
       </w:pPr>
       <w:r>
         <w:rPr>
-          <w:rFonts w:ascii="Heiti SC" w:hAnsi="Heiti SC" w:eastAsia="Heiti SC" w:cs="Heiti SC"/>
+          <w:rFonts w:ascii="Arial Unicode MS" w:hAnsi="Arial Unicode MS" w:eastAsia="Arial Unicode MS" w:cs="Arial Unicode MS"/>
           <w:b w:val="0"/>
           <w:sz w:val="22"/>
         </w:rPr>
@@ -277,7 +277,7 @@
       </w:pPr>
       <w:r>
         <w:rPr>
-          <w:rFonts w:ascii="Heiti SC" w:hAnsi="Heiti SC" w:eastAsia="Heiti SC" w:cs="Heiti SC"/>
+          <w:rFonts w:ascii="Arial Unicode MS" w:hAnsi="Arial Unicode MS" w:eastAsia="Arial Unicode MS" w:cs="Arial Unicode MS"/>
           <w:b w:val="0"/>
           <w:color w:val="555555"/>
           <w:sz w:val="18"/>
@@ -291,7 +291,7 @@
       </w:pPr>
       <w:r>
         <w:rPr>
-          <w:rFonts w:ascii="Heiti SC" w:hAnsi="Heiti SC" w:eastAsia="Heiti SC" w:cs="Heiti SC"/>
+          <w:rFonts w:ascii="Arial Unicode MS" w:hAnsi="Arial Unicode MS" w:eastAsia="Arial Unicode MS" w:cs="Arial Unicode MS"/>
           <w:b/>
           <w:color w:val="111812"/>
           <w:sz w:val="30"/>
@@ -305,7 +305,7 @@
       </w:pPr>
       <w:r>
         <w:rPr>
-          <w:rFonts w:ascii="Heiti SC" w:hAnsi="Heiti SC" w:eastAsia="Heiti SC" w:cs="Heiti SC"/>
+          <w:rFonts w:ascii="Arial Unicode MS" w:hAnsi="Arial Unicode MS" w:eastAsia="Arial Unicode MS" w:cs="Arial Unicode MS"/>
           <w:b/>
           <w:color w:val="5F7F08"/>
           <w:sz w:val="22"/>
@@ -319,7 +319,7 @@
       </w:pPr>
       <w:r>
         <w:rPr>
-          <w:rFonts w:ascii="Heiti SC" w:hAnsi="Heiti SC" w:eastAsia="Heiti SC" w:cs="Heiti SC"/>
+          <w:rFonts w:ascii="Arial Unicode MS" w:hAnsi="Arial Unicode MS" w:eastAsia="Arial Unicode MS" w:cs="Arial Unicode MS"/>
           <w:b w:val="0"/>
           <w:sz w:val="22"/>
         </w:rPr>
@@ -332,7 +332,7 @@
       </w:pPr>
       <w:r>
         <w:rPr>
-          <w:rFonts w:ascii="Heiti SC" w:hAnsi="Heiti SC" w:eastAsia="Heiti SC" w:cs="Heiti SC"/>
+          <w:rFonts w:ascii="Arial Unicode MS" w:hAnsi="Arial Unicode MS" w:eastAsia="Arial Unicode MS" w:cs="Arial Unicode MS"/>
           <w:b w:val="0"/>
           <w:color w:val="555555"/>
           <w:sz w:val="18"/>
@@ -346,7 +346,7 @@
       </w:pPr>
       <w:r>
         <w:rPr>
-          <w:rFonts w:ascii="Heiti SC" w:hAnsi="Heiti SC" w:eastAsia="Heiti SC" w:cs="Heiti SC"/>
+          <w:rFonts w:ascii="Arial Unicode MS" w:hAnsi="Arial Unicode MS" w:eastAsia="Arial Unicode MS" w:cs="Arial Unicode MS"/>
           <w:b/>
           <w:color w:val="5F7F08"/>
           <w:sz w:val="22"/>
@@ -360,7 +360,7 @@
       </w:pPr>
       <w:r>
         <w:rPr>
-          <w:rFonts w:ascii="Heiti SC" w:hAnsi="Heiti SC" w:eastAsia="Heiti SC" w:cs="Heiti SC"/>
+          <w:rFonts w:ascii="Arial Unicode MS" w:hAnsi="Arial Unicode MS" w:eastAsia="Arial Unicode MS" w:cs="Arial Unicode MS"/>
           <w:b w:val="0"/>
           <w:sz w:val="22"/>
         </w:rPr>
@@ -373,7 +373,7 @@
       </w:pPr>
       <w:r>
         <w:rPr>
-          <w:rFonts w:ascii="Heiti SC" w:hAnsi="Heiti SC" w:eastAsia="Heiti SC" w:cs="Heiti SC"/>
+          <w:rFonts w:ascii="Arial Unicode MS" w:hAnsi="Arial Unicode MS" w:eastAsia="Arial Unicode MS" w:cs="Arial Unicode MS"/>
           <w:b w:val="0"/>
           <w:color w:val="555555"/>
           <w:sz w:val="18"/>
@@ -387,7 +387,7 @@
       </w:pPr>
       <w:r>
         <w:rPr>
-          <w:rFonts w:ascii="Heiti SC" w:hAnsi="Heiti SC" w:eastAsia="Heiti SC" w:cs="Heiti SC"/>
+          <w:rFonts w:ascii="Arial Unicode MS" w:hAnsi="Arial Unicode MS" w:eastAsia="Arial Unicode MS" w:cs="Arial Unicode MS"/>
           <w:b/>
           <w:color w:val="5F7F08"/>
           <w:sz w:val="22"/>
@@ -401,7 +401,7 @@
       </w:pPr>
       <w:r>
         <w:rPr>
-          <w:rFonts w:ascii="Heiti SC" w:hAnsi="Heiti SC" w:eastAsia="Heiti SC" w:cs="Heiti SC"/>
+          <w:rFonts w:ascii="Arial Unicode MS" w:hAnsi="Arial Unicode MS" w:eastAsia="Arial Unicode MS" w:cs="Arial Unicode MS"/>
           <w:b w:val="0"/>
           <w:sz w:val="22"/>
         </w:rPr>
@@ -414,7 +414,7 @@
       </w:pPr>
       <w:r>
         <w:rPr>
-          <w:rFonts w:ascii="Heiti SC" w:hAnsi="Heiti SC" w:eastAsia="Heiti SC" w:cs="Heiti SC"/>
+          <w:rFonts w:ascii="Arial Unicode MS" w:hAnsi="Arial Unicode MS" w:eastAsia="Arial Unicode MS" w:cs="Arial Unicode MS"/>
           <w:b w:val="0"/>
           <w:color w:val="555555"/>
           <w:sz w:val="18"/>
@@ -428,7 +428,7 @@
       </w:pPr>
       <w:r>
         <w:rPr>
-          <w:rFonts w:ascii="Heiti SC" w:hAnsi="Heiti SC" w:eastAsia="Heiti SC" w:cs="Heiti SC"/>
+          <w:rFonts w:ascii="Arial Unicode MS" w:hAnsi="Arial Unicode MS" w:eastAsia="Arial Unicode MS" w:cs="Arial Unicode MS"/>
           <w:b/>
           <w:color w:val="5F7F08"/>
           <w:sz w:val="22"/>
@@ -442,7 +442,7 @@
       </w:pPr>
       <w:r>
         <w:rPr>
-          <w:rFonts w:ascii="Heiti SC" w:hAnsi="Heiti SC" w:eastAsia="Heiti SC" w:cs="Heiti SC"/>
+          <w:rFonts w:ascii="Arial Unicode MS" w:hAnsi="Arial Unicode MS" w:eastAsia="Arial Unicode MS" w:cs="Arial Unicode MS"/>
           <w:b w:val="0"/>
           <w:sz w:val="22"/>
         </w:rPr>
@@ -455,7 +455,7 @@
       </w:pPr>
       <w:r>
         <w:rPr>
-          <w:rFonts w:ascii="Heiti SC" w:hAnsi="Heiti SC" w:eastAsia="Heiti SC" w:cs="Heiti SC"/>
+          <w:rFonts w:ascii="Arial Unicode MS" w:hAnsi="Arial Unicode MS" w:eastAsia="Arial Unicode MS" w:cs="Arial Unicode MS"/>
           <w:b w:val="0"/>
           <w:color w:val="555555"/>
           <w:sz w:val="18"/>
@@ -469,7 +469,7 @@
       </w:pPr>
       <w:r>
         <w:rPr>
-          <w:rFonts w:ascii="Heiti SC" w:hAnsi="Heiti SC" w:eastAsia="Heiti SC" w:cs="Heiti SC"/>
+          <w:rFonts w:ascii="Arial Unicode MS" w:hAnsi="Arial Unicode MS" w:eastAsia="Arial Unicode MS" w:cs="Arial Unicode MS"/>
           <w:b/>
           <w:color w:val="5F7F08"/>
           <w:sz w:val="22"/>
@@ -483,7 +483,7 @@
       </w:pPr>
       <w:r>
         <w:rPr>
-          <w:rFonts w:ascii="Heiti SC" w:hAnsi="Heiti SC" w:eastAsia="Heiti SC" w:cs="Heiti SC"/>
+          <w:rFonts w:ascii="Arial Unicode MS" w:hAnsi="Arial Unicode MS" w:eastAsia="Arial Unicode MS" w:cs="Arial Unicode MS"/>
           <w:b w:val="0"/>
           <w:sz w:val="22"/>
         </w:rPr>
@@ -496,7 +496,7 @@
       </w:pPr>
       <w:r>
         <w:rPr>
-          <w:rFonts w:ascii="Heiti SC" w:hAnsi="Heiti SC" w:eastAsia="Heiti SC" w:cs="Heiti SC"/>
+          <w:rFonts w:ascii="Arial Unicode MS" w:hAnsi="Arial Unicode MS" w:eastAsia="Arial Unicode MS" w:cs="Arial Unicode MS"/>
           <w:b w:val="0"/>
           <w:color w:val="555555"/>
           <w:sz w:val="18"/>
@@ -510,7 +510,7 @@
       </w:pPr>
       <w:r>
         <w:rPr>
-          <w:rFonts w:ascii="Heiti SC" w:hAnsi="Heiti SC" w:eastAsia="Heiti SC" w:cs="Heiti SC"/>
+          <w:rFonts w:ascii="Arial Unicode MS" w:hAnsi="Arial Unicode MS" w:eastAsia="Arial Unicode MS" w:cs="Arial Unicode MS"/>
           <w:b/>
           <w:color w:val="5F7F08"/>
           <w:sz w:val="22"/>
@@ -524,7 +524,7 @@
       </w:pPr>
       <w:r>
         <w:rPr>
-          <w:rFonts w:ascii="Heiti SC" w:hAnsi="Heiti SC" w:eastAsia="Heiti SC" w:cs="Heiti SC"/>
+          <w:rFonts w:ascii="Arial Unicode MS" w:hAnsi="Arial Unicode MS" w:eastAsia="Arial Unicode MS" w:cs="Arial Unicode MS"/>
           <w:b w:val="0"/>
           <w:sz w:val="22"/>
         </w:rPr>
@@ -537,7 +537,7 @@
       </w:pPr>
       <w:r>
         <w:rPr>
-          <w:rFonts w:ascii="Heiti SC" w:hAnsi="Heiti SC" w:eastAsia="Heiti SC" w:cs="Heiti SC"/>
+          <w:rFonts w:ascii="Arial Unicode MS" w:hAnsi="Arial Unicode MS" w:eastAsia="Arial Unicode MS" w:cs="Arial Unicode MS"/>
           <w:b w:val="0"/>
           <w:color w:val="555555"/>
           <w:sz w:val="18"/>
@@ -551,7 +551,7 @@
       </w:pPr>
       <w:r>
         <w:rPr>
-          <w:rFonts w:ascii="Heiti SC" w:hAnsi="Heiti SC" w:eastAsia="Heiti SC" w:cs="Heiti SC"/>
+          <w:rFonts w:ascii="Arial Unicode MS" w:hAnsi="Arial Unicode MS" w:eastAsia="Arial Unicode MS" w:cs="Arial Unicode MS"/>
           <w:b/>
           <w:color w:val="111812"/>
           <w:sz w:val="30"/>
@@ -565,7 +565,7 @@
       </w:pPr>
       <w:r>
         <w:rPr>
-          <w:rFonts w:ascii="Heiti SC" w:hAnsi="Heiti SC" w:eastAsia="Heiti SC" w:cs="Heiti SC"/>
+          <w:rFonts w:ascii="Arial Unicode MS" w:hAnsi="Arial Unicode MS" w:eastAsia="Arial Unicode MS" w:cs="Arial Unicode MS"/>
           <w:b/>
           <w:color w:val="5F7F08"/>
           <w:sz w:val="22"/>
@@ -579,11 +579,11 @@
       </w:pPr>
       <w:r>
         <w:rPr>
-          <w:rFonts w:ascii="Heiti SC" w:hAnsi="Heiti SC" w:eastAsia="Heiti SC" w:cs="Heiti SC"/>
+          <w:rFonts w:ascii="Arial Unicode MS" w:hAnsi="Arial Unicode MS" w:eastAsia="Arial Unicode MS" w:cs="Arial Unicode MS"/>
           <w:b w:val="0"/>
           <w:sz w:val="22"/>
         </w:rPr>
-        <w:t>https://github.com/isla4ever/design-lens</w:t>
+        <w:t>https://github.com/isla4ever/yotsuba-lens</w:t>
       </w:r>
     </w:p>
     <w:p>
@@ -592,7 +592,7 @@
       </w:pPr>
       <w:r>
         <w:rPr>
-          <w:rFonts w:ascii="Heiti SC" w:hAnsi="Heiti SC" w:eastAsia="Heiti SC" w:cs="Heiti SC"/>
+          <w:rFonts w:ascii="Arial Unicode MS" w:hAnsi="Arial Unicode MS" w:eastAsia="Arial Unicode MS" w:cs="Arial Unicode MS"/>
           <w:b w:val="0"/>
           <w:color w:val="555555"/>
           <w:sz w:val="18"/>
@@ -606,7 +606,7 @@
       </w:pPr>
       <w:r>
         <w:rPr>
-          <w:rFonts w:ascii="Heiti SC" w:hAnsi="Heiti SC" w:eastAsia="Heiti SC" w:cs="Heiti SC"/>
+          <w:rFonts w:ascii="Arial Unicode MS" w:hAnsi="Arial Unicode MS" w:eastAsia="Arial Unicode MS" w:cs="Arial Unicode MS"/>
           <w:b/>
           <w:color w:val="5F7F08"/>
           <w:sz w:val="22"/>
@@ -620,11 +620,11 @@
       </w:pPr>
       <w:r>
         <w:rPr>
-          <w:rFonts w:ascii="Heiti SC" w:hAnsi="Heiti SC" w:eastAsia="Heiti SC" w:cs="Heiti SC"/>
+          <w:rFonts w:ascii="Arial Unicode MS" w:hAnsi="Arial Unicode MS" w:eastAsia="Arial Unicode MS" w:cs="Arial Unicode MS"/>
           <w:b w:val="0"/>
           <w:sz w:val="22"/>
         </w:rPr>
-        <w:t>https://github.com/isla4ever/design-lens</w:t>
+        <w:t>https://github.com/isla4ever/yotsuba-lens</w:t>
       </w:r>
     </w:p>
     <w:p>
@@ -633,7 +633,7 @@
       </w:pPr>
       <w:r>
         <w:rPr>
-          <w:rFonts w:ascii="Heiti SC" w:hAnsi="Heiti SC" w:eastAsia="Heiti SC" w:cs="Heiti SC"/>
+          <w:rFonts w:ascii="Arial Unicode MS" w:hAnsi="Arial Unicode MS" w:eastAsia="Arial Unicode MS" w:cs="Arial Unicode MS"/>
           <w:b w:val="0"/>
           <w:color w:val="555555"/>
           <w:sz w:val="18"/>
@@ -647,7 +647,7 @@
       </w:pPr>
       <w:r>
         <w:rPr>
-          <w:rFonts w:ascii="Heiti SC" w:hAnsi="Heiti SC" w:eastAsia="Heiti SC" w:cs="Heiti SC"/>
+          <w:rFonts w:ascii="Arial Unicode MS" w:hAnsi="Arial Unicode MS" w:eastAsia="Arial Unicode MS" w:cs="Arial Unicode MS"/>
           <w:b/>
           <w:color w:val="5F7F08"/>
           <w:sz w:val="22"/>
@@ -661,11 +661,11 @@
       </w:pPr>
       <w:r>
         <w:rPr>
-          <w:rFonts w:ascii="Heiti SC" w:hAnsi="Heiti SC" w:eastAsia="Heiti SC" w:cs="Heiti SC"/>
+          <w:rFonts w:ascii="Arial Unicode MS" w:hAnsi="Arial Unicode MS" w:eastAsia="Arial Unicode MS" w:cs="Arial Unicode MS"/>
           <w:b w:val="0"/>
           <w:sz w:val="22"/>
         </w:rPr>
-        <w:t>https://github.com/isla4ever/design-lens/issues</w:t>
+        <w:t>https://github.com/isla4ever/yotsuba-lens/issues</w:t>
       </w:r>
     </w:p>
     <w:p>
@@ -674,7 +674,7 @@
       </w:pPr>
       <w:r>
         <w:rPr>
-          <w:rFonts w:ascii="Heiti SC" w:hAnsi="Heiti SC" w:eastAsia="Heiti SC" w:cs="Heiti SC"/>
+          <w:rFonts w:ascii="Arial Unicode MS" w:hAnsi="Arial Unicode MS" w:eastAsia="Arial Unicode MS" w:cs="Arial Unicode MS"/>
           <w:b w:val="0"/>
           <w:color w:val="555555"/>
           <w:sz w:val="18"/>
@@ -688,7 +688,7 @@
       </w:pPr>
       <w:r>
         <w:rPr>
-          <w:rFonts w:ascii="Heiti SC" w:hAnsi="Heiti SC" w:eastAsia="Heiti SC" w:cs="Heiti SC"/>
+          <w:rFonts w:ascii="Arial Unicode MS" w:hAnsi="Arial Unicode MS" w:eastAsia="Arial Unicode MS" w:cs="Arial Unicode MS"/>
           <w:b/>
           <w:color w:val="5F7F08"/>
           <w:sz w:val="22"/>
@@ -702,7 +702,7 @@
       </w:pPr>
       <w:r>
         <w:rPr>
-          <w:rFonts w:ascii="Heiti SC" w:hAnsi="Heiti SC" w:eastAsia="Heiti SC" w:cs="Heiti SC"/>
+          <w:rFonts w:ascii="Arial Unicode MS" w:hAnsi="Arial Unicode MS" w:eastAsia="Arial Unicode MS" w:cs="Arial Unicode MS"/>
           <w:b w:val="0"/>
           <w:sz w:val="22"/>
         </w:rPr>
@@ -715,12 +715,12 @@
       </w:pPr>
       <w:r>
         <w:rPr>
-          <w:rFonts w:ascii="Heiti SC" w:hAnsi="Heiti SC" w:eastAsia="Heiti SC" w:cs="Heiti SC"/>
+          <w:rFonts w:ascii="Arial Unicode MS" w:hAnsi="Arial Unicode MS" w:eastAsia="Arial Unicode MS" w:cs="Arial Unicode MS"/>
           <w:b w:val="0"/>
           <w:color w:val="555555"/>
           <w:sz w:val="18"/>
         </w:rPr>
-        <w:t>后台提示：Design Lens 不包含成人内容。</w:t>
+        <w:t>后台提示：Yotsuba Lens 不包含成人内容。</w:t>
       </w:r>
     </w:p>
     <w:p>
@@ -729,7 +729,7 @@
       </w:pPr>
       <w:r>
         <w:rPr>
-          <w:rFonts w:ascii="Heiti SC" w:hAnsi="Heiti SC" w:eastAsia="Heiti SC" w:cs="Heiti SC"/>
+          <w:rFonts w:ascii="Arial Unicode MS" w:hAnsi="Arial Unicode MS" w:eastAsia="Arial Unicode MS" w:cs="Arial Unicode MS"/>
           <w:b/>
           <w:color w:val="5F7F08"/>
           <w:sz w:val="22"/>
@@ -743,7 +743,7 @@
       </w:pPr>
       <w:r>
         <w:rPr>
-          <w:rFonts w:ascii="Heiti SC" w:hAnsi="Heiti SC" w:eastAsia="Heiti SC" w:cs="Heiti SC"/>
+          <w:rFonts w:ascii="Arial Unicode MS" w:hAnsi="Arial Unicode MS" w:eastAsia="Arial Unicode MS" w:cs="Arial Unicode MS"/>
           <w:b w:val="0"/>
           <w:sz w:val="22"/>
         </w:rPr>
@@ -756,7 +756,7 @@
       </w:pPr>
       <w:r>
         <w:rPr>
-          <w:rFonts w:ascii="Heiti SC" w:hAnsi="Heiti SC" w:eastAsia="Heiti SC" w:cs="Heiti SC"/>
+          <w:rFonts w:ascii="Arial Unicode MS" w:hAnsi="Arial Unicode MS" w:eastAsia="Arial Unicode MS" w:cs="Arial Unicode MS"/>
           <w:b w:val="0"/>
           <w:color w:val="555555"/>
           <w:sz w:val="18"/>
@@ -770,7 +770,7 @@
       </w:pPr>
       <w:r>
         <w:rPr>
-          <w:rFonts w:ascii="Heiti SC" w:hAnsi="Heiti SC" w:eastAsia="Heiti SC" w:cs="Heiti SC"/>
+          <w:rFonts w:ascii="Arial Unicode MS" w:hAnsi="Arial Unicode MS" w:eastAsia="Arial Unicode MS" w:cs="Arial Unicode MS"/>
           <w:b/>
           <w:color w:val="111812"/>
           <w:sz w:val="30"/>
@@ -785,10 +785,10 @@
       </w:pPr>
       <w:r>
         <w:rPr>
-          <w:rFonts w:ascii="Heiti SC" w:hAnsi="Heiti SC" w:eastAsia="Heiti SC" w:cs="Heiti SC"/>
+          <w:rFonts w:ascii="Arial Unicode MS" w:hAnsi="Arial Unicode MS" w:eastAsia="Arial Unicode MS" w:cs="Arial Unicode MS"/>
           <w:sz w:val="20"/>
         </w:rPr>
-        <w:t>软件包中的标题：保留 Design Lens。</w:t>
+        <w:t>软件包中的标题：保留 Yotsuba Lens 网页设计证据采集。</w:t>
       </w:r>
     </w:p>
     <w:p>
@@ -798,7 +798,7 @@
       </w:pPr>
       <w:r>
         <w:rPr>
-          <w:rFonts w:ascii="Heiti SC" w:hAnsi="Heiti SC" w:eastAsia="Heiti SC" w:cs="Heiti SC"/>
+          <w:rFonts w:ascii="Arial Unicode MS" w:hAnsi="Arial Unicode MS" w:eastAsia="Arial Unicode MS" w:cs="Arial Unicode MS"/>
           <w:sz w:val="20"/>
         </w:rPr>
         <w:t>软件包中的摘要：保留上传 ZIP 带入的摘要，或粘贴上方中文摘要。</w:t>
@@ -811,7 +811,7 @@
       </w:pPr>
       <w:r>
         <w:rPr>
-          <w:rFonts w:ascii="Heiti SC" w:hAnsi="Heiti SC" w:eastAsia="Heiti SC" w:cs="Heiti SC"/>
+          <w:rFonts w:ascii="Arial Unicode MS" w:hAnsi="Arial Unicode MS" w:eastAsia="Arial Unicode MS" w:cs="Arial Unicode MS"/>
           <w:sz w:val="20"/>
         </w:rPr>
         <w:t>说明：粘贴上方完整中文说明。</w:t>
@@ -824,7 +824,7 @@
       </w:pPr>
       <w:r>
         <w:rPr>
-          <w:rFonts w:ascii="Heiti SC" w:hAnsi="Heiti SC" w:eastAsia="Heiti SC" w:cs="Heiti SC"/>
+          <w:rFonts w:ascii="Arial Unicode MS" w:hAnsi="Arial Unicode MS" w:eastAsia="Arial Unicode MS" w:cs="Arial Unicode MS"/>
           <w:sz w:val="20"/>
         </w:rPr>
         <w:t>类别：选择开发者工具。语言：选择中文（简体）。</w:t>
@@ -837,7 +837,7 @@
       </w:pPr>
       <w:r>
         <w:rPr>
-          <w:rFonts w:ascii="Heiti SC" w:hAnsi="Heiti SC" w:eastAsia="Heiti SC" w:cs="Heiti SC"/>
+          <w:rFonts w:ascii="Arial Unicode MS" w:hAnsi="Arial Unicode MS" w:eastAsia="Arial Unicode MS" w:cs="Arial Unicode MS"/>
           <w:sz w:val="20"/>
         </w:rPr>
         <w:t>商店图标：上传 icon-128.png。宣传视频：留空。</w:t>
@@ -850,7 +850,7 @@
       </w:pPr>
       <w:r>
         <w:rPr>
-          <w:rFonts w:ascii="Heiti SC" w:hAnsi="Heiti SC" w:eastAsia="Heiti SC" w:cs="Heiti SC"/>
+          <w:rFonts w:ascii="Arial Unicode MS" w:hAnsi="Arial Unicode MS" w:eastAsia="Arial Unicode MS" w:cs="Arial Unicode MS"/>
           <w:sz w:val="20"/>
         </w:rPr>
         <w:t>屏幕截图：建议上传两张 1280×800 截图，最多不要超过 5 张。</w:t>
@@ -863,7 +863,7 @@
       </w:pPr>
       <w:r>
         <w:rPr>
-          <w:rFonts w:ascii="Heiti SC" w:hAnsi="Heiti SC" w:eastAsia="Heiti SC" w:cs="Heiti SC"/>
+          <w:rFonts w:ascii="Arial Unicode MS" w:hAnsi="Arial Unicode MS" w:eastAsia="Arial Unicode MS" w:cs="Arial Unicode MS"/>
           <w:sz w:val="20"/>
         </w:rPr>
         <w:t>小型宣传图块：上传 promo-small-440x280.png；顶部宣传图块：上传 promo-top-1400x560.png。</w:t>
@@ -876,7 +876,7 @@
       </w:pPr>
       <w:r>
         <w:rPr>
-          <w:rFonts w:ascii="Heiti SC" w:hAnsi="Heiti SC" w:eastAsia="Heiti SC" w:cs="Heiti SC"/>
+          <w:rFonts w:ascii="Arial Unicode MS" w:hAnsi="Arial Unicode MS" w:eastAsia="Arial Unicode MS" w:cs="Arial Unicode MS"/>
           <w:sz w:val="20"/>
         </w:rPr>
         <w:t>官方网站、主页网址、支持信息页面网址：按上方地址填写；成人内容关闭；商品支持选择公开范围并开启。</w:t>
@@ -888,7 +888,7 @@
       </w:pPr>
       <w:r>
         <w:rPr>
-          <w:rFonts w:ascii="Heiti SC" w:hAnsi="Heiti SC" w:eastAsia="Heiti SC" w:cs="Heiti SC"/>
+          <w:rFonts w:ascii="Arial Unicode MS" w:hAnsi="Arial Unicode MS" w:eastAsia="Arial Unicode MS" w:cs="Arial Unicode MS"/>
           <w:b/>
           <w:color w:val="111812"/>
           <w:sz w:val="30"/>
@@ -902,7 +902,7 @@
       </w:pPr>
       <w:r>
         <w:rPr>
-          <w:rFonts w:ascii="Heiti SC" w:hAnsi="Heiti SC" w:eastAsia="Heiti SC" w:cs="Heiti SC"/>
+          <w:rFonts w:ascii="Arial Unicode MS" w:hAnsi="Arial Unicode MS" w:eastAsia="Arial Unicode MS" w:cs="Arial Unicode MS"/>
           <w:b/>
           <w:color w:val="5F7F08"/>
           <w:sz w:val="22"/>
@@ -916,11 +916,11 @@
       </w:pPr>
       <w:r>
         <w:rPr>
-          <w:rFonts w:ascii="Heiti SC" w:hAnsi="Heiti SC" w:eastAsia="Heiti SC" w:cs="Heiti SC"/>
+          <w:rFonts w:ascii="Arial Unicode MS" w:hAnsi="Arial Unicode MS" w:eastAsia="Arial Unicode MS" w:cs="Arial Unicode MS"/>
           <w:b w:val="0"/>
           <w:sz w:val="22"/>
         </w:rPr>
-        <w:t>https://github.com/isla4ever/design-lens/blob/main/docs/privacy.md</w:t>
+        <w:t>https://github.com/isla4ever/yotsuba-lens/blob/main/docs/privacy.md</w:t>
       </w:r>
     </w:p>
     <w:p>
@@ -929,7 +929,7 @@
       </w:pPr>
       <w:r>
         <w:rPr>
-          <w:rFonts w:ascii="Heiti SC" w:hAnsi="Heiti SC" w:eastAsia="Heiti SC" w:cs="Heiti SC"/>
+          <w:rFonts w:ascii="Arial Unicode MS" w:hAnsi="Arial Unicode MS" w:eastAsia="Arial Unicode MS" w:cs="Arial Unicode MS"/>
           <w:b w:val="0"/>
           <w:color w:val="555555"/>
           <w:sz w:val="18"/>
@@ -943,7 +943,7 @@
       </w:pPr>
       <w:r>
         <w:rPr>
-          <w:rFonts w:ascii="Heiti SC" w:hAnsi="Heiti SC" w:eastAsia="Heiti SC" w:cs="Heiti SC"/>
+          <w:rFonts w:ascii="Arial Unicode MS" w:hAnsi="Arial Unicode MS" w:eastAsia="Arial Unicode MS" w:cs="Arial Unicode MS"/>
           <w:b/>
           <w:color w:val="5F7F08"/>
           <w:sz w:val="22"/>
@@ -957,7 +957,7 @@
       </w:pPr>
       <w:r>
         <w:rPr>
-          <w:rFonts w:ascii="Heiti SC" w:hAnsi="Heiti SC" w:eastAsia="Heiti SC" w:cs="Heiti SC"/>
+          <w:rFonts w:ascii="Arial Unicode MS" w:hAnsi="Arial Unicode MS" w:eastAsia="Arial Unicode MS" w:cs="Arial Unicode MS"/>
           <w:b w:val="0"/>
           <w:sz w:val="22"/>
         </w:rPr>
@@ -970,7 +970,7 @@
       </w:pPr>
       <w:r>
         <w:rPr>
-          <w:rFonts w:ascii="Heiti SC" w:hAnsi="Heiti SC" w:eastAsia="Heiti SC" w:cs="Heiti SC"/>
+          <w:rFonts w:ascii="Arial Unicode MS" w:hAnsi="Arial Unicode MS" w:eastAsia="Arial Unicode MS" w:cs="Arial Unicode MS"/>
           <w:b w:val="0"/>
           <w:color w:val="555555"/>
           <w:sz w:val="18"/>
@@ -984,7 +984,7 @@
       </w:pPr>
       <w:r>
         <w:rPr>
-          <w:rFonts w:ascii="Heiti SC" w:hAnsi="Heiti SC" w:eastAsia="Heiti SC" w:cs="Heiti SC"/>
+          <w:rFonts w:ascii="Arial Unicode MS" w:hAnsi="Arial Unicode MS" w:eastAsia="Arial Unicode MS" w:cs="Arial Unicode MS"/>
           <w:b/>
           <w:color w:val="5F7F08"/>
           <w:sz w:val="22"/>
@@ -998,7 +998,7 @@
       </w:pPr>
       <w:r>
         <w:rPr>
-          <w:rFonts w:ascii="Heiti SC" w:hAnsi="Heiti SC" w:eastAsia="Heiti SC" w:cs="Heiti SC"/>
+          <w:rFonts w:ascii="Arial Unicode MS" w:hAnsi="Arial Unicode MS" w:eastAsia="Arial Unicode MS" w:cs="Arial Unicode MS"/>
           <w:b w:val="0"/>
           <w:sz w:val="22"/>
         </w:rPr>
@@ -1011,7 +1011,7 @@
       </w:pPr>
       <w:r>
         <w:rPr>
-          <w:rFonts w:ascii="Heiti SC" w:hAnsi="Heiti SC" w:eastAsia="Heiti SC" w:cs="Heiti SC"/>
+          <w:rFonts w:ascii="Arial Unicode MS" w:hAnsi="Arial Unicode MS" w:eastAsia="Arial Unicode MS" w:cs="Arial Unicode MS"/>
           <w:b w:val="0"/>
           <w:color w:val="555555"/>
           <w:sz w:val="18"/>
@@ -1025,7 +1025,7 @@
       </w:pPr>
       <w:r>
         <w:rPr>
-          <w:rFonts w:ascii="Heiti SC" w:hAnsi="Heiti SC" w:eastAsia="Heiti SC" w:cs="Heiti SC"/>
+          <w:rFonts w:ascii="Arial Unicode MS" w:hAnsi="Arial Unicode MS" w:eastAsia="Arial Unicode MS" w:cs="Arial Unicode MS"/>
           <w:b/>
           <w:color w:val="5F7F08"/>
           <w:sz w:val="22"/>
@@ -1039,7 +1039,7 @@
       </w:pPr>
       <w:r>
         <w:rPr>
-          <w:rFonts w:ascii="Heiti SC" w:hAnsi="Heiti SC" w:eastAsia="Heiti SC" w:cs="Heiti SC"/>
+          <w:rFonts w:ascii="Arial Unicode MS" w:hAnsi="Arial Unicode MS" w:eastAsia="Arial Unicode MS" w:cs="Arial Unicode MS"/>
           <w:b w:val="0"/>
           <w:sz w:val="22"/>
         </w:rPr>
@@ -1052,7 +1052,7 @@
       </w:pPr>
       <w:r>
         <w:rPr>
-          <w:rFonts w:ascii="Heiti SC" w:hAnsi="Heiti SC" w:eastAsia="Heiti SC" w:cs="Heiti SC"/>
+          <w:rFonts w:ascii="Arial Unicode MS" w:hAnsi="Arial Unicode MS" w:eastAsia="Arial Unicode MS" w:cs="Arial Unicode MS"/>
           <w:b w:val="0"/>
           <w:color w:val="555555"/>
           <w:sz w:val="18"/>
@@ -1066,7 +1066,7 @@
       </w:pPr>
       <w:r>
         <w:rPr>
-          <w:rFonts w:ascii="Heiti SC" w:hAnsi="Heiti SC" w:eastAsia="Heiti SC" w:cs="Heiti SC"/>
+          <w:rFonts w:ascii="Arial Unicode MS" w:hAnsi="Arial Unicode MS" w:eastAsia="Arial Unicode MS" w:cs="Arial Unicode MS"/>
           <w:b/>
           <w:color w:val="5F7F08"/>
           <w:sz w:val="22"/>
@@ -1080,13 +1080,13 @@
       </w:pPr>
       <w:r>
         <w:rPr>
-          <w:rFonts w:ascii="Heiti SC" w:hAnsi="Heiti SC" w:eastAsia="Heiti SC" w:cs="Heiti SC"/>
+          <w:rFonts w:ascii="Arial Unicode MS" w:hAnsi="Arial Unicode MS" w:eastAsia="Arial Unicode MS" w:cs="Arial Unicode MS"/>
           <w:b w:val="0"/>
           <w:sz w:val="22"/>
         </w:rPr>
         <w:t>1. 安装标准版扩展，不需要账号。</w:t>
         <w:br/>
-        <w:t>2. 打开普通公开 HTTPS 网页，点击工具栏中的 Design Lens，侧边栏应默认打开。</w:t>
+        <w:t>2. 打开普通公开 HTTPS 网页，点击工具栏中的 Yotsuba Lens，侧边栏应默认打开。</w:t>
         <w:br/>
         <w:t>3. 保持“设计参照”模式，点击“智能捕获”，等待结果出现在侧边栏。</w:t>
         <w:br/>
@@ -1105,7 +1105,7 @@
       </w:pPr>
       <w:r>
         <w:rPr>
-          <w:rFonts w:ascii="Heiti SC" w:hAnsi="Heiti SC" w:eastAsia="Heiti SC" w:cs="Heiti SC"/>
+          <w:rFonts w:ascii="Arial Unicode MS" w:hAnsi="Arial Unicode MS" w:eastAsia="Arial Unicode MS" w:cs="Arial Unicode MS"/>
           <w:b w:val="0"/>
           <w:color w:val="555555"/>
           <w:sz w:val="18"/>
@@ -1119,7 +1119,7 @@
       </w:pPr>
       <w:r>
         <w:rPr>
-          <w:rFonts w:ascii="Heiti SC" w:hAnsi="Heiti SC" w:eastAsia="Heiti SC" w:cs="Heiti SC"/>
+          <w:rFonts w:ascii="Arial Unicode MS" w:hAnsi="Arial Unicode MS" w:eastAsia="Arial Unicode MS" w:cs="Arial Unicode MS"/>
           <w:b/>
           <w:color w:val="111812"/>
           <w:sz w:val="30"/>
@@ -1134,10 +1134,10 @@
       </w:pPr>
       <w:r>
         <w:rPr>
-          <w:rFonts w:ascii="Heiti SC" w:hAnsi="Heiti SC" w:eastAsia="Heiti SC" w:cs="Heiti SC"/>
+          <w:rFonts w:ascii="Arial Unicode MS" w:hAnsi="Arial Unicode MS" w:eastAsia="Arial Unicode MS" w:cs="Arial Unicode MS"/>
           <w:sz w:val="20"/>
         </w:rPr>
-        <w:t>只上传 dist/design-lens-0.3.0-standard-chrome.zip，不上传 Collector 版本。</w:t>
+        <w:t>只上传 dist/yotsuba-lens-0.3.0-standard-chrome.zip，不上传 Collector 版本。</w:t>
       </w:r>
     </w:p>
     <w:p>
@@ -1147,7 +1147,7 @@
       </w:pPr>
       <w:r>
         <w:rPr>
-          <w:rFonts w:ascii="Heiti SC" w:hAnsi="Heiti SC" w:eastAsia="Heiti SC" w:cs="Heiti SC"/>
+          <w:rFonts w:ascii="Arial Unicode MS" w:hAnsi="Arial Unicode MS" w:eastAsia="Arial Unicode MS" w:cs="Arial Unicode MS"/>
           <w:sz w:val="20"/>
         </w:rPr>
         <w:t>分发范围选择公开，地区选择所有地区。</w:t>
@@ -1160,7 +1160,7 @@
       </w:pPr>
       <w:r>
         <w:rPr>
-          <w:rFonts w:ascii="Heiti SC" w:hAnsi="Heiti SC" w:eastAsia="Heiti SC" w:cs="Heiti SC"/>
+          <w:rFonts w:ascii="Arial Unicode MS" w:hAnsi="Arial Unicode MS" w:eastAsia="Arial Unicode MS" w:cs="Arial Unicode MS"/>
           <w:sz w:val="20"/>
         </w:rPr>
         <w:t>审核通过后关闭自动发布或选择暂存发布。</w:t>
@@ -1173,7 +1173,7 @@
       </w:pPr>
       <w:r>
         <w:rPr>
-          <w:rFonts w:ascii="Heiti SC" w:hAnsi="Heiti SC" w:eastAsia="Heiti SC" w:cs="Heiti SC"/>
+          <w:rFonts w:ascii="Arial Unicode MS" w:hAnsi="Arial Unicode MS" w:eastAsia="Arial Unicode MS" w:cs="Arial Unicode MS"/>
           <w:sz w:val="20"/>
         </w:rPr>
         <w:t>确认图标、截图、小型宣传图块和顶部宣传图块均已上传。</w:t>
@@ -1186,7 +1186,7 @@
       </w:pPr>
       <w:r>
         <w:rPr>
-          <w:rFonts w:ascii="Heiti SC" w:hAnsi="Heiti SC" w:eastAsia="Heiti SC" w:cs="Heiti SC"/>
+          <w:rFonts w:ascii="Arial Unicode MS" w:hAnsi="Arial Unicode MS" w:eastAsia="Arial Unicode MS" w:cs="Arial Unicode MS"/>
           <w:sz w:val="20"/>
         </w:rPr>
         <w:t>确认隐私权政策、支持网址和说明文字均可公开访问。</w:t>
@@ -1199,7 +1199,7 @@
       </w:pPr>
       <w:r>
         <w:rPr>
-          <w:rFonts w:ascii="Heiti SC" w:hAnsi="Heiti SC" w:eastAsia="Heiti SC" w:cs="Heiti SC"/>
+          <w:rFonts w:ascii="Arial Unicode MS" w:hAnsi="Arial Unicode MS" w:eastAsia="Arial Unicode MS" w:cs="Arial Unicode MS"/>
           <w:sz w:val="20"/>
         </w:rPr>
         <w:t>确认交易者身份按实际情况填写；当前个人免费开源项目通常为非交易者。</w:t>

--- a/docs/chrome-web-store-cn-fill-pack.docx
+++ b/docs/chrome-web-store-cn-fill-pack.docx
@@ -8,10 +8,11 @@
       </w:pPr>
       <w:r>
         <w:rPr>
-          <w:rFonts w:ascii="Arial Unicode MS" w:hAnsi="Arial Unicode MS" w:eastAsia="Arial Unicode MS" w:cs="Arial Unicode MS"/>
+          <w:rFonts w:ascii="Arial Unicode MS" w:hAnsi="Arial Unicode MS" w:eastAsia="Arial Unicode MS" w:cs="Arial Unicode MS" w:hint="eastAsia"/>
           <w:b/>
           <w:color w:val="111812"/>
           <w:sz w:val="48"/>
+          <w:lang w:val="zh-CN" w:eastAsia="zh-CN"/>
         </w:rPr>
         <w:t>Yotsuba Lens Chrome 商店中文上架填写包</w:t>
       </w:r>
@@ -22,10 +23,11 @@
       </w:pPr>
       <w:r>
         <w:rPr>
-          <w:rFonts w:ascii="Arial Unicode MS" w:hAnsi="Arial Unicode MS" w:eastAsia="Arial Unicode MS" w:cs="Arial Unicode MS"/>
+          <w:rFonts w:ascii="Arial Unicode MS" w:hAnsi="Arial Unicode MS" w:eastAsia="Arial Unicode MS" w:cs="Arial Unicode MS" w:hint="eastAsia"/>
           <w:b w:val="0"/>
           <w:color w:val="5F7F08"/>
           <w:sz w:val="20"/>
+          <w:lang w:val="zh-CN" w:eastAsia="zh-CN"/>
         </w:rPr>
         <w:t>版本：0.3.0　｜　仅上传标准版　｜　发布范围：公开　｜　审核通过后暂存</w:t>
       </w:r>
@@ -36,10 +38,11 @@
       </w:pPr>
       <w:r>
         <w:rPr>
-          <w:rFonts w:ascii="Arial Unicode MS" w:hAnsi="Arial Unicode MS" w:eastAsia="Arial Unicode MS" w:cs="Arial Unicode MS"/>
+          <w:rFonts w:ascii="Arial Unicode MS" w:hAnsi="Arial Unicode MS" w:eastAsia="Arial Unicode MS" w:cs="Arial Unicode MS" w:hint="eastAsia"/>
           <w:b/>
           <w:color w:val="111812"/>
           <w:sz w:val="30"/>
+          <w:lang w:val="zh-CN" w:eastAsia="zh-CN"/>
         </w:rPr>
         <w:t>使用说明</w:t>
       </w:r>
@@ -50,9 +53,10 @@
       </w:pPr>
       <w:r>
         <w:rPr>
-          <w:rFonts w:ascii="Arial Unicode MS" w:hAnsi="Arial Unicode MS" w:eastAsia="Arial Unicode MS" w:cs="Arial Unicode MS"/>
+          <w:rFonts w:ascii="Arial Unicode MS" w:hAnsi="Arial Unicode MS" w:eastAsia="Arial Unicode MS" w:cs="Arial Unicode MS" w:hint="eastAsia"/>
           <w:b w:val="0"/>
           <w:sz w:val="20"/>
+          <w:lang w:val="zh-CN" w:eastAsia="zh-CN"/>
         </w:rPr>
         <w:t>按 Chrome Web Store 开发者后台从上到下填写。文字字段可直接复制；图片文件位于项目 docs/store-assets/ 目录。首次提交建议关闭自动发布，审核通过后再手动公开。</w:t>
       </w:r>
@@ -63,10 +67,11 @@
       </w:pPr>
       <w:r>
         <w:rPr>
-          <w:rFonts w:ascii="Arial Unicode MS" w:hAnsi="Arial Unicode MS" w:eastAsia="Arial Unicode MS" w:cs="Arial Unicode MS"/>
+          <w:rFonts w:ascii="Arial Unicode MS" w:hAnsi="Arial Unicode MS" w:eastAsia="Arial Unicode MS" w:cs="Arial Unicode MS" w:hint="eastAsia"/>
           <w:b/>
           <w:color w:val="111812"/>
           <w:sz w:val="30"/>
+          <w:lang w:val="zh-CN" w:eastAsia="zh-CN"/>
         </w:rPr>
         <w:t>一、商品详情</w:t>
       </w:r>
@@ -77,10 +82,11 @@
       </w:pPr>
       <w:r>
         <w:rPr>
-          <w:rFonts w:ascii="Arial Unicode MS" w:hAnsi="Arial Unicode MS" w:eastAsia="Arial Unicode MS" w:cs="Arial Unicode MS"/>
+          <w:rFonts w:ascii="Arial Unicode MS" w:hAnsi="Arial Unicode MS" w:eastAsia="Arial Unicode MS" w:cs="Arial Unicode MS" w:hint="eastAsia"/>
           <w:b/>
           <w:color w:val="5F7F08"/>
           <w:sz w:val="22"/>
+          <w:lang w:val="zh-CN" w:eastAsia="zh-CN"/>
         </w:rPr>
         <w:t>软件包中的标题</w:t>
       </w:r>
@@ -91,9 +97,10 @@
       </w:pPr>
       <w:r>
         <w:rPr>
-          <w:rFonts w:ascii="Arial Unicode MS" w:hAnsi="Arial Unicode MS" w:eastAsia="Arial Unicode MS" w:cs="Arial Unicode MS"/>
+          <w:rFonts w:ascii="Arial Unicode MS" w:hAnsi="Arial Unicode MS" w:eastAsia="Arial Unicode MS" w:cs="Arial Unicode MS" w:hint="eastAsia"/>
           <w:b w:val="0"/>
           <w:sz w:val="22"/>
+          <w:lang w:val="zh-CN" w:eastAsia="zh-CN"/>
         </w:rPr>
         <w:t>Yotsuba Lens 网页设计证据采集</w:t>
       </w:r>
@@ -104,10 +111,11 @@
       </w:pPr>
       <w:r>
         <w:rPr>
-          <w:rFonts w:ascii="Arial Unicode MS" w:hAnsi="Arial Unicode MS" w:eastAsia="Arial Unicode MS" w:cs="Arial Unicode MS"/>
+          <w:rFonts w:ascii="Arial Unicode MS" w:hAnsi="Arial Unicode MS" w:eastAsia="Arial Unicode MS" w:cs="Arial Unicode MS" w:hint="eastAsia"/>
           <w:b w:val="0"/>
           <w:color w:val="555555"/>
           <w:sz w:val="18"/>
+          <w:lang w:val="zh-CN" w:eastAsia="zh-CN"/>
         </w:rPr>
         <w:t>后台提示：保持与新标准版扩展包 manifest 中的名称一致。</w:t>
       </w:r>
@@ -118,10 +126,11 @@
       </w:pPr>
       <w:r>
         <w:rPr>
-          <w:rFonts w:ascii="Arial Unicode MS" w:hAnsi="Arial Unicode MS" w:eastAsia="Arial Unicode MS" w:cs="Arial Unicode MS"/>
+          <w:rFonts w:ascii="Arial Unicode MS" w:hAnsi="Arial Unicode MS" w:eastAsia="Arial Unicode MS" w:cs="Arial Unicode MS" w:hint="eastAsia"/>
           <w:b/>
           <w:color w:val="5F7F08"/>
           <w:sz w:val="22"/>
+          <w:lang w:val="zh-CN" w:eastAsia="zh-CN"/>
         </w:rPr>
         <w:t>软件包中的摘要</w:t>
       </w:r>
@@ -132,9 +141,10 @@
       </w:pPr>
       <w:r>
         <w:rPr>
-          <w:rFonts w:ascii="Arial Unicode MS" w:hAnsi="Arial Unicode MS" w:eastAsia="Arial Unicode MS" w:cs="Arial Unicode MS"/>
+          <w:rFonts w:ascii="Arial Unicode MS" w:hAnsi="Arial Unicode MS" w:eastAsia="Arial Unicode MS" w:cs="Arial Unicode MS" w:hint="eastAsia"/>
           <w:b w:val="0"/>
           <w:sz w:val="22"/>
+          <w:lang w:val="zh-CN" w:eastAsia="zh-CN"/>
         </w:rPr>
         <w:t>采集网页设计证据、交互状态与缺口，支持设计参照与经授权重建。</w:t>
       </w:r>
@@ -145,10 +155,11 @@
       </w:pPr>
       <w:r>
         <w:rPr>
-          <w:rFonts w:ascii="Arial Unicode MS" w:hAnsi="Arial Unicode MS" w:eastAsia="Arial Unicode MS" w:cs="Arial Unicode MS"/>
+          <w:rFonts w:ascii="Arial Unicode MS" w:hAnsi="Arial Unicode MS" w:eastAsia="Arial Unicode MS" w:cs="Arial Unicode MS" w:hint="eastAsia"/>
           <w:b w:val="0"/>
           <w:color w:val="555555"/>
           <w:sz w:val="18"/>
+          <w:lang w:val="zh-CN" w:eastAsia="zh-CN"/>
         </w:rPr>
         <w:t>后台提示：上传新的标准版 ZIP 后由软件包自动带入。</w:t>
       </w:r>
@@ -159,10 +170,11 @@
       </w:pPr>
       <w:r>
         <w:rPr>
-          <w:rFonts w:ascii="Arial Unicode MS" w:hAnsi="Arial Unicode MS" w:eastAsia="Arial Unicode MS" w:cs="Arial Unicode MS"/>
+          <w:rFonts w:ascii="Arial Unicode MS" w:hAnsi="Arial Unicode MS" w:eastAsia="Arial Unicode MS" w:cs="Arial Unicode MS" w:hint="eastAsia"/>
           <w:b/>
           <w:color w:val="5F7F08"/>
           <w:sz w:val="22"/>
+          <w:lang w:val="zh-CN" w:eastAsia="zh-CN"/>
         </w:rPr>
         <w:t>说明</w:t>
       </w:r>
@@ -173,9 +185,10 @@
       </w:pPr>
       <w:r>
         <w:rPr>
-          <w:rFonts w:ascii="Arial Unicode MS" w:hAnsi="Arial Unicode MS" w:eastAsia="Arial Unicode MS" w:cs="Arial Unicode MS"/>
+          <w:rFonts w:ascii="Arial Unicode MS" w:hAnsi="Arial Unicode MS" w:eastAsia="Arial Unicode MS" w:cs="Arial Unicode MS" w:hint="eastAsia"/>
           <w:b w:val="0"/>
           <w:sz w:val="22"/>
+          <w:lang w:val="zh-CN" w:eastAsia="zh-CN"/>
         </w:rPr>
         <w:t>Yotsuba Lens 是一款面向设计师、产品经理和开发者的网页设计证据采集工具。用户主动发起智能捕获后，它会整理当前页面的布局结构、设计令牌、组件模式、交互状态、截图、动效线索和证据缺口。</w:t>
         <w:br/>
@@ -195,10 +208,11 @@
       </w:pPr>
       <w:r>
         <w:rPr>
-          <w:rFonts w:ascii="Arial Unicode MS" w:hAnsi="Arial Unicode MS" w:eastAsia="Arial Unicode MS" w:cs="Arial Unicode MS"/>
+          <w:rFonts w:ascii="Arial Unicode MS" w:hAnsi="Arial Unicode MS" w:eastAsia="Arial Unicode MS" w:cs="Arial Unicode MS" w:hint="eastAsia"/>
           <w:b w:val="0"/>
           <w:color w:val="555555"/>
           <w:sz w:val="18"/>
+          <w:lang w:val="zh-CN" w:eastAsia="zh-CN"/>
         </w:rPr>
         <w:t>后台提示：完整粘贴到说明文本框。</w:t>
       </w:r>
@@ -209,10 +223,11 @@
       </w:pPr>
       <w:r>
         <w:rPr>
-          <w:rFonts w:ascii="Arial Unicode MS" w:hAnsi="Arial Unicode MS" w:eastAsia="Arial Unicode MS" w:cs="Arial Unicode MS"/>
+          <w:rFonts w:ascii="Arial Unicode MS" w:hAnsi="Arial Unicode MS" w:eastAsia="Arial Unicode MS" w:cs="Arial Unicode MS" w:hint="eastAsia"/>
           <w:b/>
           <w:color w:val="5F7F08"/>
           <w:sz w:val="22"/>
+          <w:lang w:val="zh-CN" w:eastAsia="zh-CN"/>
         </w:rPr>
         <w:t>类别</w:t>
       </w:r>
@@ -223,9 +238,10 @@
       </w:pPr>
       <w:r>
         <w:rPr>
-          <w:rFonts w:ascii="Arial Unicode MS" w:hAnsi="Arial Unicode MS" w:eastAsia="Arial Unicode MS" w:cs="Arial Unicode MS"/>
+          <w:rFonts w:ascii="Arial Unicode MS" w:hAnsi="Arial Unicode MS" w:eastAsia="Arial Unicode MS" w:cs="Arial Unicode MS" w:hint="eastAsia"/>
           <w:b w:val="0"/>
           <w:sz w:val="22"/>
+          <w:lang w:val="zh-CN" w:eastAsia="zh-CN"/>
         </w:rPr>
         <w:t>开发者工具</w:t>
       </w:r>
@@ -236,10 +252,11 @@
       </w:pPr>
       <w:r>
         <w:rPr>
-          <w:rFonts w:ascii="Arial Unicode MS" w:hAnsi="Arial Unicode MS" w:eastAsia="Arial Unicode MS" w:cs="Arial Unicode MS"/>
+          <w:rFonts w:ascii="Arial Unicode MS" w:hAnsi="Arial Unicode MS" w:eastAsia="Arial Unicode MS" w:cs="Arial Unicode MS" w:hint="eastAsia"/>
           <w:b w:val="0"/>
           <w:color w:val="555555"/>
           <w:sz w:val="18"/>
+          <w:lang w:val="zh-CN" w:eastAsia="zh-CN"/>
         </w:rPr>
         <w:t>后台提示：选择 Developer Tools / 开发者工具。</w:t>
       </w:r>
@@ -250,10 +267,11 @@
       </w:pPr>
       <w:r>
         <w:rPr>
-          <w:rFonts w:ascii="Arial Unicode MS" w:hAnsi="Arial Unicode MS" w:eastAsia="Arial Unicode MS" w:cs="Arial Unicode MS"/>
+          <w:rFonts w:ascii="Arial Unicode MS" w:hAnsi="Arial Unicode MS" w:eastAsia="Arial Unicode MS" w:cs="Arial Unicode MS" w:hint="eastAsia"/>
           <w:b/>
           <w:color w:val="5F7F08"/>
           <w:sz w:val="22"/>
+          <w:lang w:val="zh-CN" w:eastAsia="zh-CN"/>
         </w:rPr>
         <w:t>语言</w:t>
       </w:r>
@@ -264,9 +282,10 @@
       </w:pPr>
       <w:r>
         <w:rPr>
-          <w:rFonts w:ascii="Arial Unicode MS" w:hAnsi="Arial Unicode MS" w:eastAsia="Arial Unicode MS" w:cs="Arial Unicode MS"/>
+          <w:rFonts w:ascii="Arial Unicode MS" w:hAnsi="Arial Unicode MS" w:eastAsia="Arial Unicode MS" w:cs="Arial Unicode MS" w:hint="eastAsia"/>
           <w:b w:val="0"/>
           <w:sz w:val="22"/>
+          <w:lang w:val="zh-CN" w:eastAsia="zh-CN"/>
         </w:rPr>
         <w:t>中文（简体）</w:t>
       </w:r>
@@ -277,10 +296,11 @@
       </w:pPr>
       <w:r>
         <w:rPr>
-          <w:rFonts w:ascii="Arial Unicode MS" w:hAnsi="Arial Unicode MS" w:eastAsia="Arial Unicode MS" w:cs="Arial Unicode MS"/>
+          <w:rFonts w:ascii="Arial Unicode MS" w:hAnsi="Arial Unicode MS" w:eastAsia="Arial Unicode MS" w:cs="Arial Unicode MS" w:hint="eastAsia"/>
           <w:b w:val="0"/>
           <w:color w:val="555555"/>
           <w:sz w:val="18"/>
+          <w:lang w:val="zh-CN" w:eastAsia="zh-CN"/>
         </w:rPr>
         <w:t>后台提示：选择 Chinese (Simplified) / 中文（简体）。</w:t>
       </w:r>
@@ -291,10 +311,11 @@
       </w:pPr>
       <w:r>
         <w:rPr>
-          <w:rFonts w:ascii="Arial Unicode MS" w:hAnsi="Arial Unicode MS" w:eastAsia="Arial Unicode MS" w:cs="Arial Unicode MS"/>
+          <w:rFonts w:ascii="Arial Unicode MS" w:hAnsi="Arial Unicode MS" w:eastAsia="Arial Unicode MS" w:cs="Arial Unicode MS" w:hint="eastAsia"/>
           <w:b/>
           <w:color w:val="111812"/>
           <w:sz w:val="30"/>
+          <w:lang w:val="zh-CN" w:eastAsia="zh-CN"/>
         </w:rPr>
         <w:t>二、图片资源</w:t>
       </w:r>
@@ -305,10 +326,11 @@
       </w:pPr>
       <w:r>
         <w:rPr>
-          <w:rFonts w:ascii="Arial Unicode MS" w:hAnsi="Arial Unicode MS" w:eastAsia="Arial Unicode MS" w:cs="Arial Unicode MS"/>
+          <w:rFonts w:ascii="Arial Unicode MS" w:hAnsi="Arial Unicode MS" w:eastAsia="Arial Unicode MS" w:cs="Arial Unicode MS" w:hint="eastAsia"/>
           <w:b/>
           <w:color w:val="5F7F08"/>
           <w:sz w:val="22"/>
+          <w:lang w:val="zh-CN" w:eastAsia="zh-CN"/>
         </w:rPr>
         <w:t>商店图标</w:t>
       </w:r>
@@ -319,9 +341,10 @@
       </w:pPr>
       <w:r>
         <w:rPr>
-          <w:rFonts w:ascii="Arial Unicode MS" w:hAnsi="Arial Unicode MS" w:eastAsia="Arial Unicode MS" w:cs="Arial Unicode MS"/>
+          <w:rFonts w:ascii="Arial Unicode MS" w:hAnsi="Arial Unicode MS" w:eastAsia="Arial Unicode MS" w:cs="Arial Unicode MS" w:hint="eastAsia"/>
           <w:b w:val="0"/>
           <w:sz w:val="22"/>
+          <w:lang w:val="zh-CN" w:eastAsia="zh-CN"/>
         </w:rPr>
         <w:t>docs/store-assets/icon-128.png</w:t>
       </w:r>
@@ -332,10 +355,11 @@
       </w:pPr>
       <w:r>
         <w:rPr>
-          <w:rFonts w:ascii="Arial Unicode MS" w:hAnsi="Arial Unicode MS" w:eastAsia="Arial Unicode MS" w:cs="Arial Unicode MS"/>
+          <w:rFonts w:ascii="Arial Unicode MS" w:hAnsi="Arial Unicode MS" w:eastAsia="Arial Unicode MS" w:cs="Arial Unicode MS" w:hint="eastAsia"/>
           <w:b w:val="0"/>
           <w:color w:val="555555"/>
           <w:sz w:val="18"/>
+          <w:lang w:val="zh-CN" w:eastAsia="zh-CN"/>
         </w:rPr>
         <w:t>后台提示：128×128，24 位 PNG，无透明层。</w:t>
       </w:r>
@@ -346,10 +370,11 @@
       </w:pPr>
       <w:r>
         <w:rPr>
-          <w:rFonts w:ascii="Arial Unicode MS" w:hAnsi="Arial Unicode MS" w:eastAsia="Arial Unicode MS" w:cs="Arial Unicode MS"/>
+          <w:rFonts w:ascii="Arial Unicode MS" w:hAnsi="Arial Unicode MS" w:eastAsia="Arial Unicode MS" w:cs="Arial Unicode MS" w:hint="eastAsia"/>
           <w:b/>
           <w:color w:val="5F7F08"/>
           <w:sz w:val="22"/>
+          <w:lang w:val="zh-CN" w:eastAsia="zh-CN"/>
         </w:rPr>
         <w:t>屏幕截图 1</w:t>
       </w:r>
@@ -360,9 +385,10 @@
       </w:pPr>
       <w:r>
         <w:rPr>
-          <w:rFonts w:ascii="Arial Unicode MS" w:hAnsi="Arial Unicode MS" w:eastAsia="Arial Unicode MS" w:cs="Arial Unicode MS"/>
+          <w:rFonts w:ascii="Arial Unicode MS" w:hAnsi="Arial Unicode MS" w:eastAsia="Arial Unicode MS" w:cs="Arial Unicode MS" w:hint="eastAsia"/>
           <w:b w:val="0"/>
           <w:sz w:val="22"/>
+          <w:lang w:val="zh-CN" w:eastAsia="zh-CN"/>
         </w:rPr>
         <w:t>docs/store-assets/screenshot-evidence-workspace-1280x800.png</w:t>
       </w:r>
@@ -373,10 +399,11 @@
       </w:pPr>
       <w:r>
         <w:rPr>
-          <w:rFonts w:ascii="Arial Unicode MS" w:hAnsi="Arial Unicode MS" w:eastAsia="Arial Unicode MS" w:cs="Arial Unicode MS"/>
+          <w:rFonts w:ascii="Arial Unicode MS" w:hAnsi="Arial Unicode MS" w:eastAsia="Arial Unicode MS" w:cs="Arial Unicode MS" w:hint="eastAsia"/>
           <w:b w:val="0"/>
           <w:color w:val="555555"/>
           <w:sz w:val="18"/>
+          <w:lang w:val="zh-CN" w:eastAsia="zh-CN"/>
         </w:rPr>
         <w:t>后台提示：1280×800，24 位 PNG，无透明层。</w:t>
       </w:r>
@@ -387,10 +414,11 @@
       </w:pPr>
       <w:r>
         <w:rPr>
-          <w:rFonts w:ascii="Arial Unicode MS" w:hAnsi="Arial Unicode MS" w:eastAsia="Arial Unicode MS" w:cs="Arial Unicode MS"/>
+          <w:rFonts w:ascii="Arial Unicode MS" w:hAnsi="Arial Unicode MS" w:eastAsia="Arial Unicode MS" w:cs="Arial Unicode MS" w:hint="eastAsia"/>
           <w:b/>
           <w:color w:val="5F7F08"/>
           <w:sz w:val="22"/>
+          <w:lang w:val="zh-CN" w:eastAsia="zh-CN"/>
         </w:rPr>
         <w:t>屏幕截图 2</w:t>
       </w:r>
@@ -401,9 +429,10 @@
       </w:pPr>
       <w:r>
         <w:rPr>
-          <w:rFonts w:ascii="Arial Unicode MS" w:hAnsi="Arial Unicode MS" w:eastAsia="Arial Unicode MS" w:cs="Arial Unicode MS"/>
+          <w:rFonts w:ascii="Arial Unicode MS" w:hAnsi="Arial Unicode MS" w:eastAsia="Arial Unicode MS" w:cs="Arial Unicode MS" w:hint="eastAsia"/>
           <w:b w:val="0"/>
           <w:sz w:val="22"/>
+          <w:lang w:val="zh-CN" w:eastAsia="zh-CN"/>
         </w:rPr>
         <w:t>docs/store-assets/screenshot-smart-capture-1280x800.png</w:t>
       </w:r>
@@ -414,10 +443,11 @@
       </w:pPr>
       <w:r>
         <w:rPr>
-          <w:rFonts w:ascii="Arial Unicode MS" w:hAnsi="Arial Unicode MS" w:eastAsia="Arial Unicode MS" w:cs="Arial Unicode MS"/>
+          <w:rFonts w:ascii="Arial Unicode MS" w:hAnsi="Arial Unicode MS" w:eastAsia="Arial Unicode MS" w:cs="Arial Unicode MS" w:hint="eastAsia"/>
           <w:b w:val="0"/>
           <w:color w:val="555555"/>
           <w:sz w:val="18"/>
+          <w:lang w:val="zh-CN" w:eastAsia="zh-CN"/>
         </w:rPr>
         <w:t>后台提示：1280×800，24 位 PNG，无透明层。</w:t>
       </w:r>
@@ -428,10 +458,11 @@
       </w:pPr>
       <w:r>
         <w:rPr>
-          <w:rFonts w:ascii="Arial Unicode MS" w:hAnsi="Arial Unicode MS" w:eastAsia="Arial Unicode MS" w:cs="Arial Unicode MS"/>
+          <w:rFonts w:ascii="Arial Unicode MS" w:hAnsi="Arial Unicode MS" w:eastAsia="Arial Unicode MS" w:cs="Arial Unicode MS" w:hint="eastAsia"/>
           <w:b/>
           <w:color w:val="5F7F08"/>
           <w:sz w:val="22"/>
+          <w:lang w:val="zh-CN" w:eastAsia="zh-CN"/>
         </w:rPr>
         <w:t>小型宣传图块</w:t>
       </w:r>
@@ -442,9 +473,10 @@
       </w:pPr>
       <w:r>
         <w:rPr>
-          <w:rFonts w:ascii="Arial Unicode MS" w:hAnsi="Arial Unicode MS" w:eastAsia="Arial Unicode MS" w:cs="Arial Unicode MS"/>
+          <w:rFonts w:ascii="Arial Unicode MS" w:hAnsi="Arial Unicode MS" w:eastAsia="Arial Unicode MS" w:cs="Arial Unicode MS" w:hint="eastAsia"/>
           <w:b w:val="0"/>
           <w:sz w:val="22"/>
+          <w:lang w:val="zh-CN" w:eastAsia="zh-CN"/>
         </w:rPr>
         <w:t>docs/store-assets/promo-small-440x280.png</w:t>
       </w:r>
@@ -455,10 +487,11 @@
       </w:pPr>
       <w:r>
         <w:rPr>
-          <w:rFonts w:ascii="Arial Unicode MS" w:hAnsi="Arial Unicode MS" w:eastAsia="Arial Unicode MS" w:cs="Arial Unicode MS"/>
+          <w:rFonts w:ascii="Arial Unicode MS" w:hAnsi="Arial Unicode MS" w:eastAsia="Arial Unicode MS" w:cs="Arial Unicode MS" w:hint="eastAsia"/>
           <w:b w:val="0"/>
           <w:color w:val="555555"/>
           <w:sz w:val="18"/>
+          <w:lang w:val="zh-CN" w:eastAsia="zh-CN"/>
         </w:rPr>
         <w:t>后台提示：440×280，24 位 PNG，无透明层。</w:t>
       </w:r>
@@ -469,10 +502,11 @@
       </w:pPr>
       <w:r>
         <w:rPr>
-          <w:rFonts w:ascii="Arial Unicode MS" w:hAnsi="Arial Unicode MS" w:eastAsia="Arial Unicode MS" w:cs="Arial Unicode MS"/>
+          <w:rFonts w:ascii="Arial Unicode MS" w:hAnsi="Arial Unicode MS" w:eastAsia="Arial Unicode MS" w:cs="Arial Unicode MS" w:hint="eastAsia"/>
           <w:b/>
           <w:color w:val="5F7F08"/>
           <w:sz w:val="22"/>
+          <w:lang w:val="zh-CN" w:eastAsia="zh-CN"/>
         </w:rPr>
         <w:t>顶部宣传图块</w:t>
       </w:r>
@@ -483,9 +517,10 @@
       </w:pPr>
       <w:r>
         <w:rPr>
-          <w:rFonts w:ascii="Arial Unicode MS" w:hAnsi="Arial Unicode MS" w:eastAsia="Arial Unicode MS" w:cs="Arial Unicode MS"/>
+          <w:rFonts w:ascii="Arial Unicode MS" w:hAnsi="Arial Unicode MS" w:eastAsia="Arial Unicode MS" w:cs="Arial Unicode MS" w:hint="eastAsia"/>
           <w:b w:val="0"/>
           <w:sz w:val="22"/>
+          <w:lang w:val="zh-CN" w:eastAsia="zh-CN"/>
         </w:rPr>
         <w:t>docs/store-assets/promo-top-1400x560.png</w:t>
       </w:r>
@@ -496,10 +531,11 @@
       </w:pPr>
       <w:r>
         <w:rPr>
-          <w:rFonts w:ascii="Arial Unicode MS" w:hAnsi="Arial Unicode MS" w:eastAsia="Arial Unicode MS" w:cs="Arial Unicode MS"/>
+          <w:rFonts w:ascii="Arial Unicode MS" w:hAnsi="Arial Unicode MS" w:eastAsia="Arial Unicode MS" w:cs="Arial Unicode MS" w:hint="eastAsia"/>
           <w:b w:val="0"/>
           <w:color w:val="555555"/>
           <w:sz w:val="18"/>
+          <w:lang w:val="zh-CN" w:eastAsia="zh-CN"/>
         </w:rPr>
         <w:t>后台提示：1400×560，24 位 PNG，无透明层。</w:t>
       </w:r>
@@ -510,10 +546,11 @@
       </w:pPr>
       <w:r>
         <w:rPr>
-          <w:rFonts w:ascii="Arial Unicode MS" w:hAnsi="Arial Unicode MS" w:eastAsia="Arial Unicode MS" w:cs="Arial Unicode MS"/>
+          <w:rFonts w:ascii="Arial Unicode MS" w:hAnsi="Arial Unicode MS" w:eastAsia="Arial Unicode MS" w:cs="Arial Unicode MS" w:hint="eastAsia"/>
           <w:b/>
           <w:color w:val="5F7F08"/>
           <w:sz w:val="22"/>
+          <w:lang w:val="zh-CN" w:eastAsia="zh-CN"/>
         </w:rPr>
         <w:t>宣传视频</w:t>
       </w:r>
@@ -524,9 +561,10 @@
       </w:pPr>
       <w:r>
         <w:rPr>
-          <w:rFonts w:ascii="Arial Unicode MS" w:hAnsi="Arial Unicode MS" w:eastAsia="Arial Unicode MS" w:cs="Arial Unicode MS"/>
+          <w:rFonts w:ascii="Arial Unicode MS" w:hAnsi="Arial Unicode MS" w:eastAsia="Arial Unicode MS" w:cs="Arial Unicode MS" w:hint="eastAsia"/>
           <w:b w:val="0"/>
           <w:sz w:val="22"/>
+          <w:lang w:val="zh-CN" w:eastAsia="zh-CN"/>
         </w:rPr>
         <w:t>留空</w:t>
       </w:r>
@@ -537,10 +575,11 @@
       </w:pPr>
       <w:r>
         <w:rPr>
-          <w:rFonts w:ascii="Arial Unicode MS" w:hAnsi="Arial Unicode MS" w:eastAsia="Arial Unicode MS" w:cs="Arial Unicode MS"/>
+          <w:rFonts w:ascii="Arial Unicode MS" w:hAnsi="Arial Unicode MS" w:eastAsia="Arial Unicode MS" w:cs="Arial Unicode MS" w:hint="eastAsia"/>
           <w:b w:val="0"/>
           <w:color w:val="555555"/>
           <w:sz w:val="18"/>
+          <w:lang w:val="zh-CN" w:eastAsia="zh-CN"/>
         </w:rPr>
         <w:t>后台提示：项目当前没有公开视频，不要填写无关链接。</w:t>
       </w:r>
@@ -551,10 +590,11 @@
       </w:pPr>
       <w:r>
         <w:rPr>
-          <w:rFonts w:ascii="Arial Unicode MS" w:hAnsi="Arial Unicode MS" w:eastAsia="Arial Unicode MS" w:cs="Arial Unicode MS"/>
+          <w:rFonts w:ascii="Arial Unicode MS" w:hAnsi="Arial Unicode MS" w:eastAsia="Arial Unicode MS" w:cs="Arial Unicode MS" w:hint="eastAsia"/>
           <w:b/>
           <w:color w:val="111812"/>
           <w:sz w:val="30"/>
+          <w:lang w:val="zh-CN" w:eastAsia="zh-CN"/>
         </w:rPr>
         <w:t>三、其他字段</w:t>
       </w:r>
@@ -565,10 +605,11 @@
       </w:pPr>
       <w:r>
         <w:rPr>
-          <w:rFonts w:ascii="Arial Unicode MS" w:hAnsi="Arial Unicode MS" w:eastAsia="Arial Unicode MS" w:cs="Arial Unicode MS"/>
+          <w:rFonts w:ascii="Arial Unicode MS" w:hAnsi="Arial Unicode MS" w:eastAsia="Arial Unicode MS" w:cs="Arial Unicode MS" w:hint="eastAsia"/>
           <w:b/>
           <w:color w:val="5F7F08"/>
           <w:sz w:val="22"/>
+          <w:lang w:val="zh-CN" w:eastAsia="zh-CN"/>
         </w:rPr>
         <w:t>官方网站</w:t>
       </w:r>
@@ -579,9 +620,10 @@
       </w:pPr>
       <w:r>
         <w:rPr>
-          <w:rFonts w:ascii="Arial Unicode MS" w:hAnsi="Arial Unicode MS" w:eastAsia="Arial Unicode MS" w:cs="Arial Unicode MS"/>
+          <w:rFonts w:ascii="Arial Unicode MS" w:hAnsi="Arial Unicode MS" w:eastAsia="Arial Unicode MS" w:cs="Arial Unicode MS" w:hint="eastAsia"/>
           <w:b w:val="0"/>
           <w:sz w:val="22"/>
+          <w:lang w:val="zh-CN" w:eastAsia="zh-CN"/>
         </w:rPr>
         <w:t>https://github.com/isla4ever/yotsuba-lens</w:t>
       </w:r>
@@ -592,10 +634,11 @@
       </w:pPr>
       <w:r>
         <w:rPr>
-          <w:rFonts w:ascii="Arial Unicode MS" w:hAnsi="Arial Unicode MS" w:eastAsia="Arial Unicode MS" w:cs="Arial Unicode MS"/>
+          <w:rFonts w:ascii="Arial Unicode MS" w:hAnsi="Arial Unicode MS" w:eastAsia="Arial Unicode MS" w:cs="Arial Unicode MS" w:hint="eastAsia"/>
           <w:b w:val="0"/>
           <w:color w:val="555555"/>
           <w:sz w:val="18"/>
+          <w:lang w:val="zh-CN" w:eastAsia="zh-CN"/>
         </w:rPr>
         <w:t>后台提示：选择 GitHub 项目主页。</w:t>
       </w:r>
@@ -606,10 +649,11 @@
       </w:pPr>
       <w:r>
         <w:rPr>
-          <w:rFonts w:ascii="Arial Unicode MS" w:hAnsi="Arial Unicode MS" w:eastAsia="Arial Unicode MS" w:cs="Arial Unicode MS"/>
+          <w:rFonts w:ascii="Arial Unicode MS" w:hAnsi="Arial Unicode MS" w:eastAsia="Arial Unicode MS" w:cs="Arial Unicode MS" w:hint="eastAsia"/>
           <w:b/>
           <w:color w:val="5F7F08"/>
           <w:sz w:val="22"/>
+          <w:lang w:val="zh-CN" w:eastAsia="zh-CN"/>
         </w:rPr>
         <w:t>主页网址</w:t>
       </w:r>
@@ -620,9 +664,10 @@
       </w:pPr>
       <w:r>
         <w:rPr>
-          <w:rFonts w:ascii="Arial Unicode MS" w:hAnsi="Arial Unicode MS" w:eastAsia="Arial Unicode MS" w:cs="Arial Unicode MS"/>
+          <w:rFonts w:ascii="Arial Unicode MS" w:hAnsi="Arial Unicode MS" w:eastAsia="Arial Unicode MS" w:cs="Arial Unicode MS" w:hint="eastAsia"/>
           <w:b w:val="0"/>
           <w:sz w:val="22"/>
+          <w:lang w:val="zh-CN" w:eastAsia="zh-CN"/>
         </w:rPr>
         <w:t>https://github.com/isla4ever/yotsuba-lens</w:t>
       </w:r>
@@ -633,10 +678,11 @@
       </w:pPr>
       <w:r>
         <w:rPr>
-          <w:rFonts w:ascii="Arial Unicode MS" w:hAnsi="Arial Unicode MS" w:eastAsia="Arial Unicode MS" w:cs="Arial Unicode MS"/>
+          <w:rFonts w:ascii="Arial Unicode MS" w:hAnsi="Arial Unicode MS" w:eastAsia="Arial Unicode MS" w:cs="Arial Unicode MS" w:hint="eastAsia"/>
           <w:b w:val="0"/>
           <w:color w:val="555555"/>
           <w:sz w:val="18"/>
+          <w:lang w:val="zh-CN" w:eastAsia="zh-CN"/>
         </w:rPr>
         <w:t>后台提示：如果后台把官方网站与主页分开，两个字段都填项目主页。</w:t>
       </w:r>
@@ -647,10 +693,11 @@
       </w:pPr>
       <w:r>
         <w:rPr>
-          <w:rFonts w:ascii="Arial Unicode MS" w:hAnsi="Arial Unicode MS" w:eastAsia="Arial Unicode MS" w:cs="Arial Unicode MS"/>
+          <w:rFonts w:ascii="Arial Unicode MS" w:hAnsi="Arial Unicode MS" w:eastAsia="Arial Unicode MS" w:cs="Arial Unicode MS" w:hint="eastAsia"/>
           <w:b/>
           <w:color w:val="5F7F08"/>
           <w:sz w:val="22"/>
+          <w:lang w:val="zh-CN" w:eastAsia="zh-CN"/>
         </w:rPr>
         <w:t>支持信息页面网址</w:t>
       </w:r>
@@ -661,9 +708,10 @@
       </w:pPr>
       <w:r>
         <w:rPr>
-          <w:rFonts w:ascii="Arial Unicode MS" w:hAnsi="Arial Unicode MS" w:eastAsia="Arial Unicode MS" w:cs="Arial Unicode MS"/>
+          <w:rFonts w:ascii="Arial Unicode MS" w:hAnsi="Arial Unicode MS" w:eastAsia="Arial Unicode MS" w:cs="Arial Unicode MS" w:hint="eastAsia"/>
           <w:b w:val="0"/>
           <w:sz w:val="22"/>
+          <w:lang w:val="zh-CN" w:eastAsia="zh-CN"/>
         </w:rPr>
         <w:t>https://github.com/isla4ever/yotsuba-lens/issues</w:t>
       </w:r>
@@ -674,10 +722,11 @@
       </w:pPr>
       <w:r>
         <w:rPr>
-          <w:rFonts w:ascii="Arial Unicode MS" w:hAnsi="Arial Unicode MS" w:eastAsia="Arial Unicode MS" w:cs="Arial Unicode MS"/>
+          <w:rFonts w:ascii="Arial Unicode MS" w:hAnsi="Arial Unicode MS" w:eastAsia="Arial Unicode MS" w:cs="Arial Unicode MS" w:hint="eastAsia"/>
           <w:b w:val="0"/>
           <w:color w:val="555555"/>
           <w:sz w:val="18"/>
+          <w:lang w:val="zh-CN" w:eastAsia="zh-CN"/>
         </w:rPr>
         <w:t>后台提示：用于接收问题反馈和使用支持。</w:t>
       </w:r>
@@ -688,10 +737,11 @@
       </w:pPr>
       <w:r>
         <w:rPr>
-          <w:rFonts w:ascii="Arial Unicode MS" w:hAnsi="Arial Unicode MS" w:eastAsia="Arial Unicode MS" w:cs="Arial Unicode MS"/>
+          <w:rFonts w:ascii="Arial Unicode MS" w:hAnsi="Arial Unicode MS" w:eastAsia="Arial Unicode MS" w:cs="Arial Unicode MS" w:hint="eastAsia"/>
           <w:b/>
           <w:color w:val="5F7F08"/>
           <w:sz w:val="22"/>
+          <w:lang w:val="zh-CN" w:eastAsia="zh-CN"/>
         </w:rPr>
         <w:t>成人内容</w:t>
       </w:r>
@@ -702,9 +752,10 @@
       </w:pPr>
       <w:r>
         <w:rPr>
-          <w:rFonts w:ascii="Arial Unicode MS" w:hAnsi="Arial Unicode MS" w:eastAsia="Arial Unicode MS" w:cs="Arial Unicode MS"/>
+          <w:rFonts w:ascii="Arial Unicode MS" w:hAnsi="Arial Unicode MS" w:eastAsia="Arial Unicode MS" w:cs="Arial Unicode MS" w:hint="eastAsia"/>
           <w:b w:val="0"/>
           <w:sz w:val="22"/>
+          <w:lang w:val="zh-CN" w:eastAsia="zh-CN"/>
         </w:rPr>
         <w:t>否 / 关闭</w:t>
       </w:r>
@@ -715,10 +766,11 @@
       </w:pPr>
       <w:r>
         <w:rPr>
-          <w:rFonts w:ascii="Arial Unicode MS" w:hAnsi="Arial Unicode MS" w:eastAsia="Arial Unicode MS" w:cs="Arial Unicode MS"/>
+          <w:rFonts w:ascii="Arial Unicode MS" w:hAnsi="Arial Unicode MS" w:eastAsia="Arial Unicode MS" w:cs="Arial Unicode MS" w:hint="eastAsia"/>
           <w:b w:val="0"/>
           <w:color w:val="555555"/>
           <w:sz w:val="18"/>
+          <w:lang w:val="zh-CN" w:eastAsia="zh-CN"/>
         </w:rPr>
         <w:t>后台提示：Yotsuba Lens 不包含成人内容。</w:t>
       </w:r>
@@ -729,10 +781,11 @@
       </w:pPr>
       <w:r>
         <w:rPr>
-          <w:rFonts w:ascii="Arial Unicode MS" w:hAnsi="Arial Unicode MS" w:eastAsia="Arial Unicode MS" w:cs="Arial Unicode MS"/>
+          <w:rFonts w:ascii="Arial Unicode MS" w:hAnsi="Arial Unicode MS" w:eastAsia="Arial Unicode MS" w:cs="Arial Unicode MS" w:hint="eastAsia"/>
           <w:b/>
           <w:color w:val="5F7F08"/>
           <w:sz w:val="22"/>
+          <w:lang w:val="zh-CN" w:eastAsia="zh-CN"/>
         </w:rPr>
         <w:t>商品支持</w:t>
       </w:r>
@@ -743,9 +796,10 @@
       </w:pPr>
       <w:r>
         <w:rPr>
-          <w:rFonts w:ascii="Arial Unicode MS" w:hAnsi="Arial Unicode MS" w:eastAsia="Arial Unicode MS" w:cs="Arial Unicode MS"/>
+          <w:rFonts w:ascii="Arial Unicode MS" w:hAnsi="Arial Unicode MS" w:eastAsia="Arial Unicode MS" w:cs="Arial Unicode MS" w:hint="eastAsia"/>
           <w:b w:val="0"/>
           <w:sz w:val="22"/>
+          <w:lang w:val="zh-CN" w:eastAsia="zh-CN"/>
         </w:rPr>
         <w:t>公开范围 / 开启</w:t>
       </w:r>
@@ -756,10 +810,11 @@
       </w:pPr>
       <w:r>
         <w:rPr>
-          <w:rFonts w:ascii="Arial Unicode MS" w:hAnsi="Arial Unicode MS" w:eastAsia="Arial Unicode MS" w:cs="Arial Unicode MS"/>
+          <w:rFonts w:ascii="Arial Unicode MS" w:hAnsi="Arial Unicode MS" w:eastAsia="Arial Unicode MS" w:cs="Arial Unicode MS" w:hint="eastAsia"/>
           <w:b w:val="0"/>
           <w:color w:val="555555"/>
           <w:sz w:val="18"/>
+          <w:lang w:val="zh-CN" w:eastAsia="zh-CN"/>
         </w:rPr>
         <w:t>后台提示：允许用户从商店详情页进入支持入口；支持地址使用 GitHub Issues。</w:t>
       </w:r>
@@ -770,10 +825,11 @@
       </w:pPr>
       <w:r>
         <w:rPr>
-          <w:rFonts w:ascii="Arial Unicode MS" w:hAnsi="Arial Unicode MS" w:eastAsia="Arial Unicode MS" w:cs="Arial Unicode MS"/>
+          <w:rFonts w:ascii="Arial Unicode MS" w:hAnsi="Arial Unicode MS" w:eastAsia="Arial Unicode MS" w:cs="Arial Unicode MS" w:hint="eastAsia"/>
           <w:b/>
           <w:color w:val="111812"/>
           <w:sz w:val="30"/>
+          <w:lang w:val="zh-CN" w:eastAsia="zh-CN"/>
         </w:rPr>
         <w:t>截图对应的填写顺序</w:t>
       </w:r>
@@ -785,8 +841,9 @@
       </w:pPr>
       <w:r>
         <w:rPr>
-          <w:rFonts w:ascii="Arial Unicode MS" w:hAnsi="Arial Unicode MS" w:eastAsia="Arial Unicode MS" w:cs="Arial Unicode MS"/>
+          <w:rFonts w:ascii="Arial Unicode MS" w:hAnsi="Arial Unicode MS" w:eastAsia="Arial Unicode MS" w:cs="Arial Unicode MS" w:hint="eastAsia"/>
           <w:sz w:val="20"/>
+          <w:lang w:val="zh-CN" w:eastAsia="zh-CN"/>
         </w:rPr>
         <w:t>软件包中的标题：保留 Yotsuba Lens 网页设计证据采集。</w:t>
       </w:r>
@@ -798,8 +855,9 @@
       </w:pPr>
       <w:r>
         <w:rPr>
-          <w:rFonts w:ascii="Arial Unicode MS" w:hAnsi="Arial Unicode MS" w:eastAsia="Arial Unicode MS" w:cs="Arial Unicode MS"/>
+          <w:rFonts w:ascii="Arial Unicode MS" w:hAnsi="Arial Unicode MS" w:eastAsia="Arial Unicode MS" w:cs="Arial Unicode MS" w:hint="eastAsia"/>
           <w:sz w:val="20"/>
+          <w:lang w:val="zh-CN" w:eastAsia="zh-CN"/>
         </w:rPr>
         <w:t>软件包中的摘要：保留上传 ZIP 带入的摘要，或粘贴上方中文摘要。</w:t>
       </w:r>
@@ -811,8 +869,9 @@
       </w:pPr>
       <w:r>
         <w:rPr>
-          <w:rFonts w:ascii="Arial Unicode MS" w:hAnsi="Arial Unicode MS" w:eastAsia="Arial Unicode MS" w:cs="Arial Unicode MS"/>
+          <w:rFonts w:ascii="Arial Unicode MS" w:hAnsi="Arial Unicode MS" w:eastAsia="Arial Unicode MS" w:cs="Arial Unicode MS" w:hint="eastAsia"/>
           <w:sz w:val="20"/>
+          <w:lang w:val="zh-CN" w:eastAsia="zh-CN"/>
         </w:rPr>
         <w:t>说明：粘贴上方完整中文说明。</w:t>
       </w:r>
@@ -824,8 +883,9 @@
       </w:pPr>
       <w:r>
         <w:rPr>
-          <w:rFonts w:ascii="Arial Unicode MS" w:hAnsi="Arial Unicode MS" w:eastAsia="Arial Unicode MS" w:cs="Arial Unicode MS"/>
+          <w:rFonts w:ascii="Arial Unicode MS" w:hAnsi="Arial Unicode MS" w:eastAsia="Arial Unicode MS" w:cs="Arial Unicode MS" w:hint="eastAsia"/>
           <w:sz w:val="20"/>
+          <w:lang w:val="zh-CN" w:eastAsia="zh-CN"/>
         </w:rPr>
         <w:t>类别：选择开发者工具。语言：选择中文（简体）。</w:t>
       </w:r>
@@ -837,8 +897,9 @@
       </w:pPr>
       <w:r>
         <w:rPr>
-          <w:rFonts w:ascii="Arial Unicode MS" w:hAnsi="Arial Unicode MS" w:eastAsia="Arial Unicode MS" w:cs="Arial Unicode MS"/>
+          <w:rFonts w:ascii="Arial Unicode MS" w:hAnsi="Arial Unicode MS" w:eastAsia="Arial Unicode MS" w:cs="Arial Unicode MS" w:hint="eastAsia"/>
           <w:sz w:val="20"/>
+          <w:lang w:val="zh-CN" w:eastAsia="zh-CN"/>
         </w:rPr>
         <w:t>商店图标：上传 icon-128.png。宣传视频：留空。</w:t>
       </w:r>
@@ -850,8 +911,9 @@
       </w:pPr>
       <w:r>
         <w:rPr>
-          <w:rFonts w:ascii="Arial Unicode MS" w:hAnsi="Arial Unicode MS" w:eastAsia="Arial Unicode MS" w:cs="Arial Unicode MS"/>
+          <w:rFonts w:ascii="Arial Unicode MS" w:hAnsi="Arial Unicode MS" w:eastAsia="Arial Unicode MS" w:cs="Arial Unicode MS" w:hint="eastAsia"/>
           <w:sz w:val="20"/>
+          <w:lang w:val="zh-CN" w:eastAsia="zh-CN"/>
         </w:rPr>
         <w:t>屏幕截图：建议上传两张 1280×800 截图，最多不要超过 5 张。</w:t>
       </w:r>
@@ -863,8 +925,9 @@
       </w:pPr>
       <w:r>
         <w:rPr>
-          <w:rFonts w:ascii="Arial Unicode MS" w:hAnsi="Arial Unicode MS" w:eastAsia="Arial Unicode MS" w:cs="Arial Unicode MS"/>
+          <w:rFonts w:ascii="Arial Unicode MS" w:hAnsi="Arial Unicode MS" w:eastAsia="Arial Unicode MS" w:cs="Arial Unicode MS" w:hint="eastAsia"/>
           <w:sz w:val="20"/>
+          <w:lang w:val="zh-CN" w:eastAsia="zh-CN"/>
         </w:rPr>
         <w:t>小型宣传图块：上传 promo-small-440x280.png；顶部宣传图块：上传 promo-top-1400x560.png。</w:t>
       </w:r>
@@ -876,8 +939,9 @@
       </w:pPr>
       <w:r>
         <w:rPr>
-          <w:rFonts w:ascii="Arial Unicode MS" w:hAnsi="Arial Unicode MS" w:eastAsia="Arial Unicode MS" w:cs="Arial Unicode MS"/>
+          <w:rFonts w:ascii="Arial Unicode MS" w:hAnsi="Arial Unicode MS" w:eastAsia="Arial Unicode MS" w:cs="Arial Unicode MS" w:hint="eastAsia"/>
           <w:sz w:val="20"/>
+          <w:lang w:val="zh-CN" w:eastAsia="zh-CN"/>
         </w:rPr>
         <w:t>官方网站、主页网址、支持信息页面网址：按上方地址填写；成人内容关闭；商品支持选择公开范围并开启。</w:t>
       </w:r>
@@ -888,10 +952,11 @@
       </w:pPr>
       <w:r>
         <w:rPr>
-          <w:rFonts w:ascii="Arial Unicode MS" w:hAnsi="Arial Unicode MS" w:eastAsia="Arial Unicode MS" w:cs="Arial Unicode MS"/>
+          <w:rFonts w:ascii="Arial Unicode MS" w:hAnsi="Arial Unicode MS" w:eastAsia="Arial Unicode MS" w:cs="Arial Unicode MS" w:hint="eastAsia"/>
           <w:b/>
           <w:color w:val="111812"/>
           <w:sz w:val="30"/>
+          <w:lang w:val="zh-CN" w:eastAsia="zh-CN"/>
         </w:rPr>
         <w:t>四、隐私权与审核</w:t>
       </w:r>
@@ -902,10 +967,11 @@
       </w:pPr>
       <w:r>
         <w:rPr>
-          <w:rFonts w:ascii="Arial Unicode MS" w:hAnsi="Arial Unicode MS" w:eastAsia="Arial Unicode MS" w:cs="Arial Unicode MS"/>
+          <w:rFonts w:ascii="Arial Unicode MS" w:hAnsi="Arial Unicode MS" w:eastAsia="Arial Unicode MS" w:cs="Arial Unicode MS" w:hint="eastAsia"/>
           <w:b/>
           <w:color w:val="5F7F08"/>
           <w:sz w:val="22"/>
+          <w:lang w:val="zh-CN" w:eastAsia="zh-CN"/>
         </w:rPr>
         <w:t>隐私权政策网址</w:t>
       </w:r>
@@ -916,9 +982,10 @@
       </w:pPr>
       <w:r>
         <w:rPr>
-          <w:rFonts w:ascii="Arial Unicode MS" w:hAnsi="Arial Unicode MS" w:eastAsia="Arial Unicode MS" w:cs="Arial Unicode MS"/>
+          <w:rFonts w:ascii="Arial Unicode MS" w:hAnsi="Arial Unicode MS" w:eastAsia="Arial Unicode MS" w:cs="Arial Unicode MS" w:hint="eastAsia"/>
           <w:b w:val="0"/>
           <w:sz w:val="22"/>
+          <w:lang w:val="zh-CN" w:eastAsia="zh-CN"/>
         </w:rPr>
         <w:t>https://github.com/isla4ever/yotsuba-lens/blob/main/docs/privacy.md</w:t>
       </w:r>
@@ -929,10 +996,11 @@
       </w:pPr>
       <w:r>
         <w:rPr>
-          <w:rFonts w:ascii="Arial Unicode MS" w:hAnsi="Arial Unicode MS" w:eastAsia="Arial Unicode MS" w:cs="Arial Unicode MS"/>
+          <w:rFonts w:ascii="Arial Unicode MS" w:hAnsi="Arial Unicode MS" w:eastAsia="Arial Unicode MS" w:cs="Arial Unicode MS" w:hint="eastAsia"/>
           <w:b w:val="0"/>
           <w:color w:val="555555"/>
           <w:sz w:val="18"/>
+          <w:lang w:val="zh-CN" w:eastAsia="zh-CN"/>
         </w:rPr>
         <w:t>后台提示：必须使用可公开访问的 HTTPS 地址。</w:t>
       </w:r>
@@ -943,10 +1011,11 @@
       </w:pPr>
       <w:r>
         <w:rPr>
-          <w:rFonts w:ascii="Arial Unicode MS" w:hAnsi="Arial Unicode MS" w:eastAsia="Arial Unicode MS" w:cs="Arial Unicode MS"/>
+          <w:rFonts w:ascii="Arial Unicode MS" w:hAnsi="Arial Unicode MS" w:eastAsia="Arial Unicode MS" w:cs="Arial Unicode MS" w:hint="eastAsia"/>
           <w:b/>
           <w:color w:val="5F7F08"/>
           <w:sz w:val="22"/>
+          <w:lang w:val="zh-CN" w:eastAsia="zh-CN"/>
         </w:rPr>
         <w:t>单一用途</w:t>
       </w:r>
@@ -957,11 +1026,12 @@
       </w:pPr>
       <w:r>
         <w:rPr>
-          <w:rFonts w:ascii="Arial Unicode MS" w:hAnsi="Arial Unicode MS" w:eastAsia="Arial Unicode MS" w:cs="Arial Unicode MS"/>
+          <w:rFonts w:ascii="Arial Unicode MS" w:hAnsi="Arial Unicode MS" w:eastAsia="Arial Unicode MS" w:cs="Arial Unicode MS" w:hint="eastAsia"/>
           <w:b w:val="0"/>
           <w:sz w:val="22"/>
+          <w:lang w:val="zh-CN" w:eastAsia="zh-CN"/>
         </w:rPr>
-        <w:t>采集并整理用户主动发起的网页设计证据，用于设计参照或经授权的重建草案。</w:t>
+        <w:t>Yotsuba Lens 的单一用途是：在用户主动操作时采集当前网页的布局、样式、截图和交互状态证据，并将其整理为设计参照或经授权重建所需的本地证据包。</w:t>
       </w:r>
     </w:p>
     <w:p>
@@ -970,12 +1040,13 @@
       </w:pPr>
       <w:r>
         <w:rPr>
-          <w:rFonts w:ascii="Arial Unicode MS" w:hAnsi="Arial Unicode MS" w:eastAsia="Arial Unicode MS" w:cs="Arial Unicode MS"/>
+          <w:rFonts w:ascii="Arial Unicode MS" w:hAnsi="Arial Unicode MS" w:eastAsia="Arial Unicode MS" w:cs="Arial Unicode MS" w:hint="eastAsia"/>
           <w:b w:val="0"/>
           <w:color w:val="555555"/>
           <w:sz w:val="18"/>
+          <w:lang w:val="zh-CN" w:eastAsia="zh-CN"/>
         </w:rPr>
-        <w:t>后台提示：按后台提示填写单一用途。</w:t>
+        <w:t>后台提示：按后台提示完整填写，不要只写产品名称。</w:t>
       </w:r>
     </w:p>
     <w:p>
@@ -984,10 +1055,185 @@
       </w:pPr>
       <w:r>
         <w:rPr>
-          <w:rFonts w:ascii="Arial Unicode MS" w:hAnsi="Arial Unicode MS" w:eastAsia="Arial Unicode MS" w:cs="Arial Unicode MS"/>
+          <w:rFonts w:ascii="Arial Unicode MS" w:hAnsi="Arial Unicode MS" w:eastAsia="Arial Unicode MS" w:cs="Arial Unicode MS" w:hint="eastAsia"/>
           <w:b/>
           <w:color w:val="5F7F08"/>
           <w:sz w:val="22"/>
+          <w:lang w:val="zh-CN" w:eastAsia="zh-CN"/>
+        </w:rPr>
+        <w:t>activeTab 权限理由</w:t>
+      </w:r>
+    </w:p>
+    <w:p>
+      <w:pPr>
+        <w:spacing w:after="40"/>
+      </w:pPr>
+      <w:r>
+        <w:rPr>
+          <w:rFonts w:ascii="Arial Unicode MS" w:hAnsi="Arial Unicode MS" w:eastAsia="Arial Unicode MS" w:cs="Arial Unicode MS" w:hint="eastAsia"/>
+          <w:b w:val="0"/>
+          <w:sz w:val="22"/>
+          <w:lang w:val="zh-CN" w:eastAsia="zh-CN"/>
+        </w:rPr>
+        <w:t>仅在用户点击扩展按钮、智能捕获或选取组件时临时访问当前活动标签页，以读取当前页面并完成用户明确发起的采集。扩展不会在后台自动访问其他标签页。</w:t>
+      </w:r>
+    </w:p>
+    <w:p>
+      <w:pPr>
+        <w:spacing w:after="40"/>
+      </w:pPr>
+      <w:r>
+        <w:rPr>
+          <w:rFonts w:ascii="Arial Unicode MS" w:hAnsi="Arial Unicode MS" w:eastAsia="Arial Unicode MS" w:cs="Arial Unicode MS" w:hint="eastAsia"/>
+          <w:b/>
+          <w:color w:val="5F7F08"/>
+          <w:sz w:val="22"/>
+          <w:lang w:val="zh-CN" w:eastAsia="zh-CN"/>
+        </w:rPr>
+        <w:t>scripting 权限理由</w:t>
+      </w:r>
+    </w:p>
+    <w:p>
+      <w:pPr>
+        <w:spacing w:after="40"/>
+      </w:pPr>
+      <w:r>
+        <w:rPr>
+          <w:rFonts w:ascii="Arial Unicode MS" w:hAnsi="Arial Unicode MS" w:eastAsia="Arial Unicode MS" w:cs="Arial Unicode MS" w:hint="eastAsia"/>
+          <w:b w:val="0"/>
+          <w:sz w:val="22"/>
+          <w:lang w:val="zh-CN" w:eastAsia="zh-CN"/>
+        </w:rPr>
+        <w:t>当用户主动开始采集时，按需向当前标签页注入随扩展包发布的本地采集脚本，用于读取页面结构、计算样式和交互状态。不会注入或执行任何远程代码。</w:t>
+      </w:r>
+    </w:p>
+    <w:p>
+      <w:pPr>
+        <w:spacing w:after="40"/>
+      </w:pPr>
+      <w:r>
+        <w:rPr>
+          <w:rFonts w:ascii="Arial Unicode MS" w:hAnsi="Arial Unicode MS" w:eastAsia="Arial Unicode MS" w:cs="Arial Unicode MS" w:hint="eastAsia"/>
+          <w:b/>
+          <w:color w:val="5F7F08"/>
+          <w:sz w:val="22"/>
+          <w:lang w:val="zh-CN" w:eastAsia="zh-CN"/>
+        </w:rPr>
+        <w:t>storage 权限理由</w:t>
+      </w:r>
+    </w:p>
+    <w:p>
+      <w:pPr>
+        <w:spacing w:after="40"/>
+      </w:pPr>
+      <w:r>
+        <w:rPr>
+          <w:rFonts w:ascii="Arial Unicode MS" w:hAnsi="Arial Unicode MS" w:eastAsia="Arial Unicode MS" w:cs="Arial Unicode MS" w:hint="eastAsia"/>
+          <w:b w:val="0"/>
+          <w:sz w:val="22"/>
+          <w:lang w:val="zh-CN" w:eastAsia="zh-CN"/>
+        </w:rPr>
+        <w:t>在 Chrome 本地存储中保存界面语言、主题、采集设置、用户配置的 AI 服务资料、捕获历史、证据元数据和重建项目草稿，以便用户恢复工作区并导出证据。数据默认仅保存在本机。</w:t>
+      </w:r>
+    </w:p>
+    <w:p>
+      <w:pPr>
+        <w:spacing w:after="40"/>
+      </w:pPr>
+      <w:r>
+        <w:rPr>
+          <w:rFonts w:ascii="Arial Unicode MS" w:hAnsi="Arial Unicode MS" w:eastAsia="Arial Unicode MS" w:cs="Arial Unicode MS" w:hint="eastAsia"/>
+          <w:b/>
+          <w:color w:val="5F7F08"/>
+          <w:sz w:val="22"/>
+          <w:lang w:val="zh-CN" w:eastAsia="zh-CN"/>
+        </w:rPr>
+        <w:t>tabs 权限理由</w:t>
+      </w:r>
+    </w:p>
+    <w:p>
+      <w:pPr>
+        <w:spacing w:after="40"/>
+      </w:pPr>
+      <w:r>
+        <w:rPr>
+          <w:rFonts w:ascii="Arial Unicode MS" w:hAnsi="Arial Unicode MS" w:eastAsia="Arial Unicode MS" w:cs="Arial Unicode MS" w:hint="eastAsia"/>
+          <w:b w:val="0"/>
+          <w:sz w:val="22"/>
+          <w:lang w:val="zh-CN" w:eastAsia="zh-CN"/>
+        </w:rPr>
+        <w:t>用于识别用户当前活动标签页、读取其 URL 和标题、在标签页切换时刷新侧边栏状态，并在采集期间与当前页面通信和获取当前可见区域截图。不会用于跟踪与采集无关的浏览活动。</w:t>
+      </w:r>
+    </w:p>
+    <w:p>
+      <w:pPr>
+        <w:spacing w:after="40"/>
+      </w:pPr>
+      <w:r>
+        <w:rPr>
+          <w:rFonts w:ascii="Arial Unicode MS" w:hAnsi="Arial Unicode MS" w:eastAsia="Arial Unicode MS" w:cs="Arial Unicode MS" w:hint="eastAsia"/>
+          <w:b/>
+          <w:color w:val="5F7F08"/>
+          <w:sz w:val="22"/>
+          <w:lang w:val="zh-CN" w:eastAsia="zh-CN"/>
+        </w:rPr>
+        <w:t>sidePanel 权限理由</w:t>
+      </w:r>
+    </w:p>
+    <w:p>
+      <w:pPr>
+        <w:spacing w:after="40"/>
+      </w:pPr>
+      <w:r>
+        <w:rPr>
+          <w:rFonts w:ascii="Arial Unicode MS" w:hAnsi="Arial Unicode MS" w:eastAsia="Arial Unicode MS" w:cs="Arial Unicode MS" w:hint="eastAsia"/>
+          <w:b w:val="0"/>
+          <w:sz w:val="22"/>
+          <w:lang w:val="zh-CN" w:eastAsia="zh-CN"/>
+        </w:rPr>
+        <w:t>用于将捕获模式、采集进度、证据覆盖、历史记录和设置展示在 Chrome 原生侧边栏中，使用户在不离开当前网页的情况下操作和检查采集结果。</w:t>
+      </w:r>
+    </w:p>
+    <w:p>
+      <w:pPr>
+        <w:spacing w:after="40"/>
+      </w:pPr>
+      <w:r>
+        <w:rPr>
+          <w:rFonts w:ascii="Arial Unicode MS" w:hAnsi="Arial Unicode MS" w:eastAsia="Arial Unicode MS" w:cs="Arial Unicode MS" w:hint="eastAsia"/>
+          <w:b/>
+          <w:color w:val="5F7F08"/>
+          <w:sz w:val="22"/>
+          <w:lang w:val="zh-CN" w:eastAsia="zh-CN"/>
+        </w:rPr>
+        <w:t>主机权限理由</w:t>
+      </w:r>
+    </w:p>
+    <w:p>
+      <w:pPr>
+        <w:spacing w:after="40"/>
+      </w:pPr>
+      <w:r>
+        <w:rPr>
+          <w:rFonts w:ascii="Arial Unicode MS" w:hAnsi="Arial Unicode MS" w:eastAsia="Arial Unicode MS" w:cs="Arial Unicode MS" w:hint="eastAsia"/>
+          <w:b w:val="0"/>
+          <w:sz w:val="22"/>
+          <w:lang w:val="zh-CN" w:eastAsia="zh-CN"/>
+        </w:rPr>
+        <w:t>用户可能需要在其有权分析的任意 HTTP 或 HTTPS 网页上采集设计证据，因此扩展需要访问用户当前选择的网站。访问只在用户主动发起捕获、选取组件或补采状态时发生；不会自动扫描所有网站，chrome:// 等受限页面会被拒绝。</w:t>
+      </w:r>
+    </w:p>
+    <w:p>
+      <w:pPr>
+        <w:spacing w:after="40"/>
+      </w:pPr>
+      <w:r>
+        <w:rPr>
+          <w:rFonts w:ascii="Arial Unicode MS" w:hAnsi="Arial Unicode MS" w:eastAsia="Arial Unicode MS" w:cs="Arial Unicode MS" w:hint="eastAsia"/>
+          <w:b/>
+          <w:color w:val="5F7F08"/>
+          <w:sz w:val="22"/>
+          <w:lang w:val="zh-CN" w:eastAsia="zh-CN"/>
         </w:rPr>
         <w:t>远程代码</w:t>
       </w:r>
@@ -998,11 +1244,12 @@
       </w:pPr>
       <w:r>
         <w:rPr>
-          <w:rFonts w:ascii="Arial Unicode MS" w:hAnsi="Arial Unicode MS" w:eastAsia="Arial Unicode MS" w:cs="Arial Unicode MS"/>
+          <w:rFonts w:ascii="Arial Unicode MS" w:hAnsi="Arial Unicode MS" w:eastAsia="Arial Unicode MS" w:cs="Arial Unicode MS" w:hint="eastAsia"/>
           <w:b w:val="0"/>
           <w:sz w:val="22"/>
+          <w:lang w:val="zh-CN" w:eastAsia="zh-CN"/>
         </w:rPr>
-        <w:t>否</w:t>
+        <w:t>选择：不，我并未使用远程代码</w:t>
       </w:r>
     </w:p>
     <w:p>
@@ -1011,12 +1258,13 @@
       </w:pPr>
       <w:r>
         <w:rPr>
-          <w:rFonts w:ascii="Arial Unicode MS" w:hAnsi="Arial Unicode MS" w:eastAsia="Arial Unicode MS" w:cs="Arial Unicode MS"/>
+          <w:rFonts w:ascii="Arial Unicode MS" w:hAnsi="Arial Unicode MS" w:eastAsia="Arial Unicode MS" w:cs="Arial Unicode MS" w:hint="eastAsia"/>
           <w:b w:val="0"/>
           <w:color w:val="555555"/>
           <w:sz w:val="18"/>
+          <w:lang w:val="zh-CN" w:eastAsia="zh-CN"/>
         </w:rPr>
-        <w:t>后台提示：所有 JavaScript 和 WebAssembly 都随扩展包发布，不执行远程返回的代码。</w:t>
+        <w:t>后台提示：所有 JavaScript 依赖和采集逻辑均随扩展包发布。可选 AI 接口只交换数据和文本结果，不下载或执行远程代码。</w:t>
       </w:r>
     </w:p>
     <w:p>
@@ -1025,10 +1273,84 @@
       </w:pPr>
       <w:r>
         <w:rPr>
-          <w:rFonts w:ascii="Arial Unicode MS" w:hAnsi="Arial Unicode MS" w:eastAsia="Arial Unicode MS" w:cs="Arial Unicode MS"/>
+          <w:rFonts w:ascii="Arial Unicode MS" w:hAnsi="Arial Unicode MS" w:eastAsia="Arial Unicode MS" w:cs="Arial Unicode MS" w:hint="eastAsia"/>
           <w:b/>
           <w:color w:val="5F7F08"/>
           <w:sz w:val="22"/>
+          <w:lang w:val="zh-CN" w:eastAsia="zh-CN"/>
+        </w:rPr>
+        <w:t>远程代码理由（仅在输入框仍显示时填写）</w:t>
+      </w:r>
+    </w:p>
+    <w:p>
+      <w:pPr>
+        <w:spacing w:after="40"/>
+      </w:pPr>
+      <w:r>
+        <w:rPr>
+          <w:rFonts w:ascii="Arial Unicode MS" w:hAnsi="Arial Unicode MS" w:eastAsia="Arial Unicode MS" w:cs="Arial Unicode MS" w:hint="eastAsia"/>
+          <w:b w:val="0"/>
+          <w:sz w:val="22"/>
+          <w:lang w:val="zh-CN" w:eastAsia="zh-CN"/>
+        </w:rPr>
+        <w:t>本扩展不使用远程代码。所有 JavaScript 依赖和采集逻辑均已打包在提交的软件包中，不通过 eval、new Function、远程 script 或远程模块执行代码。可选 AI 接口只交换结构化数据和文本结果，不下载或执行服务端返回的代码。</w:t>
+      </w:r>
+    </w:p>
+    <w:p>
+      <w:pPr>
+        <w:spacing w:after="40"/>
+      </w:pPr>
+      <w:r>
+        <w:rPr>
+          <w:rFonts w:ascii="Arial Unicode MS" w:hAnsi="Arial Unicode MS" w:eastAsia="Arial Unicode MS" w:cs="Arial Unicode MS" w:hint="eastAsia"/>
+          <w:b/>
+          <w:color w:val="5F7F08"/>
+          <w:sz w:val="22"/>
+          <w:lang w:val="zh-CN" w:eastAsia="zh-CN"/>
+        </w:rPr>
+        <w:t>数据类型勾选</w:t>
+      </w:r>
+    </w:p>
+    <w:p>
+      <w:pPr>
+        <w:spacing w:after="40"/>
+      </w:pPr>
+      <w:r>
+        <w:rPr>
+          <w:rFonts w:ascii="Arial Unicode MS" w:hAnsi="Arial Unicode MS" w:eastAsia="Arial Unicode MS" w:cs="Arial Unicode MS" w:hint="eastAsia"/>
+          <w:b w:val="0"/>
+          <w:sz w:val="22"/>
+          <w:lang w:val="zh-CN" w:eastAsia="zh-CN"/>
+        </w:rPr>
+        <w:t>勾选：身份验证信息、网络记录、用户活动、网站内容。不要勾选：个人身份信息、健康信息、财务和付款信息、个人通讯、位置。</w:t>
+      </w:r>
+    </w:p>
+    <w:p>
+      <w:pPr>
+        <w:spacing w:after="160"/>
+      </w:pPr>
+      <w:r>
+        <w:rPr>
+          <w:rFonts w:ascii="Arial Unicode MS" w:hAnsi="Arial Unicode MS" w:eastAsia="Arial Unicode MS" w:cs="Arial Unicode MS" w:hint="eastAsia"/>
+          <w:b w:val="0"/>
+          <w:color w:val="555555"/>
+          <w:sz w:val="18"/>
+          <w:lang w:val="zh-CN" w:eastAsia="zh-CN"/>
+        </w:rPr>
+        <w:t>后台提示：身份验证信息仅指用户自愿保存的可选 AI 服务 API Key；网络记录仅指用户主动捕获页面的 URL、标题和时间；输入值会被遮罩。</w:t>
+      </w:r>
+    </w:p>
+    <w:p>
+      <w:pPr>
+        <w:spacing w:after="40"/>
+      </w:pPr>
+      <w:r>
+        <w:rPr>
+          <w:rFonts w:ascii="Arial Unicode MS" w:hAnsi="Arial Unicode MS" w:eastAsia="Arial Unicode MS" w:cs="Arial Unicode MS" w:hint="eastAsia"/>
+          <w:b/>
+          <w:color w:val="5F7F08"/>
+          <w:sz w:val="22"/>
+          <w:lang w:val="zh-CN" w:eastAsia="zh-CN"/>
         </w:rPr>
         <w:t>数据使用</w:t>
       </w:r>
@@ -1039,11 +1361,12 @@
       </w:pPr>
       <w:r>
         <w:rPr>
-          <w:rFonts w:ascii="Arial Unicode MS" w:hAnsi="Arial Unicode MS" w:eastAsia="Arial Unicode MS" w:cs="Arial Unicode MS"/>
+          <w:rFonts w:ascii="Arial Unicode MS" w:hAnsi="Arial Unicode MS" w:eastAsia="Arial Unicode MS" w:cs="Arial Unicode MS" w:hint="eastAsia"/>
           <w:b w:val="0"/>
           <w:sz w:val="22"/>
+          <w:lang w:val="zh-CN" w:eastAsia="zh-CN"/>
         </w:rPr>
-        <w:t>网站内容：可见文本片段、设计令牌、布局指标、截图和脱敏后的证据。用户活动：仅在用户主动发起的采集会话中观察到的悬停、聚焦、滚动、打开和时间证据。数据仅用于采集、分析、存储、导出和用户主动请求的 AI 生成，不出售、不用于广告、不用于信用评估，也不用于无关用途。</w:t>
+        <w:t>身份验证信息：仅处理用户自愿配置的可选 AI 服务 API Key，密钥保存在 Chrome 本地存储中，并仅发送给用户选择的 AI 服务商完成其主动请求。网络记录：仅保存用户主动捕获页面的 URL、标题和时间。网站内容：采集可见文本片段、设计令牌、布局指标、资源地址、截图和脱敏证据。用户活动：仅在用户主动发起的采集会话中观察滚动、悬停、聚焦、打开和时间证据，输入值会被遮罩。数据仅用于采集、分析、本地存储、导出和用户主动请求的 AI 生成，不出售、不用于广告、不用于信用评估，也不用于无关用途。</w:t>
       </w:r>
     </w:p>
     <w:p>
@@ -1052,12 +1375,13 @@
       </w:pPr>
       <w:r>
         <w:rPr>
-          <w:rFonts w:ascii="Arial Unicode MS" w:hAnsi="Arial Unicode MS" w:eastAsia="Arial Unicode MS" w:cs="Arial Unicode MS"/>
+          <w:rFonts w:ascii="Arial Unicode MS" w:hAnsi="Arial Unicode MS" w:eastAsia="Arial Unicode MS" w:cs="Arial Unicode MS" w:hint="eastAsia"/>
           <w:b w:val="0"/>
           <w:color w:val="555555"/>
           <w:sz w:val="18"/>
+          <w:lang w:val="zh-CN" w:eastAsia="zh-CN"/>
         </w:rPr>
-        <w:t>后台提示：与 docs/privacy.md 保持一致，并勾选 Limited Use 声明。</w:t>
+        <w:t>后台提示：与 docs/privacy.md 保持一致。</w:t>
       </w:r>
     </w:p>
     <w:p>
@@ -1066,10 +1390,55 @@
       </w:pPr>
       <w:r>
         <w:rPr>
-          <w:rFonts w:ascii="Arial Unicode MS" w:hAnsi="Arial Unicode MS" w:eastAsia="Arial Unicode MS" w:cs="Arial Unicode MS"/>
+          <w:rFonts w:ascii="Arial Unicode MS" w:hAnsi="Arial Unicode MS" w:eastAsia="Arial Unicode MS" w:cs="Arial Unicode MS" w:hint="eastAsia"/>
           <w:b/>
           <w:color w:val="5F7F08"/>
           <w:sz w:val="22"/>
+          <w:lang w:val="zh-CN" w:eastAsia="zh-CN"/>
+        </w:rPr>
+        <w:t>政策确认</w:t>
+      </w:r>
+    </w:p>
+    <w:p>
+      <w:pPr>
+        <w:spacing w:after="40"/>
+      </w:pPr>
+      <w:r>
+        <w:rPr>
+          <w:rFonts w:ascii="Arial Unicode MS" w:hAnsi="Arial Unicode MS" w:eastAsia="Arial Unicode MS" w:cs="Arial Unicode MS" w:hint="eastAsia"/>
+          <w:b w:val="0"/>
+          <w:sz w:val="22"/>
+          <w:lang w:val="zh-CN" w:eastAsia="zh-CN"/>
+        </w:rPr>
+        <w:t>勾选全部三项：不向第三方出售或传输用户数据；不将用户数据用于与单一用途无关的目的；不将用户数据用于信用评估或贷款目的。</w:t>
+      </w:r>
+    </w:p>
+    <w:p>
+      <w:pPr>
+        <w:spacing w:after="160"/>
+      </w:pPr>
+      <w:r>
+        <w:rPr>
+          <w:rFonts w:ascii="Arial Unicode MS" w:hAnsi="Arial Unicode MS" w:eastAsia="Arial Unicode MS" w:cs="Arial Unicode MS" w:hint="eastAsia"/>
+          <w:b w:val="0"/>
+          <w:color w:val="555555"/>
+          <w:sz w:val="18"/>
+          <w:lang w:val="zh-CN" w:eastAsia="zh-CN"/>
+        </w:rPr>
+        <w:t>后台提示：三项都是发布前必选。</w:t>
+      </w:r>
+    </w:p>
+    <w:p>
+      <w:pPr>
+        <w:spacing w:after="40"/>
+      </w:pPr>
+      <w:r>
+        <w:rPr>
+          <w:rFonts w:ascii="Arial Unicode MS" w:hAnsi="Arial Unicode MS" w:eastAsia="Arial Unicode MS" w:cs="Arial Unicode MS" w:hint="eastAsia"/>
+          <w:b/>
+          <w:color w:val="5F7F08"/>
+          <w:sz w:val="22"/>
+          <w:lang w:val="zh-CN" w:eastAsia="zh-CN"/>
         </w:rPr>
         <w:t>审核测试说明</w:t>
       </w:r>
@@ -1080,9 +1449,10 @@
       </w:pPr>
       <w:r>
         <w:rPr>
-          <w:rFonts w:ascii="Arial Unicode MS" w:hAnsi="Arial Unicode MS" w:eastAsia="Arial Unicode MS" w:cs="Arial Unicode MS"/>
+          <w:rFonts w:ascii="Arial Unicode MS" w:hAnsi="Arial Unicode MS" w:eastAsia="Arial Unicode MS" w:cs="Arial Unicode MS" w:hint="eastAsia"/>
           <w:b w:val="0"/>
           <w:sz w:val="22"/>
+          <w:lang w:val="zh-CN" w:eastAsia="zh-CN"/>
         </w:rPr>
         <w:t>1. 安装标准版扩展，不需要账号。</w:t>
         <w:br/>
@@ -1105,10 +1475,11 @@
       </w:pPr>
       <w:r>
         <w:rPr>
-          <w:rFonts w:ascii="Arial Unicode MS" w:hAnsi="Arial Unicode MS" w:eastAsia="Arial Unicode MS" w:cs="Arial Unicode MS"/>
+          <w:rFonts w:ascii="Arial Unicode MS" w:hAnsi="Arial Unicode MS" w:eastAsia="Arial Unicode MS" w:cs="Arial Unicode MS" w:hint="eastAsia"/>
           <w:b w:val="0"/>
           <w:color w:val="555555"/>
           <w:sz w:val="18"/>
+          <w:lang w:val="zh-CN" w:eastAsia="zh-CN"/>
         </w:rPr>
         <w:t>后台提示：完整粘贴到审核测试说明。</w:t>
       </w:r>
@@ -1119,10 +1490,11 @@
       </w:pPr>
       <w:r>
         <w:rPr>
-          <w:rFonts w:ascii="Arial Unicode MS" w:hAnsi="Arial Unicode MS" w:eastAsia="Arial Unicode MS" w:cs="Arial Unicode MS"/>
+          <w:rFonts w:ascii="Arial Unicode MS" w:hAnsi="Arial Unicode MS" w:eastAsia="Arial Unicode MS" w:cs="Arial Unicode MS" w:hint="eastAsia"/>
           <w:b/>
           <w:color w:val="111812"/>
           <w:sz w:val="30"/>
+          <w:lang w:val="zh-CN" w:eastAsia="zh-CN"/>
         </w:rPr>
         <w:t>五、提交前检查</w:t>
       </w:r>
@@ -1134,8 +1506,9 @@
       </w:pPr>
       <w:r>
         <w:rPr>
-          <w:rFonts w:ascii="Arial Unicode MS" w:hAnsi="Arial Unicode MS" w:eastAsia="Arial Unicode MS" w:cs="Arial Unicode MS"/>
+          <w:rFonts w:ascii="Arial Unicode MS" w:hAnsi="Arial Unicode MS" w:eastAsia="Arial Unicode MS" w:cs="Arial Unicode MS" w:hint="eastAsia"/>
           <w:sz w:val="20"/>
+          <w:lang w:val="zh-CN" w:eastAsia="zh-CN"/>
         </w:rPr>
         <w:t>只上传 dist/yotsuba-lens-0.3.0-standard-chrome.zip，不上传 Collector 版本。</w:t>
       </w:r>
@@ -1147,8 +1520,9 @@
       </w:pPr>
       <w:r>
         <w:rPr>
-          <w:rFonts w:ascii="Arial Unicode MS" w:hAnsi="Arial Unicode MS" w:eastAsia="Arial Unicode MS" w:cs="Arial Unicode MS"/>
+          <w:rFonts w:ascii="Arial Unicode MS" w:hAnsi="Arial Unicode MS" w:eastAsia="Arial Unicode MS" w:cs="Arial Unicode MS" w:hint="eastAsia"/>
           <w:sz w:val="20"/>
+          <w:lang w:val="zh-CN" w:eastAsia="zh-CN"/>
         </w:rPr>
         <w:t>分发范围选择公开，地区选择所有地区。</w:t>
       </w:r>
@@ -1160,8 +1534,9 @@
       </w:pPr>
       <w:r>
         <w:rPr>
-          <w:rFonts w:ascii="Arial Unicode MS" w:hAnsi="Arial Unicode MS" w:eastAsia="Arial Unicode MS" w:cs="Arial Unicode MS"/>
+          <w:rFonts w:ascii="Arial Unicode MS" w:hAnsi="Arial Unicode MS" w:eastAsia="Arial Unicode MS" w:cs="Arial Unicode MS" w:hint="eastAsia"/>
           <w:sz w:val="20"/>
+          <w:lang w:val="zh-CN" w:eastAsia="zh-CN"/>
         </w:rPr>
         <w:t>审核通过后关闭自动发布或选择暂存发布。</w:t>
       </w:r>
@@ -1173,8 +1548,9 @@
       </w:pPr>
       <w:r>
         <w:rPr>
-          <w:rFonts w:ascii="Arial Unicode MS" w:hAnsi="Arial Unicode MS" w:eastAsia="Arial Unicode MS" w:cs="Arial Unicode MS"/>
+          <w:rFonts w:ascii="Arial Unicode MS" w:hAnsi="Arial Unicode MS" w:eastAsia="Arial Unicode MS" w:cs="Arial Unicode MS" w:hint="eastAsia"/>
           <w:sz w:val="20"/>
+          <w:lang w:val="zh-CN" w:eastAsia="zh-CN"/>
         </w:rPr>
         <w:t>确认图标、截图、小型宣传图块和顶部宣传图块均已上传。</w:t>
       </w:r>
@@ -1186,8 +1562,9 @@
       </w:pPr>
       <w:r>
         <w:rPr>
-          <w:rFonts w:ascii="Arial Unicode MS" w:hAnsi="Arial Unicode MS" w:eastAsia="Arial Unicode MS" w:cs="Arial Unicode MS"/>
+          <w:rFonts w:ascii="Arial Unicode MS" w:hAnsi="Arial Unicode MS" w:eastAsia="Arial Unicode MS" w:cs="Arial Unicode MS" w:hint="eastAsia"/>
           <w:sz w:val="20"/>
+          <w:lang w:val="zh-CN" w:eastAsia="zh-CN"/>
         </w:rPr>
         <w:t>确认隐私权政策、支持网址和说明文字均可公开访问。</w:t>
       </w:r>
@@ -1199,8 +1576,9 @@
       </w:pPr>
       <w:r>
         <w:rPr>
-          <w:rFonts w:ascii="Arial Unicode MS" w:hAnsi="Arial Unicode MS" w:eastAsia="Arial Unicode MS" w:cs="Arial Unicode MS"/>
+          <w:rFonts w:ascii="Arial Unicode MS" w:hAnsi="Arial Unicode MS" w:eastAsia="Arial Unicode MS" w:cs="Arial Unicode MS" w:hint="eastAsia"/>
           <w:sz w:val="20"/>
+          <w:lang w:val="zh-CN" w:eastAsia="zh-CN"/>
         </w:rPr>
         <w:t>确认交易者身份按实际情况填写；当前个人免费开源项目通常为非交易者。</w:t>
       </w:r>

--- a/docs/chrome-web-store-cn-fill-pack.docx
+++ b/docs/chrome-web-store-cn-fill-pack.docx
@@ -8,7 +8,7 @@
       </w:pPr>
       <w:r>
         <w:rPr>
-          <w:rFonts w:ascii="Arial Unicode MS" w:hAnsi="Arial Unicode MS" w:eastAsia="Arial Unicode MS" w:cs="Arial Unicode MS" w:hint="eastAsia"/>
+          <w:rFonts w:ascii="Hiragino Sans GB" w:hAnsi="Hiragino Sans GB" w:eastAsia="Hiragino Sans GB" w:cs="Hiragino Sans GB" w:hint="eastAsia"/>
           <w:b/>
           <w:color w:val="111812"/>
           <w:sz w:val="48"/>
@@ -23,7 +23,7 @@
       </w:pPr>
       <w:r>
         <w:rPr>
-          <w:rFonts w:ascii="Arial Unicode MS" w:hAnsi="Arial Unicode MS" w:eastAsia="Arial Unicode MS" w:cs="Arial Unicode MS" w:hint="eastAsia"/>
+          <w:rFonts w:ascii="Hiragino Sans GB" w:hAnsi="Hiragino Sans GB" w:eastAsia="Hiragino Sans GB" w:cs="Hiragino Sans GB" w:hint="eastAsia"/>
           <w:b w:val="0"/>
           <w:color w:val="5F7F08"/>
           <w:sz w:val="20"/>
@@ -38,7 +38,7 @@
       </w:pPr>
       <w:r>
         <w:rPr>
-          <w:rFonts w:ascii="Arial Unicode MS" w:hAnsi="Arial Unicode MS" w:eastAsia="Arial Unicode MS" w:cs="Arial Unicode MS" w:hint="eastAsia"/>
+          <w:rFonts w:ascii="Hiragino Sans GB" w:hAnsi="Hiragino Sans GB" w:eastAsia="Hiragino Sans GB" w:cs="Hiragino Sans GB" w:hint="eastAsia"/>
           <w:b/>
           <w:color w:val="111812"/>
           <w:sz w:val="30"/>
@@ -53,7 +53,7 @@
       </w:pPr>
       <w:r>
         <w:rPr>
-          <w:rFonts w:ascii="Arial Unicode MS" w:hAnsi="Arial Unicode MS" w:eastAsia="Arial Unicode MS" w:cs="Arial Unicode MS" w:hint="eastAsia"/>
+          <w:rFonts w:ascii="Hiragino Sans GB" w:hAnsi="Hiragino Sans GB" w:eastAsia="Hiragino Sans GB" w:cs="Hiragino Sans GB" w:hint="eastAsia"/>
           <w:b w:val="0"/>
           <w:sz w:val="20"/>
           <w:lang w:val="zh-CN" w:eastAsia="zh-CN"/>
@@ -67,7 +67,7 @@
       </w:pPr>
       <w:r>
         <w:rPr>
-          <w:rFonts w:ascii="Arial Unicode MS" w:hAnsi="Arial Unicode MS" w:eastAsia="Arial Unicode MS" w:cs="Arial Unicode MS" w:hint="eastAsia"/>
+          <w:rFonts w:ascii="Hiragino Sans GB" w:hAnsi="Hiragino Sans GB" w:eastAsia="Hiragino Sans GB" w:cs="Hiragino Sans GB" w:hint="eastAsia"/>
           <w:b/>
           <w:color w:val="111812"/>
           <w:sz w:val="30"/>
@@ -82,7 +82,7 @@
       </w:pPr>
       <w:r>
         <w:rPr>
-          <w:rFonts w:ascii="Arial Unicode MS" w:hAnsi="Arial Unicode MS" w:eastAsia="Arial Unicode MS" w:cs="Arial Unicode MS" w:hint="eastAsia"/>
+          <w:rFonts w:ascii="Hiragino Sans GB" w:hAnsi="Hiragino Sans GB" w:eastAsia="Hiragino Sans GB" w:cs="Hiragino Sans GB" w:hint="eastAsia"/>
           <w:b/>
           <w:color w:val="5F7F08"/>
           <w:sz w:val="22"/>
@@ -97,7 +97,7 @@
       </w:pPr>
       <w:r>
         <w:rPr>
-          <w:rFonts w:ascii="Arial Unicode MS" w:hAnsi="Arial Unicode MS" w:eastAsia="Arial Unicode MS" w:cs="Arial Unicode MS" w:hint="eastAsia"/>
+          <w:rFonts w:ascii="Hiragino Sans GB" w:hAnsi="Hiragino Sans GB" w:eastAsia="Hiragino Sans GB" w:cs="Hiragino Sans GB" w:hint="eastAsia"/>
           <w:b w:val="0"/>
           <w:sz w:val="22"/>
           <w:lang w:val="zh-CN" w:eastAsia="zh-CN"/>
@@ -111,7 +111,7 @@
       </w:pPr>
       <w:r>
         <w:rPr>
-          <w:rFonts w:ascii="Arial Unicode MS" w:hAnsi="Arial Unicode MS" w:eastAsia="Arial Unicode MS" w:cs="Arial Unicode MS" w:hint="eastAsia"/>
+          <w:rFonts w:ascii="Hiragino Sans GB" w:hAnsi="Hiragino Sans GB" w:eastAsia="Hiragino Sans GB" w:cs="Hiragino Sans GB" w:hint="eastAsia"/>
           <w:b w:val="0"/>
           <w:color w:val="555555"/>
           <w:sz w:val="18"/>
@@ -126,7 +126,7 @@
       </w:pPr>
       <w:r>
         <w:rPr>
-          <w:rFonts w:ascii="Arial Unicode MS" w:hAnsi="Arial Unicode MS" w:eastAsia="Arial Unicode MS" w:cs="Arial Unicode MS" w:hint="eastAsia"/>
+          <w:rFonts w:ascii="Hiragino Sans GB" w:hAnsi="Hiragino Sans GB" w:eastAsia="Hiragino Sans GB" w:cs="Hiragino Sans GB" w:hint="eastAsia"/>
           <w:b/>
           <w:color w:val="5F7F08"/>
           <w:sz w:val="22"/>
@@ -141,7 +141,7 @@
       </w:pPr>
       <w:r>
         <w:rPr>
-          <w:rFonts w:ascii="Arial Unicode MS" w:hAnsi="Arial Unicode MS" w:eastAsia="Arial Unicode MS" w:cs="Arial Unicode MS" w:hint="eastAsia"/>
+          <w:rFonts w:ascii="Hiragino Sans GB" w:hAnsi="Hiragino Sans GB" w:eastAsia="Hiragino Sans GB" w:cs="Hiragino Sans GB" w:hint="eastAsia"/>
           <w:b w:val="0"/>
           <w:sz w:val="22"/>
           <w:lang w:val="zh-CN" w:eastAsia="zh-CN"/>
@@ -155,7 +155,7 @@
       </w:pPr>
       <w:r>
         <w:rPr>
-          <w:rFonts w:ascii="Arial Unicode MS" w:hAnsi="Arial Unicode MS" w:eastAsia="Arial Unicode MS" w:cs="Arial Unicode MS" w:hint="eastAsia"/>
+          <w:rFonts w:ascii="Hiragino Sans GB" w:hAnsi="Hiragino Sans GB" w:eastAsia="Hiragino Sans GB" w:cs="Hiragino Sans GB" w:hint="eastAsia"/>
           <w:b w:val="0"/>
           <w:color w:val="555555"/>
           <w:sz w:val="18"/>
@@ -170,7 +170,7 @@
       </w:pPr>
       <w:r>
         <w:rPr>
-          <w:rFonts w:ascii="Arial Unicode MS" w:hAnsi="Arial Unicode MS" w:eastAsia="Arial Unicode MS" w:cs="Arial Unicode MS" w:hint="eastAsia"/>
+          <w:rFonts w:ascii="Hiragino Sans GB" w:hAnsi="Hiragino Sans GB" w:eastAsia="Hiragino Sans GB" w:cs="Hiragino Sans GB" w:hint="eastAsia"/>
           <w:b/>
           <w:color w:val="5F7F08"/>
           <w:sz w:val="22"/>
@@ -185,7 +185,7 @@
       </w:pPr>
       <w:r>
         <w:rPr>
-          <w:rFonts w:ascii="Arial Unicode MS" w:hAnsi="Arial Unicode MS" w:eastAsia="Arial Unicode MS" w:cs="Arial Unicode MS" w:hint="eastAsia"/>
+          <w:rFonts w:ascii="Hiragino Sans GB" w:hAnsi="Hiragino Sans GB" w:eastAsia="Hiragino Sans GB" w:cs="Hiragino Sans GB" w:hint="eastAsia"/>
           <w:b w:val="0"/>
           <w:sz w:val="22"/>
           <w:lang w:val="zh-CN" w:eastAsia="zh-CN"/>
@@ -208,7 +208,7 @@
       </w:pPr>
       <w:r>
         <w:rPr>
-          <w:rFonts w:ascii="Arial Unicode MS" w:hAnsi="Arial Unicode MS" w:eastAsia="Arial Unicode MS" w:cs="Arial Unicode MS" w:hint="eastAsia"/>
+          <w:rFonts w:ascii="Hiragino Sans GB" w:hAnsi="Hiragino Sans GB" w:eastAsia="Hiragino Sans GB" w:cs="Hiragino Sans GB" w:hint="eastAsia"/>
           <w:b w:val="0"/>
           <w:color w:val="555555"/>
           <w:sz w:val="18"/>
@@ -223,7 +223,7 @@
       </w:pPr>
       <w:r>
         <w:rPr>
-          <w:rFonts w:ascii="Arial Unicode MS" w:hAnsi="Arial Unicode MS" w:eastAsia="Arial Unicode MS" w:cs="Arial Unicode MS" w:hint="eastAsia"/>
+          <w:rFonts w:ascii="Hiragino Sans GB" w:hAnsi="Hiragino Sans GB" w:eastAsia="Hiragino Sans GB" w:cs="Hiragino Sans GB" w:hint="eastAsia"/>
           <w:b/>
           <w:color w:val="5F7F08"/>
           <w:sz w:val="22"/>
@@ -238,7 +238,7 @@
       </w:pPr>
       <w:r>
         <w:rPr>
-          <w:rFonts w:ascii="Arial Unicode MS" w:hAnsi="Arial Unicode MS" w:eastAsia="Arial Unicode MS" w:cs="Arial Unicode MS" w:hint="eastAsia"/>
+          <w:rFonts w:ascii="Hiragino Sans GB" w:hAnsi="Hiragino Sans GB" w:eastAsia="Hiragino Sans GB" w:cs="Hiragino Sans GB" w:hint="eastAsia"/>
           <w:b w:val="0"/>
           <w:sz w:val="22"/>
           <w:lang w:val="zh-CN" w:eastAsia="zh-CN"/>
@@ -252,7 +252,7 @@
       </w:pPr>
       <w:r>
         <w:rPr>
-          <w:rFonts w:ascii="Arial Unicode MS" w:hAnsi="Arial Unicode MS" w:eastAsia="Arial Unicode MS" w:cs="Arial Unicode MS" w:hint="eastAsia"/>
+          <w:rFonts w:ascii="Hiragino Sans GB" w:hAnsi="Hiragino Sans GB" w:eastAsia="Hiragino Sans GB" w:cs="Hiragino Sans GB" w:hint="eastAsia"/>
           <w:b w:val="0"/>
           <w:color w:val="555555"/>
           <w:sz w:val="18"/>
@@ -267,7 +267,7 @@
       </w:pPr>
       <w:r>
         <w:rPr>
-          <w:rFonts w:ascii="Arial Unicode MS" w:hAnsi="Arial Unicode MS" w:eastAsia="Arial Unicode MS" w:cs="Arial Unicode MS" w:hint="eastAsia"/>
+          <w:rFonts w:ascii="Hiragino Sans GB" w:hAnsi="Hiragino Sans GB" w:eastAsia="Hiragino Sans GB" w:cs="Hiragino Sans GB" w:hint="eastAsia"/>
           <w:b/>
           <w:color w:val="5F7F08"/>
           <w:sz w:val="22"/>
@@ -282,7 +282,7 @@
       </w:pPr>
       <w:r>
         <w:rPr>
-          <w:rFonts w:ascii="Arial Unicode MS" w:hAnsi="Arial Unicode MS" w:eastAsia="Arial Unicode MS" w:cs="Arial Unicode MS" w:hint="eastAsia"/>
+          <w:rFonts w:ascii="Hiragino Sans GB" w:hAnsi="Hiragino Sans GB" w:eastAsia="Hiragino Sans GB" w:cs="Hiragino Sans GB" w:hint="eastAsia"/>
           <w:b w:val="0"/>
           <w:sz w:val="22"/>
           <w:lang w:val="zh-CN" w:eastAsia="zh-CN"/>
@@ -296,7 +296,7 @@
       </w:pPr>
       <w:r>
         <w:rPr>
-          <w:rFonts w:ascii="Arial Unicode MS" w:hAnsi="Arial Unicode MS" w:eastAsia="Arial Unicode MS" w:cs="Arial Unicode MS" w:hint="eastAsia"/>
+          <w:rFonts w:ascii="Hiragino Sans GB" w:hAnsi="Hiragino Sans GB" w:eastAsia="Hiragino Sans GB" w:cs="Hiragino Sans GB" w:hint="eastAsia"/>
           <w:b w:val="0"/>
           <w:color w:val="555555"/>
           <w:sz w:val="18"/>
@@ -311,7 +311,7 @@
       </w:pPr>
       <w:r>
         <w:rPr>
-          <w:rFonts w:ascii="Arial Unicode MS" w:hAnsi="Arial Unicode MS" w:eastAsia="Arial Unicode MS" w:cs="Arial Unicode MS" w:hint="eastAsia"/>
+          <w:rFonts w:ascii="Hiragino Sans GB" w:hAnsi="Hiragino Sans GB" w:eastAsia="Hiragino Sans GB" w:cs="Hiragino Sans GB" w:hint="eastAsia"/>
           <w:b/>
           <w:color w:val="111812"/>
           <w:sz w:val="30"/>
@@ -326,7 +326,7 @@
       </w:pPr>
       <w:r>
         <w:rPr>
-          <w:rFonts w:ascii="Arial Unicode MS" w:hAnsi="Arial Unicode MS" w:eastAsia="Arial Unicode MS" w:cs="Arial Unicode MS" w:hint="eastAsia"/>
+          <w:rFonts w:ascii="Hiragino Sans GB" w:hAnsi="Hiragino Sans GB" w:eastAsia="Hiragino Sans GB" w:cs="Hiragino Sans GB" w:hint="eastAsia"/>
           <w:b/>
           <w:color w:val="5F7F08"/>
           <w:sz w:val="22"/>
@@ -341,7 +341,7 @@
       </w:pPr>
       <w:r>
         <w:rPr>
-          <w:rFonts w:ascii="Arial Unicode MS" w:hAnsi="Arial Unicode MS" w:eastAsia="Arial Unicode MS" w:cs="Arial Unicode MS" w:hint="eastAsia"/>
+          <w:rFonts w:ascii="Hiragino Sans GB" w:hAnsi="Hiragino Sans GB" w:eastAsia="Hiragino Sans GB" w:cs="Hiragino Sans GB" w:hint="eastAsia"/>
           <w:b w:val="0"/>
           <w:sz w:val="22"/>
           <w:lang w:val="zh-CN" w:eastAsia="zh-CN"/>
@@ -355,7 +355,7 @@
       </w:pPr>
       <w:r>
         <w:rPr>
-          <w:rFonts w:ascii="Arial Unicode MS" w:hAnsi="Arial Unicode MS" w:eastAsia="Arial Unicode MS" w:cs="Arial Unicode MS" w:hint="eastAsia"/>
+          <w:rFonts w:ascii="Hiragino Sans GB" w:hAnsi="Hiragino Sans GB" w:eastAsia="Hiragino Sans GB" w:cs="Hiragino Sans GB" w:hint="eastAsia"/>
           <w:b w:val="0"/>
           <w:color w:val="555555"/>
           <w:sz w:val="18"/>
@@ -370,7 +370,7 @@
       </w:pPr>
       <w:r>
         <w:rPr>
-          <w:rFonts w:ascii="Arial Unicode MS" w:hAnsi="Arial Unicode MS" w:eastAsia="Arial Unicode MS" w:cs="Arial Unicode MS" w:hint="eastAsia"/>
+          <w:rFonts w:ascii="Hiragino Sans GB" w:hAnsi="Hiragino Sans GB" w:eastAsia="Hiragino Sans GB" w:cs="Hiragino Sans GB" w:hint="eastAsia"/>
           <w:b/>
           <w:color w:val="5F7F08"/>
           <w:sz w:val="22"/>
@@ -385,12 +385,12 @@
       </w:pPr>
       <w:r>
         <w:rPr>
-          <w:rFonts w:ascii="Arial Unicode MS" w:hAnsi="Arial Unicode MS" w:eastAsia="Arial Unicode MS" w:cs="Arial Unicode MS" w:hint="eastAsia"/>
+          <w:rFonts w:ascii="Hiragino Sans GB" w:hAnsi="Hiragino Sans GB" w:eastAsia="Hiragino Sans GB" w:cs="Hiragino Sans GB" w:hint="eastAsia"/>
           <w:b w:val="0"/>
           <w:sz w:val="22"/>
           <w:lang w:val="zh-CN" w:eastAsia="zh-CN"/>
         </w:rPr>
-        <w:t>docs/store-assets/screenshot-evidence-workspace-1280x800.png</w:t>
+        <w:t>docs/store-assets/screenshot-overview-dark-1280x800.png</w:t>
       </w:r>
     </w:p>
     <w:p>
@@ -399,13 +399,13 @@
       </w:pPr>
       <w:r>
         <w:rPr>
-          <w:rFonts w:ascii="Arial Unicode MS" w:hAnsi="Arial Unicode MS" w:eastAsia="Arial Unicode MS" w:cs="Arial Unicode MS" w:hint="eastAsia"/>
+          <w:rFonts w:ascii="Hiragino Sans GB" w:hAnsi="Hiragino Sans GB" w:eastAsia="Hiragino Sans GB" w:cs="Hiragino Sans GB" w:hint="eastAsia"/>
           <w:b w:val="0"/>
           <w:color w:val="555555"/>
           <w:sz w:val="18"/>
           <w:lang w:val="zh-CN" w:eastAsia="zh-CN"/>
         </w:rPr>
-        <w:t>后台提示：1280×800，24 位 PNG，无透明层。</w:t>
+        <w:t>后台提示：1280×800，夜间模式概览，24 位 PNG，无透明层。</w:t>
       </w:r>
     </w:p>
     <w:p>
@@ -414,7 +414,7 @@
       </w:pPr>
       <w:r>
         <w:rPr>
-          <w:rFonts w:ascii="Arial Unicode MS" w:hAnsi="Arial Unicode MS" w:eastAsia="Arial Unicode MS" w:cs="Arial Unicode MS" w:hint="eastAsia"/>
+          <w:rFonts w:ascii="Hiragino Sans GB" w:hAnsi="Hiragino Sans GB" w:eastAsia="Hiragino Sans GB" w:cs="Hiragino Sans GB" w:hint="eastAsia"/>
           <w:b/>
           <w:color w:val="5F7F08"/>
           <w:sz w:val="22"/>
@@ -429,12 +429,12 @@
       </w:pPr>
       <w:r>
         <w:rPr>
-          <w:rFonts w:ascii="Arial Unicode MS" w:hAnsi="Arial Unicode MS" w:eastAsia="Arial Unicode MS" w:cs="Arial Unicode MS" w:hint="eastAsia"/>
+          <w:rFonts w:ascii="Hiragino Sans GB" w:hAnsi="Hiragino Sans GB" w:eastAsia="Hiragino Sans GB" w:cs="Hiragino Sans GB" w:hint="eastAsia"/>
           <w:b w:val="0"/>
           <w:sz w:val="22"/>
           <w:lang w:val="zh-CN" w:eastAsia="zh-CN"/>
         </w:rPr>
-        <w:t>docs/store-assets/screenshot-smart-capture-1280x800.png</w:t>
+        <w:t>docs/store-assets/screenshot-coverage-dark-1280x800.png</w:t>
       </w:r>
     </w:p>
     <w:p>
@@ -443,13 +443,13 @@
       </w:pPr>
       <w:r>
         <w:rPr>
-          <w:rFonts w:ascii="Arial Unicode MS" w:hAnsi="Arial Unicode MS" w:eastAsia="Arial Unicode MS" w:cs="Arial Unicode MS" w:hint="eastAsia"/>
+          <w:rFonts w:ascii="Hiragino Sans GB" w:hAnsi="Hiragino Sans GB" w:eastAsia="Hiragino Sans GB" w:cs="Hiragino Sans GB" w:hint="eastAsia"/>
           <w:b w:val="0"/>
           <w:color w:val="555555"/>
           <w:sz w:val="18"/>
           <w:lang w:val="zh-CN" w:eastAsia="zh-CN"/>
         </w:rPr>
-        <w:t>后台提示：1280×800，24 位 PNG，无透明层。</w:t>
+        <w:t>后台提示：1280×800，夜间模式覆盖，24 位 PNG，无透明层。</w:t>
       </w:r>
     </w:p>
     <w:p>
@@ -458,7 +458,95 @@
       </w:pPr>
       <w:r>
         <w:rPr>
-          <w:rFonts w:ascii="Arial Unicode MS" w:hAnsi="Arial Unicode MS" w:eastAsia="Arial Unicode MS" w:cs="Arial Unicode MS" w:hint="eastAsia"/>
+          <w:rFonts w:ascii="Hiragino Sans GB" w:hAnsi="Hiragino Sans GB" w:eastAsia="Hiragino Sans GB" w:cs="Hiragino Sans GB" w:hint="eastAsia"/>
+          <w:b/>
+          <w:color w:val="5F7F08"/>
+          <w:sz w:val="22"/>
+          <w:lang w:val="zh-CN" w:eastAsia="zh-CN"/>
+        </w:rPr>
+        <w:t>屏幕截图 3</w:t>
+      </w:r>
+    </w:p>
+    <w:p>
+      <w:pPr>
+        <w:spacing w:after="40"/>
+      </w:pPr>
+      <w:r>
+        <w:rPr>
+          <w:rFonts w:ascii="Hiragino Sans GB" w:hAnsi="Hiragino Sans GB" w:eastAsia="Hiragino Sans GB" w:cs="Hiragino Sans GB" w:hint="eastAsia"/>
+          <w:b w:val="0"/>
+          <w:sz w:val="22"/>
+          <w:lang w:val="zh-CN" w:eastAsia="zh-CN"/>
+        </w:rPr>
+        <w:t>docs/store-assets/screenshot-history-dark-1280x800.png</w:t>
+      </w:r>
+    </w:p>
+    <w:p>
+      <w:pPr>
+        <w:spacing w:after="160"/>
+      </w:pPr>
+      <w:r>
+        <w:rPr>
+          <w:rFonts w:ascii="Hiragino Sans GB" w:hAnsi="Hiragino Sans GB" w:eastAsia="Hiragino Sans GB" w:cs="Hiragino Sans GB" w:hint="eastAsia"/>
+          <w:b w:val="0"/>
+          <w:color w:val="555555"/>
+          <w:sz w:val="18"/>
+          <w:lang w:val="zh-CN" w:eastAsia="zh-CN"/>
+        </w:rPr>
+        <w:t>后台提示：1280×800，夜间模式历史，24 位 PNG，无透明层。</w:t>
+      </w:r>
+    </w:p>
+    <w:p>
+      <w:pPr>
+        <w:spacing w:after="40"/>
+      </w:pPr>
+      <w:r>
+        <w:rPr>
+          <w:rFonts w:ascii="Hiragino Sans GB" w:hAnsi="Hiragino Sans GB" w:eastAsia="Hiragino Sans GB" w:cs="Hiragino Sans GB" w:hint="eastAsia"/>
+          <w:b/>
+          <w:color w:val="5F7F08"/>
+          <w:sz w:val="22"/>
+          <w:lang w:val="zh-CN" w:eastAsia="zh-CN"/>
+        </w:rPr>
+        <w:t>屏幕截图 4</w:t>
+      </w:r>
+    </w:p>
+    <w:p>
+      <w:pPr>
+        <w:spacing w:after="40"/>
+      </w:pPr>
+      <w:r>
+        <w:rPr>
+          <w:rFonts w:ascii="Hiragino Sans GB" w:hAnsi="Hiragino Sans GB" w:eastAsia="Hiragino Sans GB" w:cs="Hiragino Sans GB" w:hint="eastAsia"/>
+          <w:b w:val="0"/>
+          <w:sz w:val="22"/>
+          <w:lang w:val="zh-CN" w:eastAsia="zh-CN"/>
+        </w:rPr>
+        <w:t>docs/store-assets/screenshot-settings-dark-1280x800.png</w:t>
+      </w:r>
+    </w:p>
+    <w:p>
+      <w:pPr>
+        <w:spacing w:after="160"/>
+      </w:pPr>
+      <w:r>
+        <w:rPr>
+          <w:rFonts w:ascii="Hiragino Sans GB" w:hAnsi="Hiragino Sans GB" w:eastAsia="Hiragino Sans GB" w:cs="Hiragino Sans GB" w:hint="eastAsia"/>
+          <w:b w:val="0"/>
+          <w:color w:val="555555"/>
+          <w:sz w:val="18"/>
+          <w:lang w:val="zh-CN" w:eastAsia="zh-CN"/>
+        </w:rPr>
+        <w:t>后台提示：1280×800，夜间模式设置，24 位 PNG，无透明层。</w:t>
+      </w:r>
+    </w:p>
+    <w:p>
+      <w:pPr>
+        <w:spacing w:after="40"/>
+      </w:pPr>
+      <w:r>
+        <w:rPr>
+          <w:rFonts w:ascii="Hiragino Sans GB" w:hAnsi="Hiragino Sans GB" w:eastAsia="Hiragino Sans GB" w:cs="Hiragino Sans GB" w:hint="eastAsia"/>
           <w:b/>
           <w:color w:val="5F7F08"/>
           <w:sz w:val="22"/>
@@ -473,7 +561,7 @@
       </w:pPr>
       <w:r>
         <w:rPr>
-          <w:rFonts w:ascii="Arial Unicode MS" w:hAnsi="Arial Unicode MS" w:eastAsia="Arial Unicode MS" w:cs="Arial Unicode MS" w:hint="eastAsia"/>
+          <w:rFonts w:ascii="Hiragino Sans GB" w:hAnsi="Hiragino Sans GB" w:eastAsia="Hiragino Sans GB" w:cs="Hiragino Sans GB" w:hint="eastAsia"/>
           <w:b w:val="0"/>
           <w:sz w:val="22"/>
           <w:lang w:val="zh-CN" w:eastAsia="zh-CN"/>
@@ -487,7 +575,7 @@
       </w:pPr>
       <w:r>
         <w:rPr>
-          <w:rFonts w:ascii="Arial Unicode MS" w:hAnsi="Arial Unicode MS" w:eastAsia="Arial Unicode MS" w:cs="Arial Unicode MS" w:hint="eastAsia"/>
+          <w:rFonts w:ascii="Hiragino Sans GB" w:hAnsi="Hiragino Sans GB" w:eastAsia="Hiragino Sans GB" w:cs="Hiragino Sans GB" w:hint="eastAsia"/>
           <w:b w:val="0"/>
           <w:color w:val="555555"/>
           <w:sz w:val="18"/>
@@ -502,7 +590,7 @@
       </w:pPr>
       <w:r>
         <w:rPr>
-          <w:rFonts w:ascii="Arial Unicode MS" w:hAnsi="Arial Unicode MS" w:eastAsia="Arial Unicode MS" w:cs="Arial Unicode MS" w:hint="eastAsia"/>
+          <w:rFonts w:ascii="Hiragino Sans GB" w:hAnsi="Hiragino Sans GB" w:eastAsia="Hiragino Sans GB" w:cs="Hiragino Sans GB" w:hint="eastAsia"/>
           <w:b/>
           <w:color w:val="5F7F08"/>
           <w:sz w:val="22"/>
@@ -517,7 +605,7 @@
       </w:pPr>
       <w:r>
         <w:rPr>
-          <w:rFonts w:ascii="Arial Unicode MS" w:hAnsi="Arial Unicode MS" w:eastAsia="Arial Unicode MS" w:cs="Arial Unicode MS" w:hint="eastAsia"/>
+          <w:rFonts w:ascii="Hiragino Sans GB" w:hAnsi="Hiragino Sans GB" w:eastAsia="Hiragino Sans GB" w:cs="Hiragino Sans GB" w:hint="eastAsia"/>
           <w:b w:val="0"/>
           <w:sz w:val="22"/>
           <w:lang w:val="zh-CN" w:eastAsia="zh-CN"/>
@@ -531,7 +619,7 @@
       </w:pPr>
       <w:r>
         <w:rPr>
-          <w:rFonts w:ascii="Arial Unicode MS" w:hAnsi="Arial Unicode MS" w:eastAsia="Arial Unicode MS" w:cs="Arial Unicode MS" w:hint="eastAsia"/>
+          <w:rFonts w:ascii="Hiragino Sans GB" w:hAnsi="Hiragino Sans GB" w:eastAsia="Hiragino Sans GB" w:cs="Hiragino Sans GB" w:hint="eastAsia"/>
           <w:b w:val="0"/>
           <w:color w:val="555555"/>
           <w:sz w:val="18"/>
@@ -546,7 +634,7 @@
       </w:pPr>
       <w:r>
         <w:rPr>
-          <w:rFonts w:ascii="Arial Unicode MS" w:hAnsi="Arial Unicode MS" w:eastAsia="Arial Unicode MS" w:cs="Arial Unicode MS" w:hint="eastAsia"/>
+          <w:rFonts w:ascii="Hiragino Sans GB" w:hAnsi="Hiragino Sans GB" w:eastAsia="Hiragino Sans GB" w:cs="Hiragino Sans GB" w:hint="eastAsia"/>
           <w:b/>
           <w:color w:val="5F7F08"/>
           <w:sz w:val="22"/>
@@ -561,7 +649,7 @@
       </w:pPr>
       <w:r>
         <w:rPr>
-          <w:rFonts w:ascii="Arial Unicode MS" w:hAnsi="Arial Unicode MS" w:eastAsia="Arial Unicode MS" w:cs="Arial Unicode MS" w:hint="eastAsia"/>
+          <w:rFonts w:ascii="Hiragino Sans GB" w:hAnsi="Hiragino Sans GB" w:eastAsia="Hiragino Sans GB" w:cs="Hiragino Sans GB" w:hint="eastAsia"/>
           <w:b w:val="0"/>
           <w:sz w:val="22"/>
           <w:lang w:val="zh-CN" w:eastAsia="zh-CN"/>
@@ -575,7 +663,7 @@
       </w:pPr>
       <w:r>
         <w:rPr>
-          <w:rFonts w:ascii="Arial Unicode MS" w:hAnsi="Arial Unicode MS" w:eastAsia="Arial Unicode MS" w:cs="Arial Unicode MS" w:hint="eastAsia"/>
+          <w:rFonts w:ascii="Hiragino Sans GB" w:hAnsi="Hiragino Sans GB" w:eastAsia="Hiragino Sans GB" w:cs="Hiragino Sans GB" w:hint="eastAsia"/>
           <w:b w:val="0"/>
           <w:color w:val="555555"/>
           <w:sz w:val="18"/>
@@ -590,7 +678,7 @@
       </w:pPr>
       <w:r>
         <w:rPr>
-          <w:rFonts w:ascii="Arial Unicode MS" w:hAnsi="Arial Unicode MS" w:eastAsia="Arial Unicode MS" w:cs="Arial Unicode MS" w:hint="eastAsia"/>
+          <w:rFonts w:ascii="Hiragino Sans GB" w:hAnsi="Hiragino Sans GB" w:eastAsia="Hiragino Sans GB" w:cs="Hiragino Sans GB" w:hint="eastAsia"/>
           <w:b/>
           <w:color w:val="111812"/>
           <w:sz w:val="30"/>
@@ -605,7 +693,7 @@
       </w:pPr>
       <w:r>
         <w:rPr>
-          <w:rFonts w:ascii="Arial Unicode MS" w:hAnsi="Arial Unicode MS" w:eastAsia="Arial Unicode MS" w:cs="Arial Unicode MS" w:hint="eastAsia"/>
+          <w:rFonts w:ascii="Hiragino Sans GB" w:hAnsi="Hiragino Sans GB" w:eastAsia="Hiragino Sans GB" w:cs="Hiragino Sans GB" w:hint="eastAsia"/>
           <w:b/>
           <w:color w:val="5F7F08"/>
           <w:sz w:val="22"/>
@@ -620,7 +708,7 @@
       </w:pPr>
       <w:r>
         <w:rPr>
-          <w:rFonts w:ascii="Arial Unicode MS" w:hAnsi="Arial Unicode MS" w:eastAsia="Arial Unicode MS" w:cs="Arial Unicode MS" w:hint="eastAsia"/>
+          <w:rFonts w:ascii="Hiragino Sans GB" w:hAnsi="Hiragino Sans GB" w:eastAsia="Hiragino Sans GB" w:cs="Hiragino Sans GB" w:hint="eastAsia"/>
           <w:b w:val="0"/>
           <w:sz w:val="22"/>
           <w:lang w:val="zh-CN" w:eastAsia="zh-CN"/>
@@ -634,7 +722,7 @@
       </w:pPr>
       <w:r>
         <w:rPr>
-          <w:rFonts w:ascii="Arial Unicode MS" w:hAnsi="Arial Unicode MS" w:eastAsia="Arial Unicode MS" w:cs="Arial Unicode MS" w:hint="eastAsia"/>
+          <w:rFonts w:ascii="Hiragino Sans GB" w:hAnsi="Hiragino Sans GB" w:eastAsia="Hiragino Sans GB" w:cs="Hiragino Sans GB" w:hint="eastAsia"/>
           <w:b w:val="0"/>
           <w:color w:val="555555"/>
           <w:sz w:val="18"/>
@@ -649,7 +737,7 @@
       </w:pPr>
       <w:r>
         <w:rPr>
-          <w:rFonts w:ascii="Arial Unicode MS" w:hAnsi="Arial Unicode MS" w:eastAsia="Arial Unicode MS" w:cs="Arial Unicode MS" w:hint="eastAsia"/>
+          <w:rFonts w:ascii="Hiragino Sans GB" w:hAnsi="Hiragino Sans GB" w:eastAsia="Hiragino Sans GB" w:cs="Hiragino Sans GB" w:hint="eastAsia"/>
           <w:b/>
           <w:color w:val="5F7F08"/>
           <w:sz w:val="22"/>
@@ -664,7 +752,7 @@
       </w:pPr>
       <w:r>
         <w:rPr>
-          <w:rFonts w:ascii="Arial Unicode MS" w:hAnsi="Arial Unicode MS" w:eastAsia="Arial Unicode MS" w:cs="Arial Unicode MS" w:hint="eastAsia"/>
+          <w:rFonts w:ascii="Hiragino Sans GB" w:hAnsi="Hiragino Sans GB" w:eastAsia="Hiragino Sans GB" w:cs="Hiragino Sans GB" w:hint="eastAsia"/>
           <w:b w:val="0"/>
           <w:sz w:val="22"/>
           <w:lang w:val="zh-CN" w:eastAsia="zh-CN"/>
@@ -678,7 +766,7 @@
       </w:pPr>
       <w:r>
         <w:rPr>
-          <w:rFonts w:ascii="Arial Unicode MS" w:hAnsi="Arial Unicode MS" w:eastAsia="Arial Unicode MS" w:cs="Arial Unicode MS" w:hint="eastAsia"/>
+          <w:rFonts w:ascii="Hiragino Sans GB" w:hAnsi="Hiragino Sans GB" w:eastAsia="Hiragino Sans GB" w:cs="Hiragino Sans GB" w:hint="eastAsia"/>
           <w:b w:val="0"/>
           <w:color w:val="555555"/>
           <w:sz w:val="18"/>
@@ -693,7 +781,7 @@
       </w:pPr>
       <w:r>
         <w:rPr>
-          <w:rFonts w:ascii="Arial Unicode MS" w:hAnsi="Arial Unicode MS" w:eastAsia="Arial Unicode MS" w:cs="Arial Unicode MS" w:hint="eastAsia"/>
+          <w:rFonts w:ascii="Hiragino Sans GB" w:hAnsi="Hiragino Sans GB" w:eastAsia="Hiragino Sans GB" w:cs="Hiragino Sans GB" w:hint="eastAsia"/>
           <w:b/>
           <w:color w:val="5F7F08"/>
           <w:sz w:val="22"/>
@@ -708,7 +796,7 @@
       </w:pPr>
       <w:r>
         <w:rPr>
-          <w:rFonts w:ascii="Arial Unicode MS" w:hAnsi="Arial Unicode MS" w:eastAsia="Arial Unicode MS" w:cs="Arial Unicode MS" w:hint="eastAsia"/>
+          <w:rFonts w:ascii="Hiragino Sans GB" w:hAnsi="Hiragino Sans GB" w:eastAsia="Hiragino Sans GB" w:cs="Hiragino Sans GB" w:hint="eastAsia"/>
           <w:b w:val="0"/>
           <w:sz w:val="22"/>
           <w:lang w:val="zh-CN" w:eastAsia="zh-CN"/>
@@ -722,7 +810,7 @@
       </w:pPr>
       <w:r>
         <w:rPr>
-          <w:rFonts w:ascii="Arial Unicode MS" w:hAnsi="Arial Unicode MS" w:eastAsia="Arial Unicode MS" w:cs="Arial Unicode MS" w:hint="eastAsia"/>
+          <w:rFonts w:ascii="Hiragino Sans GB" w:hAnsi="Hiragino Sans GB" w:eastAsia="Hiragino Sans GB" w:cs="Hiragino Sans GB" w:hint="eastAsia"/>
           <w:b w:val="0"/>
           <w:color w:val="555555"/>
           <w:sz w:val="18"/>
@@ -737,7 +825,7 @@
       </w:pPr>
       <w:r>
         <w:rPr>
-          <w:rFonts w:ascii="Arial Unicode MS" w:hAnsi="Arial Unicode MS" w:eastAsia="Arial Unicode MS" w:cs="Arial Unicode MS" w:hint="eastAsia"/>
+          <w:rFonts w:ascii="Hiragino Sans GB" w:hAnsi="Hiragino Sans GB" w:eastAsia="Hiragino Sans GB" w:cs="Hiragino Sans GB" w:hint="eastAsia"/>
           <w:b/>
           <w:color w:val="5F7F08"/>
           <w:sz w:val="22"/>
@@ -752,7 +840,7 @@
       </w:pPr>
       <w:r>
         <w:rPr>
-          <w:rFonts w:ascii="Arial Unicode MS" w:hAnsi="Arial Unicode MS" w:eastAsia="Arial Unicode MS" w:cs="Arial Unicode MS" w:hint="eastAsia"/>
+          <w:rFonts w:ascii="Hiragino Sans GB" w:hAnsi="Hiragino Sans GB" w:eastAsia="Hiragino Sans GB" w:cs="Hiragino Sans GB" w:hint="eastAsia"/>
           <w:b w:val="0"/>
           <w:sz w:val="22"/>
           <w:lang w:val="zh-CN" w:eastAsia="zh-CN"/>
@@ -766,7 +854,7 @@
       </w:pPr>
       <w:r>
         <w:rPr>
-          <w:rFonts w:ascii="Arial Unicode MS" w:hAnsi="Arial Unicode MS" w:eastAsia="Arial Unicode MS" w:cs="Arial Unicode MS" w:hint="eastAsia"/>
+          <w:rFonts w:ascii="Hiragino Sans GB" w:hAnsi="Hiragino Sans GB" w:eastAsia="Hiragino Sans GB" w:cs="Hiragino Sans GB" w:hint="eastAsia"/>
           <w:b w:val="0"/>
           <w:color w:val="555555"/>
           <w:sz w:val="18"/>
@@ -781,7 +869,7 @@
       </w:pPr>
       <w:r>
         <w:rPr>
-          <w:rFonts w:ascii="Arial Unicode MS" w:hAnsi="Arial Unicode MS" w:eastAsia="Arial Unicode MS" w:cs="Arial Unicode MS" w:hint="eastAsia"/>
+          <w:rFonts w:ascii="Hiragino Sans GB" w:hAnsi="Hiragino Sans GB" w:eastAsia="Hiragino Sans GB" w:cs="Hiragino Sans GB" w:hint="eastAsia"/>
           <w:b/>
           <w:color w:val="5F7F08"/>
           <w:sz w:val="22"/>
@@ -796,7 +884,7 @@
       </w:pPr>
       <w:r>
         <w:rPr>
-          <w:rFonts w:ascii="Arial Unicode MS" w:hAnsi="Arial Unicode MS" w:eastAsia="Arial Unicode MS" w:cs="Arial Unicode MS" w:hint="eastAsia"/>
+          <w:rFonts w:ascii="Hiragino Sans GB" w:hAnsi="Hiragino Sans GB" w:eastAsia="Hiragino Sans GB" w:cs="Hiragino Sans GB" w:hint="eastAsia"/>
           <w:b w:val="0"/>
           <w:sz w:val="22"/>
           <w:lang w:val="zh-CN" w:eastAsia="zh-CN"/>
@@ -810,7 +898,7 @@
       </w:pPr>
       <w:r>
         <w:rPr>
-          <w:rFonts w:ascii="Arial Unicode MS" w:hAnsi="Arial Unicode MS" w:eastAsia="Arial Unicode MS" w:cs="Arial Unicode MS" w:hint="eastAsia"/>
+          <w:rFonts w:ascii="Hiragino Sans GB" w:hAnsi="Hiragino Sans GB" w:eastAsia="Hiragino Sans GB" w:cs="Hiragino Sans GB" w:hint="eastAsia"/>
           <w:b w:val="0"/>
           <w:color w:val="555555"/>
           <w:sz w:val="18"/>
@@ -825,7 +913,7 @@
       </w:pPr>
       <w:r>
         <w:rPr>
-          <w:rFonts w:ascii="Arial Unicode MS" w:hAnsi="Arial Unicode MS" w:eastAsia="Arial Unicode MS" w:cs="Arial Unicode MS" w:hint="eastAsia"/>
+          <w:rFonts w:ascii="Hiragino Sans GB" w:hAnsi="Hiragino Sans GB" w:eastAsia="Hiragino Sans GB" w:cs="Hiragino Sans GB" w:hint="eastAsia"/>
           <w:b/>
           <w:color w:val="111812"/>
           <w:sz w:val="30"/>
@@ -841,7 +929,7 @@
       </w:pPr>
       <w:r>
         <w:rPr>
-          <w:rFonts w:ascii="Arial Unicode MS" w:hAnsi="Arial Unicode MS" w:eastAsia="Arial Unicode MS" w:cs="Arial Unicode MS" w:hint="eastAsia"/>
+          <w:rFonts w:ascii="Hiragino Sans GB" w:hAnsi="Hiragino Sans GB" w:eastAsia="Hiragino Sans GB" w:cs="Hiragino Sans GB" w:hint="eastAsia"/>
           <w:sz w:val="20"/>
           <w:lang w:val="zh-CN" w:eastAsia="zh-CN"/>
         </w:rPr>
@@ -855,7 +943,7 @@
       </w:pPr>
       <w:r>
         <w:rPr>
-          <w:rFonts w:ascii="Arial Unicode MS" w:hAnsi="Arial Unicode MS" w:eastAsia="Arial Unicode MS" w:cs="Arial Unicode MS" w:hint="eastAsia"/>
+          <w:rFonts w:ascii="Hiragino Sans GB" w:hAnsi="Hiragino Sans GB" w:eastAsia="Hiragino Sans GB" w:cs="Hiragino Sans GB" w:hint="eastAsia"/>
           <w:sz w:val="20"/>
           <w:lang w:val="zh-CN" w:eastAsia="zh-CN"/>
         </w:rPr>
@@ -869,7 +957,7 @@
       </w:pPr>
       <w:r>
         <w:rPr>
-          <w:rFonts w:ascii="Arial Unicode MS" w:hAnsi="Arial Unicode MS" w:eastAsia="Arial Unicode MS" w:cs="Arial Unicode MS" w:hint="eastAsia"/>
+          <w:rFonts w:ascii="Hiragino Sans GB" w:hAnsi="Hiragino Sans GB" w:eastAsia="Hiragino Sans GB" w:cs="Hiragino Sans GB" w:hint="eastAsia"/>
           <w:sz w:val="20"/>
           <w:lang w:val="zh-CN" w:eastAsia="zh-CN"/>
         </w:rPr>
@@ -883,7 +971,7 @@
       </w:pPr>
       <w:r>
         <w:rPr>
-          <w:rFonts w:ascii="Arial Unicode MS" w:hAnsi="Arial Unicode MS" w:eastAsia="Arial Unicode MS" w:cs="Arial Unicode MS" w:hint="eastAsia"/>
+          <w:rFonts w:ascii="Hiragino Sans GB" w:hAnsi="Hiragino Sans GB" w:eastAsia="Hiragino Sans GB" w:cs="Hiragino Sans GB" w:hint="eastAsia"/>
           <w:sz w:val="20"/>
           <w:lang w:val="zh-CN" w:eastAsia="zh-CN"/>
         </w:rPr>
@@ -897,7 +985,7 @@
       </w:pPr>
       <w:r>
         <w:rPr>
-          <w:rFonts w:ascii="Arial Unicode MS" w:hAnsi="Arial Unicode MS" w:eastAsia="Arial Unicode MS" w:cs="Arial Unicode MS" w:hint="eastAsia"/>
+          <w:rFonts w:ascii="Hiragino Sans GB" w:hAnsi="Hiragino Sans GB" w:eastAsia="Hiragino Sans GB" w:cs="Hiragino Sans GB" w:hint="eastAsia"/>
           <w:sz w:val="20"/>
           <w:lang w:val="zh-CN" w:eastAsia="zh-CN"/>
         </w:rPr>
@@ -911,11 +999,11 @@
       </w:pPr>
       <w:r>
         <w:rPr>
-          <w:rFonts w:ascii="Arial Unicode MS" w:hAnsi="Arial Unicode MS" w:eastAsia="Arial Unicode MS" w:cs="Arial Unicode MS" w:hint="eastAsia"/>
+          <w:rFonts w:ascii="Hiragino Sans GB" w:hAnsi="Hiragino Sans GB" w:eastAsia="Hiragino Sans GB" w:cs="Hiragino Sans GB" w:hint="eastAsia"/>
           <w:sz w:val="20"/>
           <w:lang w:val="zh-CN" w:eastAsia="zh-CN"/>
         </w:rPr>
-        <w:t>屏幕截图：建议上传两张 1280×800 截图，最多不要超过 5 张。</w:t>
+        <w:t>屏幕截图：按概览、覆盖、历史、设置的顺序上传四张 1280×800 截图。</w:t>
       </w:r>
     </w:p>
     <w:p>
@@ -925,7 +1013,7 @@
       </w:pPr>
       <w:r>
         <w:rPr>
-          <w:rFonts w:ascii="Arial Unicode MS" w:hAnsi="Arial Unicode MS" w:eastAsia="Arial Unicode MS" w:cs="Arial Unicode MS" w:hint="eastAsia"/>
+          <w:rFonts w:ascii="Hiragino Sans GB" w:hAnsi="Hiragino Sans GB" w:eastAsia="Hiragino Sans GB" w:cs="Hiragino Sans GB" w:hint="eastAsia"/>
           <w:sz w:val="20"/>
           <w:lang w:val="zh-CN" w:eastAsia="zh-CN"/>
         </w:rPr>
@@ -939,7 +1027,7 @@
       </w:pPr>
       <w:r>
         <w:rPr>
-          <w:rFonts w:ascii="Arial Unicode MS" w:hAnsi="Arial Unicode MS" w:eastAsia="Arial Unicode MS" w:cs="Arial Unicode MS" w:hint="eastAsia"/>
+          <w:rFonts w:ascii="Hiragino Sans GB" w:hAnsi="Hiragino Sans GB" w:eastAsia="Hiragino Sans GB" w:cs="Hiragino Sans GB" w:hint="eastAsia"/>
           <w:sz w:val="20"/>
           <w:lang w:val="zh-CN" w:eastAsia="zh-CN"/>
         </w:rPr>
@@ -952,7 +1040,7 @@
       </w:pPr>
       <w:r>
         <w:rPr>
-          <w:rFonts w:ascii="Arial Unicode MS" w:hAnsi="Arial Unicode MS" w:eastAsia="Arial Unicode MS" w:cs="Arial Unicode MS" w:hint="eastAsia"/>
+          <w:rFonts w:ascii="Hiragino Sans GB" w:hAnsi="Hiragino Sans GB" w:eastAsia="Hiragino Sans GB" w:cs="Hiragino Sans GB" w:hint="eastAsia"/>
           <w:b/>
           <w:color w:val="111812"/>
           <w:sz w:val="30"/>
@@ -967,7 +1055,7 @@
       </w:pPr>
       <w:r>
         <w:rPr>
-          <w:rFonts w:ascii="Arial Unicode MS" w:hAnsi="Arial Unicode MS" w:eastAsia="Arial Unicode MS" w:cs="Arial Unicode MS" w:hint="eastAsia"/>
+          <w:rFonts w:ascii="Hiragino Sans GB" w:hAnsi="Hiragino Sans GB" w:eastAsia="Hiragino Sans GB" w:cs="Hiragino Sans GB" w:hint="eastAsia"/>
           <w:b/>
           <w:color w:val="5F7F08"/>
           <w:sz w:val="22"/>
@@ -982,7 +1070,7 @@
       </w:pPr>
       <w:r>
         <w:rPr>
-          <w:rFonts w:ascii="Arial Unicode MS" w:hAnsi="Arial Unicode MS" w:eastAsia="Arial Unicode MS" w:cs="Arial Unicode MS" w:hint="eastAsia"/>
+          <w:rFonts w:ascii="Hiragino Sans GB" w:hAnsi="Hiragino Sans GB" w:eastAsia="Hiragino Sans GB" w:cs="Hiragino Sans GB" w:hint="eastAsia"/>
           <w:b w:val="0"/>
           <w:sz w:val="22"/>
           <w:lang w:val="zh-CN" w:eastAsia="zh-CN"/>
@@ -996,7 +1084,7 @@
       </w:pPr>
       <w:r>
         <w:rPr>
-          <w:rFonts w:ascii="Arial Unicode MS" w:hAnsi="Arial Unicode MS" w:eastAsia="Arial Unicode MS" w:cs="Arial Unicode MS" w:hint="eastAsia"/>
+          <w:rFonts w:ascii="Hiragino Sans GB" w:hAnsi="Hiragino Sans GB" w:eastAsia="Hiragino Sans GB" w:cs="Hiragino Sans GB" w:hint="eastAsia"/>
           <w:b w:val="0"/>
           <w:color w:val="555555"/>
           <w:sz w:val="18"/>
@@ -1011,7 +1099,7 @@
       </w:pPr>
       <w:r>
         <w:rPr>
-          <w:rFonts w:ascii="Arial Unicode MS" w:hAnsi="Arial Unicode MS" w:eastAsia="Arial Unicode MS" w:cs="Arial Unicode MS" w:hint="eastAsia"/>
+          <w:rFonts w:ascii="Hiragino Sans GB" w:hAnsi="Hiragino Sans GB" w:eastAsia="Hiragino Sans GB" w:cs="Hiragino Sans GB" w:hint="eastAsia"/>
           <w:b/>
           <w:color w:val="5F7F08"/>
           <w:sz w:val="22"/>
@@ -1026,7 +1114,7 @@
       </w:pPr>
       <w:r>
         <w:rPr>
-          <w:rFonts w:ascii="Arial Unicode MS" w:hAnsi="Arial Unicode MS" w:eastAsia="Arial Unicode MS" w:cs="Arial Unicode MS" w:hint="eastAsia"/>
+          <w:rFonts w:ascii="Hiragino Sans GB" w:hAnsi="Hiragino Sans GB" w:eastAsia="Hiragino Sans GB" w:cs="Hiragino Sans GB" w:hint="eastAsia"/>
           <w:b w:val="0"/>
           <w:sz w:val="22"/>
           <w:lang w:val="zh-CN" w:eastAsia="zh-CN"/>
@@ -1040,7 +1128,7 @@
       </w:pPr>
       <w:r>
         <w:rPr>
-          <w:rFonts w:ascii="Arial Unicode MS" w:hAnsi="Arial Unicode MS" w:eastAsia="Arial Unicode MS" w:cs="Arial Unicode MS" w:hint="eastAsia"/>
+          <w:rFonts w:ascii="Hiragino Sans GB" w:hAnsi="Hiragino Sans GB" w:eastAsia="Hiragino Sans GB" w:cs="Hiragino Sans GB" w:hint="eastAsia"/>
           <w:b w:val="0"/>
           <w:color w:val="555555"/>
           <w:sz w:val="18"/>
@@ -1055,7 +1143,7 @@
       </w:pPr>
       <w:r>
         <w:rPr>
-          <w:rFonts w:ascii="Arial Unicode MS" w:hAnsi="Arial Unicode MS" w:eastAsia="Arial Unicode MS" w:cs="Arial Unicode MS" w:hint="eastAsia"/>
+          <w:rFonts w:ascii="Hiragino Sans GB" w:hAnsi="Hiragino Sans GB" w:eastAsia="Hiragino Sans GB" w:cs="Hiragino Sans GB" w:hint="eastAsia"/>
           <w:b/>
           <w:color w:val="5F7F08"/>
           <w:sz w:val="22"/>
@@ -1070,7 +1158,7 @@
       </w:pPr>
       <w:r>
         <w:rPr>
-          <w:rFonts w:ascii="Arial Unicode MS" w:hAnsi="Arial Unicode MS" w:eastAsia="Arial Unicode MS" w:cs="Arial Unicode MS" w:hint="eastAsia"/>
+          <w:rFonts w:ascii="Hiragino Sans GB" w:hAnsi="Hiragino Sans GB" w:eastAsia="Hiragino Sans GB" w:cs="Hiragino Sans GB" w:hint="eastAsia"/>
           <w:b w:val="0"/>
           <w:sz w:val="22"/>
           <w:lang w:val="zh-CN" w:eastAsia="zh-CN"/>
@@ -1084,7 +1172,7 @@
       </w:pPr>
       <w:r>
         <w:rPr>
-          <w:rFonts w:ascii="Arial Unicode MS" w:hAnsi="Arial Unicode MS" w:eastAsia="Arial Unicode MS" w:cs="Arial Unicode MS" w:hint="eastAsia"/>
+          <w:rFonts w:ascii="Hiragino Sans GB" w:hAnsi="Hiragino Sans GB" w:eastAsia="Hiragino Sans GB" w:cs="Hiragino Sans GB" w:hint="eastAsia"/>
           <w:b/>
           <w:color w:val="5F7F08"/>
           <w:sz w:val="22"/>
@@ -1099,7 +1187,7 @@
       </w:pPr>
       <w:r>
         <w:rPr>
-          <w:rFonts w:ascii="Arial Unicode MS" w:hAnsi="Arial Unicode MS" w:eastAsia="Arial Unicode MS" w:cs="Arial Unicode MS" w:hint="eastAsia"/>
+          <w:rFonts w:ascii="Hiragino Sans GB" w:hAnsi="Hiragino Sans GB" w:eastAsia="Hiragino Sans GB" w:cs="Hiragino Sans GB" w:hint="eastAsia"/>
           <w:b w:val="0"/>
           <w:sz w:val="22"/>
           <w:lang w:val="zh-CN" w:eastAsia="zh-CN"/>
@@ -1113,7 +1201,7 @@
       </w:pPr>
       <w:r>
         <w:rPr>
-          <w:rFonts w:ascii="Arial Unicode MS" w:hAnsi="Arial Unicode MS" w:eastAsia="Arial Unicode MS" w:cs="Arial Unicode MS" w:hint="eastAsia"/>
+          <w:rFonts w:ascii="Hiragino Sans GB" w:hAnsi="Hiragino Sans GB" w:eastAsia="Hiragino Sans GB" w:cs="Hiragino Sans GB" w:hint="eastAsia"/>
           <w:b/>
           <w:color w:val="5F7F08"/>
           <w:sz w:val="22"/>
@@ -1128,7 +1216,7 @@
       </w:pPr>
       <w:r>
         <w:rPr>
-          <w:rFonts w:ascii="Arial Unicode MS" w:hAnsi="Arial Unicode MS" w:eastAsia="Arial Unicode MS" w:cs="Arial Unicode MS" w:hint="eastAsia"/>
+          <w:rFonts w:ascii="Hiragino Sans GB" w:hAnsi="Hiragino Sans GB" w:eastAsia="Hiragino Sans GB" w:cs="Hiragino Sans GB" w:hint="eastAsia"/>
           <w:b w:val="0"/>
           <w:sz w:val="22"/>
           <w:lang w:val="zh-CN" w:eastAsia="zh-CN"/>
@@ -1142,7 +1230,7 @@
       </w:pPr>
       <w:r>
         <w:rPr>
-          <w:rFonts w:ascii="Arial Unicode MS" w:hAnsi="Arial Unicode MS" w:eastAsia="Arial Unicode MS" w:cs="Arial Unicode MS" w:hint="eastAsia"/>
+          <w:rFonts w:ascii="Hiragino Sans GB" w:hAnsi="Hiragino Sans GB" w:eastAsia="Hiragino Sans GB" w:cs="Hiragino Sans GB" w:hint="eastAsia"/>
           <w:b/>
           <w:color w:val="5F7F08"/>
           <w:sz w:val="22"/>
@@ -1157,7 +1245,7 @@
       </w:pPr>
       <w:r>
         <w:rPr>
-          <w:rFonts w:ascii="Arial Unicode MS" w:hAnsi="Arial Unicode MS" w:eastAsia="Arial Unicode MS" w:cs="Arial Unicode MS" w:hint="eastAsia"/>
+          <w:rFonts w:ascii="Hiragino Sans GB" w:hAnsi="Hiragino Sans GB" w:eastAsia="Hiragino Sans GB" w:cs="Hiragino Sans GB" w:hint="eastAsia"/>
           <w:b w:val="0"/>
           <w:sz w:val="22"/>
           <w:lang w:val="zh-CN" w:eastAsia="zh-CN"/>
@@ -1171,7 +1259,7 @@
       </w:pPr>
       <w:r>
         <w:rPr>
-          <w:rFonts w:ascii="Arial Unicode MS" w:hAnsi="Arial Unicode MS" w:eastAsia="Arial Unicode MS" w:cs="Arial Unicode MS" w:hint="eastAsia"/>
+          <w:rFonts w:ascii="Hiragino Sans GB" w:hAnsi="Hiragino Sans GB" w:eastAsia="Hiragino Sans GB" w:cs="Hiragino Sans GB" w:hint="eastAsia"/>
           <w:b/>
           <w:color w:val="5F7F08"/>
           <w:sz w:val="22"/>
@@ -1186,7 +1274,7 @@
       </w:pPr>
       <w:r>
         <w:rPr>
-          <w:rFonts w:ascii="Arial Unicode MS" w:hAnsi="Arial Unicode MS" w:eastAsia="Arial Unicode MS" w:cs="Arial Unicode MS" w:hint="eastAsia"/>
+          <w:rFonts w:ascii="Hiragino Sans GB" w:hAnsi="Hiragino Sans GB" w:eastAsia="Hiragino Sans GB" w:cs="Hiragino Sans GB" w:hint="eastAsia"/>
           <w:b w:val="0"/>
           <w:sz w:val="22"/>
           <w:lang w:val="zh-CN" w:eastAsia="zh-CN"/>
@@ -1200,7 +1288,7 @@
       </w:pPr>
       <w:r>
         <w:rPr>
-          <w:rFonts w:ascii="Arial Unicode MS" w:hAnsi="Arial Unicode MS" w:eastAsia="Arial Unicode MS" w:cs="Arial Unicode MS" w:hint="eastAsia"/>
+          <w:rFonts w:ascii="Hiragino Sans GB" w:hAnsi="Hiragino Sans GB" w:eastAsia="Hiragino Sans GB" w:cs="Hiragino Sans GB" w:hint="eastAsia"/>
           <w:b/>
           <w:color w:val="5F7F08"/>
           <w:sz w:val="22"/>
@@ -1215,7 +1303,7 @@
       </w:pPr>
       <w:r>
         <w:rPr>
-          <w:rFonts w:ascii="Arial Unicode MS" w:hAnsi="Arial Unicode MS" w:eastAsia="Arial Unicode MS" w:cs="Arial Unicode MS" w:hint="eastAsia"/>
+          <w:rFonts w:ascii="Hiragino Sans GB" w:hAnsi="Hiragino Sans GB" w:eastAsia="Hiragino Sans GB" w:cs="Hiragino Sans GB" w:hint="eastAsia"/>
           <w:b w:val="0"/>
           <w:sz w:val="22"/>
           <w:lang w:val="zh-CN" w:eastAsia="zh-CN"/>
@@ -1229,7 +1317,7 @@
       </w:pPr>
       <w:r>
         <w:rPr>
-          <w:rFonts w:ascii="Arial Unicode MS" w:hAnsi="Arial Unicode MS" w:eastAsia="Arial Unicode MS" w:cs="Arial Unicode MS" w:hint="eastAsia"/>
+          <w:rFonts w:ascii="Hiragino Sans GB" w:hAnsi="Hiragino Sans GB" w:eastAsia="Hiragino Sans GB" w:cs="Hiragino Sans GB" w:hint="eastAsia"/>
           <w:b/>
           <w:color w:val="5F7F08"/>
           <w:sz w:val="22"/>
@@ -1244,7 +1332,7 @@
       </w:pPr>
       <w:r>
         <w:rPr>
-          <w:rFonts w:ascii="Arial Unicode MS" w:hAnsi="Arial Unicode MS" w:eastAsia="Arial Unicode MS" w:cs="Arial Unicode MS" w:hint="eastAsia"/>
+          <w:rFonts w:ascii="Hiragino Sans GB" w:hAnsi="Hiragino Sans GB" w:eastAsia="Hiragino Sans GB" w:cs="Hiragino Sans GB" w:hint="eastAsia"/>
           <w:b w:val="0"/>
           <w:sz w:val="22"/>
           <w:lang w:val="zh-CN" w:eastAsia="zh-CN"/>
@@ -1258,7 +1346,7 @@
       </w:pPr>
       <w:r>
         <w:rPr>
-          <w:rFonts w:ascii="Arial Unicode MS" w:hAnsi="Arial Unicode MS" w:eastAsia="Arial Unicode MS" w:cs="Arial Unicode MS" w:hint="eastAsia"/>
+          <w:rFonts w:ascii="Hiragino Sans GB" w:hAnsi="Hiragino Sans GB" w:eastAsia="Hiragino Sans GB" w:cs="Hiragino Sans GB" w:hint="eastAsia"/>
           <w:b w:val="0"/>
           <w:color w:val="555555"/>
           <w:sz w:val="18"/>
@@ -1273,7 +1361,7 @@
       </w:pPr>
       <w:r>
         <w:rPr>
-          <w:rFonts w:ascii="Arial Unicode MS" w:hAnsi="Arial Unicode MS" w:eastAsia="Arial Unicode MS" w:cs="Arial Unicode MS" w:hint="eastAsia"/>
+          <w:rFonts w:ascii="Hiragino Sans GB" w:hAnsi="Hiragino Sans GB" w:eastAsia="Hiragino Sans GB" w:cs="Hiragino Sans GB" w:hint="eastAsia"/>
           <w:b/>
           <w:color w:val="5F7F08"/>
           <w:sz w:val="22"/>
@@ -1288,7 +1376,7 @@
       </w:pPr>
       <w:r>
         <w:rPr>
-          <w:rFonts w:ascii="Arial Unicode MS" w:hAnsi="Arial Unicode MS" w:eastAsia="Arial Unicode MS" w:cs="Arial Unicode MS" w:hint="eastAsia"/>
+          <w:rFonts w:ascii="Hiragino Sans GB" w:hAnsi="Hiragino Sans GB" w:eastAsia="Hiragino Sans GB" w:cs="Hiragino Sans GB" w:hint="eastAsia"/>
           <w:b w:val="0"/>
           <w:sz w:val="22"/>
           <w:lang w:val="zh-CN" w:eastAsia="zh-CN"/>
@@ -1302,7 +1390,7 @@
       </w:pPr>
       <w:r>
         <w:rPr>
-          <w:rFonts w:ascii="Arial Unicode MS" w:hAnsi="Arial Unicode MS" w:eastAsia="Arial Unicode MS" w:cs="Arial Unicode MS" w:hint="eastAsia"/>
+          <w:rFonts w:ascii="Hiragino Sans GB" w:hAnsi="Hiragino Sans GB" w:eastAsia="Hiragino Sans GB" w:cs="Hiragino Sans GB" w:hint="eastAsia"/>
           <w:b/>
           <w:color w:val="5F7F08"/>
           <w:sz w:val="22"/>
@@ -1317,7 +1405,7 @@
       </w:pPr>
       <w:r>
         <w:rPr>
-          <w:rFonts w:ascii="Arial Unicode MS" w:hAnsi="Arial Unicode MS" w:eastAsia="Arial Unicode MS" w:cs="Arial Unicode MS" w:hint="eastAsia"/>
+          <w:rFonts w:ascii="Hiragino Sans GB" w:hAnsi="Hiragino Sans GB" w:eastAsia="Hiragino Sans GB" w:cs="Hiragino Sans GB" w:hint="eastAsia"/>
           <w:b w:val="0"/>
           <w:sz w:val="22"/>
           <w:lang w:val="zh-CN" w:eastAsia="zh-CN"/>
@@ -1331,7 +1419,7 @@
       </w:pPr>
       <w:r>
         <w:rPr>
-          <w:rFonts w:ascii="Arial Unicode MS" w:hAnsi="Arial Unicode MS" w:eastAsia="Arial Unicode MS" w:cs="Arial Unicode MS" w:hint="eastAsia"/>
+          <w:rFonts w:ascii="Hiragino Sans GB" w:hAnsi="Hiragino Sans GB" w:eastAsia="Hiragino Sans GB" w:cs="Hiragino Sans GB" w:hint="eastAsia"/>
           <w:b w:val="0"/>
           <w:color w:val="555555"/>
           <w:sz w:val="18"/>
@@ -1346,7 +1434,7 @@
       </w:pPr>
       <w:r>
         <w:rPr>
-          <w:rFonts w:ascii="Arial Unicode MS" w:hAnsi="Arial Unicode MS" w:eastAsia="Arial Unicode MS" w:cs="Arial Unicode MS" w:hint="eastAsia"/>
+          <w:rFonts w:ascii="Hiragino Sans GB" w:hAnsi="Hiragino Sans GB" w:eastAsia="Hiragino Sans GB" w:cs="Hiragino Sans GB" w:hint="eastAsia"/>
           <w:b/>
           <w:color w:val="5F7F08"/>
           <w:sz w:val="22"/>
@@ -1361,7 +1449,7 @@
       </w:pPr>
       <w:r>
         <w:rPr>
-          <w:rFonts w:ascii="Arial Unicode MS" w:hAnsi="Arial Unicode MS" w:eastAsia="Arial Unicode MS" w:cs="Arial Unicode MS" w:hint="eastAsia"/>
+          <w:rFonts w:ascii="Hiragino Sans GB" w:hAnsi="Hiragino Sans GB" w:eastAsia="Hiragino Sans GB" w:cs="Hiragino Sans GB" w:hint="eastAsia"/>
           <w:b w:val="0"/>
           <w:sz w:val="22"/>
           <w:lang w:val="zh-CN" w:eastAsia="zh-CN"/>
@@ -1375,7 +1463,7 @@
       </w:pPr>
       <w:r>
         <w:rPr>
-          <w:rFonts w:ascii="Arial Unicode MS" w:hAnsi="Arial Unicode MS" w:eastAsia="Arial Unicode MS" w:cs="Arial Unicode MS" w:hint="eastAsia"/>
+          <w:rFonts w:ascii="Hiragino Sans GB" w:hAnsi="Hiragino Sans GB" w:eastAsia="Hiragino Sans GB" w:cs="Hiragino Sans GB" w:hint="eastAsia"/>
           <w:b w:val="0"/>
           <w:color w:val="555555"/>
           <w:sz w:val="18"/>
@@ -1390,7 +1478,7 @@
       </w:pPr>
       <w:r>
         <w:rPr>
-          <w:rFonts w:ascii="Arial Unicode MS" w:hAnsi="Arial Unicode MS" w:eastAsia="Arial Unicode MS" w:cs="Arial Unicode MS" w:hint="eastAsia"/>
+          <w:rFonts w:ascii="Hiragino Sans GB" w:hAnsi="Hiragino Sans GB" w:eastAsia="Hiragino Sans GB" w:cs="Hiragino Sans GB" w:hint="eastAsia"/>
           <w:b/>
           <w:color w:val="5F7F08"/>
           <w:sz w:val="22"/>
@@ -1405,7 +1493,7 @@
       </w:pPr>
       <w:r>
         <w:rPr>
-          <w:rFonts w:ascii="Arial Unicode MS" w:hAnsi="Arial Unicode MS" w:eastAsia="Arial Unicode MS" w:cs="Arial Unicode MS" w:hint="eastAsia"/>
+          <w:rFonts w:ascii="Hiragino Sans GB" w:hAnsi="Hiragino Sans GB" w:eastAsia="Hiragino Sans GB" w:cs="Hiragino Sans GB" w:hint="eastAsia"/>
           <w:b w:val="0"/>
           <w:sz w:val="22"/>
           <w:lang w:val="zh-CN" w:eastAsia="zh-CN"/>
@@ -1419,7 +1507,7 @@
       </w:pPr>
       <w:r>
         <w:rPr>
-          <w:rFonts w:ascii="Arial Unicode MS" w:hAnsi="Arial Unicode MS" w:eastAsia="Arial Unicode MS" w:cs="Arial Unicode MS" w:hint="eastAsia"/>
+          <w:rFonts w:ascii="Hiragino Sans GB" w:hAnsi="Hiragino Sans GB" w:eastAsia="Hiragino Sans GB" w:cs="Hiragino Sans GB" w:hint="eastAsia"/>
           <w:b w:val="0"/>
           <w:color w:val="555555"/>
           <w:sz w:val="18"/>
@@ -1434,7 +1522,7 @@
       </w:pPr>
       <w:r>
         <w:rPr>
-          <w:rFonts w:ascii="Arial Unicode MS" w:hAnsi="Arial Unicode MS" w:eastAsia="Arial Unicode MS" w:cs="Arial Unicode MS" w:hint="eastAsia"/>
+          <w:rFonts w:ascii="Hiragino Sans GB" w:hAnsi="Hiragino Sans GB" w:eastAsia="Hiragino Sans GB" w:cs="Hiragino Sans GB" w:hint="eastAsia"/>
           <w:b/>
           <w:color w:val="5F7F08"/>
           <w:sz w:val="22"/>
@@ -1449,7 +1537,7 @@
       </w:pPr>
       <w:r>
         <w:rPr>
-          <w:rFonts w:ascii="Arial Unicode MS" w:hAnsi="Arial Unicode MS" w:eastAsia="Arial Unicode MS" w:cs="Arial Unicode MS" w:hint="eastAsia"/>
+          <w:rFonts w:ascii="Hiragino Sans GB" w:hAnsi="Hiragino Sans GB" w:eastAsia="Hiragino Sans GB" w:cs="Hiragino Sans GB" w:hint="eastAsia"/>
           <w:b w:val="0"/>
           <w:sz w:val="22"/>
           <w:lang w:val="zh-CN" w:eastAsia="zh-CN"/>
@@ -1475,7 +1563,7 @@
       </w:pPr>
       <w:r>
         <w:rPr>
-          <w:rFonts w:ascii="Arial Unicode MS" w:hAnsi="Arial Unicode MS" w:eastAsia="Arial Unicode MS" w:cs="Arial Unicode MS" w:hint="eastAsia"/>
+          <w:rFonts w:ascii="Hiragino Sans GB" w:hAnsi="Hiragino Sans GB" w:eastAsia="Hiragino Sans GB" w:cs="Hiragino Sans GB" w:hint="eastAsia"/>
           <w:b w:val="0"/>
           <w:color w:val="555555"/>
           <w:sz w:val="18"/>
@@ -1490,7 +1578,7 @@
       </w:pPr>
       <w:r>
         <w:rPr>
-          <w:rFonts w:ascii="Arial Unicode MS" w:hAnsi="Arial Unicode MS" w:eastAsia="Arial Unicode MS" w:cs="Arial Unicode MS" w:hint="eastAsia"/>
+          <w:rFonts w:ascii="Hiragino Sans GB" w:hAnsi="Hiragino Sans GB" w:eastAsia="Hiragino Sans GB" w:cs="Hiragino Sans GB" w:hint="eastAsia"/>
           <w:b/>
           <w:color w:val="111812"/>
           <w:sz w:val="30"/>
@@ -1506,7 +1594,7 @@
       </w:pPr>
       <w:r>
         <w:rPr>
-          <w:rFonts w:ascii="Arial Unicode MS" w:hAnsi="Arial Unicode MS" w:eastAsia="Arial Unicode MS" w:cs="Arial Unicode MS" w:hint="eastAsia"/>
+          <w:rFonts w:ascii="Hiragino Sans GB" w:hAnsi="Hiragino Sans GB" w:eastAsia="Hiragino Sans GB" w:cs="Hiragino Sans GB" w:hint="eastAsia"/>
           <w:sz w:val="20"/>
           <w:lang w:val="zh-CN" w:eastAsia="zh-CN"/>
         </w:rPr>
@@ -1520,7 +1608,7 @@
       </w:pPr>
       <w:r>
         <w:rPr>
-          <w:rFonts w:ascii="Arial Unicode MS" w:hAnsi="Arial Unicode MS" w:eastAsia="Arial Unicode MS" w:cs="Arial Unicode MS" w:hint="eastAsia"/>
+          <w:rFonts w:ascii="Hiragino Sans GB" w:hAnsi="Hiragino Sans GB" w:eastAsia="Hiragino Sans GB" w:cs="Hiragino Sans GB" w:hint="eastAsia"/>
           <w:sz w:val="20"/>
           <w:lang w:val="zh-CN" w:eastAsia="zh-CN"/>
         </w:rPr>
@@ -1534,7 +1622,7 @@
       </w:pPr>
       <w:r>
         <w:rPr>
-          <w:rFonts w:ascii="Arial Unicode MS" w:hAnsi="Arial Unicode MS" w:eastAsia="Arial Unicode MS" w:cs="Arial Unicode MS" w:hint="eastAsia"/>
+          <w:rFonts w:ascii="Hiragino Sans GB" w:hAnsi="Hiragino Sans GB" w:eastAsia="Hiragino Sans GB" w:cs="Hiragino Sans GB" w:hint="eastAsia"/>
           <w:sz w:val="20"/>
           <w:lang w:val="zh-CN" w:eastAsia="zh-CN"/>
         </w:rPr>
@@ -1548,7 +1636,7 @@
       </w:pPr>
       <w:r>
         <w:rPr>
-          <w:rFonts w:ascii="Arial Unicode MS" w:hAnsi="Arial Unicode MS" w:eastAsia="Arial Unicode MS" w:cs="Arial Unicode MS" w:hint="eastAsia"/>
+          <w:rFonts w:ascii="Hiragino Sans GB" w:hAnsi="Hiragino Sans GB" w:eastAsia="Hiragino Sans GB" w:cs="Hiragino Sans GB" w:hint="eastAsia"/>
           <w:sz w:val="20"/>
           <w:lang w:val="zh-CN" w:eastAsia="zh-CN"/>
         </w:rPr>
@@ -1562,7 +1650,7 @@
       </w:pPr>
       <w:r>
         <w:rPr>
-          <w:rFonts w:ascii="Arial Unicode MS" w:hAnsi="Arial Unicode MS" w:eastAsia="Arial Unicode MS" w:cs="Arial Unicode MS" w:hint="eastAsia"/>
+          <w:rFonts w:ascii="Hiragino Sans GB" w:hAnsi="Hiragino Sans GB" w:eastAsia="Hiragino Sans GB" w:cs="Hiragino Sans GB" w:hint="eastAsia"/>
           <w:sz w:val="20"/>
           <w:lang w:val="zh-CN" w:eastAsia="zh-CN"/>
         </w:rPr>
@@ -1576,7 +1664,7 @@
       </w:pPr>
       <w:r>
         <w:rPr>
-          <w:rFonts w:ascii="Arial Unicode MS" w:hAnsi="Arial Unicode MS" w:eastAsia="Arial Unicode MS" w:cs="Arial Unicode MS" w:hint="eastAsia"/>
+          <w:rFonts w:ascii="Hiragino Sans GB" w:hAnsi="Hiragino Sans GB" w:eastAsia="Hiragino Sans GB" w:cs="Hiragino Sans GB" w:hint="eastAsia"/>
           <w:sz w:val="20"/>
           <w:lang w:val="zh-CN" w:eastAsia="zh-CN"/>
         </w:rPr>
